--- a/SEMANA4/Presentación Semana 04 – Ejercicios .docx
+++ b/SEMANA4/Presentación Semana 04 – Ejercicios .docx
@@ -37,6 +37,16 @@
           <w:szCs w:val="18"/>
         </w:rPr>
       </w:r>
+      <w:r>
+        <w:rPr>
+          <w:rFonts w:ascii="Times New Roman" w:hAnsi="Times New Roman" w:cs="Times New Roman"/>
+          <w:b/>
+          <w:bCs/>
+          <w:sz w:val="18"/>
+          <w:szCs w:val="18"/>
+          <w:highlight w:val="none"/>
+        </w:rPr>
+      </w:r>
     </w:p>
     <w:p>
       <w:pPr>
@@ -92,11 +102,9 @@
       </w:r>
       <w:r>
         <w:rPr>
-          <w:rFonts w:ascii="Times New Roman" w:hAnsi="Times New Roman" w:eastAsia="Times New Roman" w:cs="Times New Roman"/>
-          <w:sz w:val="18"/>
-          <w:szCs w:val="18"/>
-          <w:highlight w:val="none"/>
-          <w:lang w:val="es-PE"/>
+          <w:rFonts w:ascii="Times New Roman" w:hAnsi="Times New Roman" w:cs="Times New Roman"/>
+          <w:sz w:val="18"/>
+          <w:szCs w:val="18"/>
         </w:rPr>
       </w:r>
     </w:p>
@@ -130,6 +138,13 @@
           <w:lang w:val="es-PE"/>
         </w:rPr>
       </w:r>
+      <w:r>
+        <w:rPr>
+          <w:rFonts w:ascii="Times New Roman" w:hAnsi="Times New Roman" w:cs="Times New Roman"/>
+          <w:sz w:val="18"/>
+          <w:szCs w:val="18"/>
+        </w:rPr>
+      </w:r>
     </w:p>
     <w:p>
       <w:pPr>
@@ -161,6 +176,13 @@
           <w:lang w:val="es-PE"/>
         </w:rPr>
       </w:r>
+      <w:r>
+        <w:rPr>
+          <w:rFonts w:ascii="Times New Roman" w:hAnsi="Times New Roman" w:cs="Times New Roman"/>
+          <w:sz w:val="18"/>
+          <w:szCs w:val="18"/>
+        </w:rPr>
+      </w:r>
     </w:p>
     <w:p>
       <w:pPr>
@@ -192,6 +214,13 @@
           <w:lang w:val="es-PE"/>
         </w:rPr>
       </w:r>
+      <w:r>
+        <w:rPr>
+          <w:rFonts w:ascii="Times New Roman" w:hAnsi="Times New Roman" w:cs="Times New Roman"/>
+          <w:sz w:val="18"/>
+          <w:szCs w:val="18"/>
+        </w:rPr>
+      </w:r>
     </w:p>
     <w:p>
       <w:pPr>
@@ -228,19 +257,19 @@
       </w:r>
       <w:r>
         <w:rPr>
+          <w:rFonts w:ascii="Times New Roman" w:hAnsi="Times New Roman" w:cs="Times New Roman"/>
+          <w:sz w:val="18"/>
+          <w:szCs w:val="18"/>
+          <w:highlight w:val="none"/>
+        </w:rPr>
+      </w:r>
+      <w:r>
+        <w:rPr>
           <w:rFonts w:ascii="Times New Roman" w:hAnsi="Times New Roman" w:eastAsia="Times New Roman" w:cs="Times New Roman"/>
           <w:sz w:val="18"/>
           <w:szCs w:val="18"/>
           <w:highlight w:val="none"/>
           <w:lang w:val="es-PE"/>
-        </w:rPr>
-      </w:r>
-      <w:r>
-        <w:rPr>
-          <w:rFonts w:ascii="Times New Roman" w:hAnsi="Times New Roman" w:cs="Times New Roman"/>
-          <w:sz w:val="18"/>
-          <w:szCs w:val="18"/>
-          <w:highlight w:val="none"/>
         </w:rPr>
       </w:r>
     </w:p>
@@ -278,10 +307,19 @@
           <w:lang w:val="es-PE"/>
         </w:rPr>
       </w:r>
+      <w:r>
+        <w:rPr>
+          <w:rFonts w:ascii="Times New Roman" w:hAnsi="Times New Roman" w:eastAsia="Times New Roman" w:cs="Times New Roman"/>
+          <w:sz w:val="18"/>
+          <w:szCs w:val="18"/>
+          <w:highlight w:val="none"/>
+          <w:lang w:val="es-PE"/>
+        </w:rPr>
+      </w:r>
     </w:p>
     <w:p>
       <w:pPr>
-        <w:pStyle w:val="668"/>
+        <w:pStyle w:val="922"/>
         <w:numPr>
           <w:ilvl w:val="0"/>
           <w:numId w:val="10"/>
@@ -316,6 +354,15 @@
           <w:lang w:val="es-PE"/>
         </w:rPr>
       </w:r>
+      <w:r>
+        <w:rPr>
+          <w:rFonts w:ascii="Times New Roman" w:hAnsi="Times New Roman" w:eastAsia="Times New Roman" w:cs="Times New Roman"/>
+          <w:sz w:val="18"/>
+          <w:szCs w:val="18"/>
+          <w:highlight w:val="none"/>
+          <w:lang w:val="es-PE"/>
+        </w:rPr>
+      </w:r>
     </w:p>
     <w:p>
       <w:pPr>
@@ -349,6 +396,15 @@
           <w:lang w:val="es-PE"/>
         </w:rPr>
       </w:r>
+      <w:r>
+        <w:rPr>
+          <w:rFonts w:ascii="Times New Roman" w:hAnsi="Times New Roman" w:eastAsia="Times New Roman" w:cs="Times New Roman"/>
+          <w:sz w:val="18"/>
+          <w:szCs w:val="18"/>
+          <w:highlight w:val="none"/>
+          <w:lang w:val="es-PE"/>
+        </w:rPr>
+      </w:r>
     </w:p>
     <w:p>
       <w:pPr>
@@ -379,7 +435,7 @@
           <w:sz w:val="18"/>
           <w:szCs w:val="18"/>
           <w:highlight w:val="none"/>
-          <w:lang w:val="es-PE" w:bidi="es-PE"/>
+          <w:lang w:val="es-PE"/>
         </w:rPr>
       </w:r>
       <w:r>
@@ -394,7 +450,7 @@
     </w:p>
     <w:p>
       <w:pPr>
-        <w:pStyle w:val="668"/>
+        <w:pStyle w:val="922"/>
         <w:numPr>
           <w:ilvl w:val="0"/>
           <w:numId w:val="10"/>
@@ -429,10 +485,19 @@
           <w:lang w:val="es-PE"/>
         </w:rPr>
       </w:r>
+      <w:r>
+        <w:rPr>
+          <w:rFonts w:ascii="Times New Roman" w:hAnsi="Times New Roman" w:eastAsia="Times New Roman" w:cs="Times New Roman"/>
+          <w:sz w:val="18"/>
+          <w:szCs w:val="18"/>
+          <w:highlight w:val="none"/>
+          <w:lang w:val="es-PE"/>
+        </w:rPr>
+      </w:r>
     </w:p>
     <w:p>
       <w:pPr>
-        <w:pStyle w:val="668"/>
+        <w:pStyle w:val="922"/>
         <w:numPr>
           <w:ilvl w:val="0"/>
           <w:numId w:val="10"/>
@@ -467,10 +532,19 @@
           <w:lang w:val="es-PE"/>
         </w:rPr>
       </w:r>
+      <w:r>
+        <w:rPr>
+          <w:rFonts w:ascii="Times New Roman" w:hAnsi="Times New Roman" w:eastAsia="Times New Roman" w:cs="Times New Roman"/>
+          <w:sz w:val="18"/>
+          <w:szCs w:val="18"/>
+          <w:highlight w:val="none"/>
+          <w:lang w:val="es-PE"/>
+        </w:rPr>
+      </w:r>
     </w:p>
     <w:p>
       <w:pPr>
-        <w:pStyle w:val="668"/>
+        <w:pStyle w:val="922"/>
         <w:numPr>
           <w:ilvl w:val="0"/>
           <w:numId w:val="10"/>
@@ -505,10 +579,19 @@
           <w:lang w:val="es-PE"/>
         </w:rPr>
       </w:r>
+      <w:r>
+        <w:rPr>
+          <w:rFonts w:ascii="Times New Roman" w:hAnsi="Times New Roman" w:eastAsia="Times New Roman" w:cs="Times New Roman"/>
+          <w:sz w:val="18"/>
+          <w:szCs w:val="18"/>
+          <w:highlight w:val="none"/>
+          <w:lang w:val="es-PE"/>
+        </w:rPr>
+      </w:r>
     </w:p>
     <w:p>
       <w:pPr>
-        <w:pStyle w:val="668"/>
+        <w:pStyle w:val="922"/>
         <w:numPr>
           <w:ilvl w:val="0"/>
           <w:numId w:val="10"/>
@@ -543,10 +626,19 @@
           <w:lang w:val="es-PE"/>
         </w:rPr>
       </w:r>
+      <w:r>
+        <w:rPr>
+          <w:rFonts w:ascii="Times New Roman" w:hAnsi="Times New Roman" w:eastAsia="Times New Roman" w:cs="Times New Roman"/>
+          <w:sz w:val="18"/>
+          <w:szCs w:val="18"/>
+          <w:highlight w:val="none"/>
+          <w:lang w:val="es-PE"/>
+        </w:rPr>
+      </w:r>
     </w:p>
     <w:p>
       <w:pPr>
-        <w:pStyle w:val="668"/>
+        <w:pStyle w:val="922"/>
         <w:numPr>
           <w:ilvl w:val="0"/>
           <w:numId w:val="10"/>
@@ -581,10 +673,19 @@
           <w:lang w:val="es-PE"/>
         </w:rPr>
       </w:r>
+      <w:r>
+        <w:rPr>
+          <w:rFonts w:ascii="Times New Roman" w:hAnsi="Times New Roman" w:eastAsia="Times New Roman" w:cs="Times New Roman"/>
+          <w:sz w:val="18"/>
+          <w:szCs w:val="18"/>
+          <w:highlight w:val="none"/>
+          <w:lang w:val="es-PE"/>
+        </w:rPr>
+      </w:r>
     </w:p>
     <w:p>
       <w:pPr>
-        <w:pStyle w:val="668"/>
+        <w:pStyle w:val="922"/>
         <w:numPr>
           <w:ilvl w:val="0"/>
           <w:numId w:val="10"/>
@@ -619,10 +720,19 @@
           <w:lang w:val="es-PE"/>
         </w:rPr>
       </w:r>
+      <w:r>
+        <w:rPr>
+          <w:rFonts w:ascii="Times New Roman" w:hAnsi="Times New Roman" w:eastAsia="Times New Roman" w:cs="Times New Roman"/>
+          <w:sz w:val="18"/>
+          <w:szCs w:val="18"/>
+          <w:highlight w:val="none"/>
+          <w:lang w:val="es-PE"/>
+        </w:rPr>
+      </w:r>
     </w:p>
     <w:p>
       <w:pPr>
-        <w:pStyle w:val="668"/>
+        <w:pStyle w:val="922"/>
         <w:numPr>
           <w:ilvl w:val="0"/>
           <w:numId w:val="10"/>
@@ -657,10 +767,19 @@
           <w:lang w:val="es-PE"/>
         </w:rPr>
       </w:r>
+      <w:r>
+        <w:rPr>
+          <w:rFonts w:ascii="Times New Roman" w:hAnsi="Times New Roman" w:eastAsia="Times New Roman" w:cs="Times New Roman"/>
+          <w:sz w:val="18"/>
+          <w:szCs w:val="18"/>
+          <w:highlight w:val="none"/>
+          <w:lang w:val="es-PE"/>
+        </w:rPr>
+      </w:r>
     </w:p>
     <w:p>
       <w:pPr>
-        <w:pStyle w:val="668"/>
+        <w:pStyle w:val="922"/>
         <w:numPr>
           <w:ilvl w:val="0"/>
           <w:numId w:val="10"/>
@@ -695,10 +814,19 @@
           <w:lang w:val="es-PE"/>
         </w:rPr>
       </w:r>
+      <w:r>
+        <w:rPr>
+          <w:rFonts w:ascii="Times New Roman" w:hAnsi="Times New Roman" w:eastAsia="Times New Roman" w:cs="Times New Roman"/>
+          <w:sz w:val="18"/>
+          <w:szCs w:val="18"/>
+          <w:highlight w:val="none"/>
+          <w:lang w:val="es-PE"/>
+        </w:rPr>
+      </w:r>
     </w:p>
     <w:p>
       <w:pPr>
-        <w:pStyle w:val="668"/>
+        <w:pStyle w:val="922"/>
         <w:numPr>
           <w:ilvl w:val="0"/>
           <w:numId w:val="10"/>
@@ -733,6 +861,15 @@
           <w:lang w:val="es-PE"/>
         </w:rPr>
       </w:r>
+      <w:r>
+        <w:rPr>
+          <w:rFonts w:ascii="Times New Roman" w:hAnsi="Times New Roman" w:eastAsia="Times New Roman" w:cs="Times New Roman"/>
+          <w:sz w:val="18"/>
+          <w:szCs w:val="18"/>
+          <w:highlight w:val="none"/>
+          <w:lang w:val="es-PE"/>
+        </w:rPr>
+      </w:r>
     </w:p>
     <w:p>
       <w:pPr>
@@ -771,6 +908,16 @@
           <w:lang w:val="es-PE"/>
         </w:rPr>
       </w:r>
+      <w:r>
+        <w:rPr>
+          <w:rFonts w:ascii="Times New Roman" w:hAnsi="Times New Roman" w:eastAsia="Times New Roman" w:cs="Times New Roman"/>
+          <w:b/>
+          <w:bCs/>
+          <w:sz w:val="18"/>
+          <w:szCs w:val="18"/>
+          <w:highlight w:val="none"/>
+        </w:rPr>
+      </w:r>
     </w:p>
     <w:p>
       <w:pPr>
@@ -802,16 +949,16 @@
           <w:sz w:val="18"/>
           <w:szCs w:val="18"/>
           <w:highlight w:val="none"/>
+          <w:lang w:val="es-PE"/>
+        </w:rPr>
+      </w:r>
+      <w:r>
+        <w:rPr>
+          <w:rFonts w:ascii="Times New Roman" w:hAnsi="Times New Roman" w:eastAsia="Times New Roman" w:cs="Times New Roman"/>
+          <w:sz w:val="18"/>
+          <w:szCs w:val="18"/>
+          <w:highlight w:val="none"/>
           <w:lang w:val="es-PE" w:bidi="es-PE"/>
-        </w:rPr>
-      </w:r>
-      <w:r>
-        <w:rPr>
-          <w:rFonts w:ascii="Times New Roman" w:hAnsi="Times New Roman" w:eastAsia="Times New Roman" w:cs="Times New Roman"/>
-          <w:sz w:val="18"/>
-          <w:szCs w:val="18"/>
-          <w:highlight w:val="none"/>
-          <w:lang w:val="es-PE"/>
         </w:rPr>
       </w:r>
     </w:p>
@@ -849,6 +996,15 @@
           <w:lang w:val="es-PE"/>
         </w:rPr>
       </w:r>
+      <w:r>
+        <w:rPr>
+          <w:rFonts w:ascii="Times New Roman" w:hAnsi="Times New Roman" w:eastAsia="Times New Roman" w:cs="Times New Roman"/>
+          <w:sz w:val="18"/>
+          <w:szCs w:val="18"/>
+          <w:highlight w:val="none"/>
+          <w:lang w:val="es-PE" w:bidi="es-PE"/>
+        </w:rPr>
+      </w:r>
     </w:p>
     <w:p>
       <w:pPr>
@@ -883,6 +1039,15 @@
           <w:lang w:val="es-PE"/>
         </w:rPr>
       </w:r>
+      <w:r>
+        <w:rPr>
+          <w:rFonts w:ascii="Times New Roman" w:hAnsi="Times New Roman" w:eastAsia="Times New Roman" w:cs="Times New Roman"/>
+          <w:sz w:val="18"/>
+          <w:szCs w:val="18"/>
+          <w:highlight w:val="none"/>
+          <w:lang w:val="es-PE" w:bidi="es-PE"/>
+        </w:rPr>
+      </w:r>
     </w:p>
     <w:p>
       <w:pPr>
@@ -929,7 +1094,6 @@
           <w:sz w:val="18"/>
           <w:szCs w:val="18"/>
           <w:highlight w:val="none"/>
-          <w:lang w:val="es-PE" w:bidi="es-PE"/>
         </w:rPr>
       </w:r>
     </w:p>
@@ -972,22 +1136,6 @@
       </w:r>
       <w:r>
         <w:rPr>
-          <w:rFonts w:ascii="Times New Roman" w:hAnsi="Times New Roman" w:eastAsia="Times New Roman" w:cs="Times New Roman"/>
-          <w:b/>
-          <w:bCs/>
-          <w:sz w:val="18"/>
-          <w:szCs w:val="18"/>
-          <w:highlight w:val="none"/>
-          <w:lang w:val="es-PE"/>
-        </w:rPr>
-      </w:r>
-    </w:p>
-    <w:p>
-      <w:pPr>
-        <w:pBdr/>
-        <w:spacing/>
-        <w:ind/>
-        <w:rPr>
           <w:rFonts w:ascii="Times New Roman" w:hAnsi="Times New Roman" w:cs="Times New Roman"/>
           <w:b/>
           <w:bCs/>
@@ -995,18 +1143,22 @@
           <w:szCs w:val="18"/>
           <w:highlight w:val="none"/>
         </w:rPr>
-      </w:pPr>
-      <w:r>
-        <w:rPr>
-          <w:rFonts w:ascii="Times New Roman" w:hAnsi="Times New Roman" w:eastAsia="Times New Roman" w:cs="Times New Roman"/>
+      </w:r>
+    </w:p>
+    <w:p>
+      <w:pPr>
+        <w:pBdr/>
+        <w:spacing/>
+        <w:ind/>
+        <w:rPr>
+          <w:rFonts w:ascii="Times New Roman" w:hAnsi="Times New Roman" w:cs="Times New Roman"/>
           <w:b/>
           <w:bCs/>
           <w:sz w:val="18"/>
           <w:szCs w:val="18"/>
           <w:highlight w:val="none"/>
-          <w:lang w:val="es-PE" w:bidi="es-PE"/>
-        </w:rPr>
-      </w:r>
+        </w:rPr>
+      </w:pPr>
       <w:r>
         <w:rPr>
           <w:rFonts w:ascii="Times New Roman" w:hAnsi="Times New Roman" w:eastAsia="Times New Roman" w:cs="Times New Roman"/>
@@ -1029,6 +1181,16 @@
           <w:lang w:val="es-PE"/>
         </w:rPr>
       </w:r>
+      <w:r>
+        <w:rPr>
+          <w:rFonts w:ascii="Times New Roman" w:hAnsi="Times New Roman" w:cs="Times New Roman"/>
+          <w:b/>
+          <w:bCs/>
+          <w:sz w:val="18"/>
+          <w:szCs w:val="18"/>
+          <w:highlight w:val="none"/>
+        </w:rPr>
+      </w:r>
     </w:p>
     <w:p>
       <w:pPr>
@@ -1116,14 +1278,15 @@
       </w:r>
       <w:r>
         <w:rPr>
-          <w:rFonts w:ascii="Times New Roman" w:hAnsi="Times New Roman" w:eastAsia="Times New Roman" w:cs="Times New Roman"/>
-          <w:sz w:val="18"/>
-          <w:szCs w:val="18"/>
-        </w:rPr>
-      </w:r>
-      <w:r>
-        <w:rPr>
           <w:rFonts w:ascii="Times New Roman" w:hAnsi="Times New Roman" w:cs="Times New Roman"/>
+          <w:sz w:val="18"/>
+          <w:szCs w:val="18"/>
+          <w:highlight w:val="none"/>
+        </w:rPr>
+      </w:r>
+      <w:r>
+        <w:rPr>
+          <w:rFonts w:ascii="Times New Roman" w:hAnsi="Times New Roman" w:eastAsia="Times New Roman" w:cs="Times New Roman"/>
           <w:sz w:val="18"/>
           <w:szCs w:val="18"/>
           <w:highlight w:val="none"/>
@@ -1164,10 +1327,19 @@
           <w:lang w:val="es-PE"/>
         </w:rPr>
       </w:r>
+      <w:r>
+        <w:rPr>
+          <w:rFonts w:ascii="Times New Roman" w:hAnsi="Times New Roman" w:eastAsia="Times New Roman" w:cs="Times New Roman"/>
+          <w:sz w:val="18"/>
+          <w:szCs w:val="18"/>
+          <w:highlight w:val="none"/>
+          <w:lang w:val="es-PE"/>
+        </w:rPr>
+      </w:r>
     </w:p>
     <w:p>
       <w:pPr>
-        <w:pStyle w:val="668"/>
+        <w:pStyle w:val="922"/>
         <w:numPr>
           <w:ilvl w:val="0"/>
           <w:numId w:val="11"/>
@@ -1202,6 +1374,15 @@
           <w:lang w:val="es-PE"/>
         </w:rPr>
       </w:r>
+      <w:r>
+        <w:rPr>
+          <w:rFonts w:ascii="Times New Roman" w:hAnsi="Times New Roman" w:eastAsia="Times New Roman" w:cs="Times New Roman"/>
+          <w:sz w:val="18"/>
+          <w:szCs w:val="18"/>
+          <w:highlight w:val="none"/>
+          <w:lang w:val="es-PE"/>
+        </w:rPr>
+      </w:r>
     </w:p>
     <w:p>
       <w:pPr>
@@ -1235,6 +1416,15 @@
           <w:lang w:val="es-PE"/>
         </w:rPr>
       </w:r>
+      <w:r>
+        <w:rPr>
+          <w:rFonts w:ascii="Times New Roman" w:hAnsi="Times New Roman" w:eastAsia="Times New Roman" w:cs="Times New Roman"/>
+          <w:sz w:val="18"/>
+          <w:szCs w:val="18"/>
+          <w:highlight w:val="none"/>
+          <w:lang w:val="es-PE"/>
+        </w:rPr>
+      </w:r>
     </w:p>
     <w:p>
       <w:pPr>
@@ -1268,6 +1458,15 @@
           <w:lang w:val="es-PE"/>
         </w:rPr>
       </w:r>
+      <w:r>
+        <w:rPr>
+          <w:rFonts w:ascii="Times New Roman" w:hAnsi="Times New Roman" w:eastAsia="Times New Roman" w:cs="Times New Roman"/>
+          <w:sz w:val="18"/>
+          <w:szCs w:val="18"/>
+          <w:highlight w:val="none"/>
+          <w:lang w:val="es-PE"/>
+        </w:rPr>
+      </w:r>
     </w:p>
     <w:p>
       <w:pPr>
@@ -1298,7 +1497,7 @@
           <w:sz w:val="18"/>
           <w:szCs w:val="18"/>
           <w:highlight w:val="none"/>
-          <w:lang w:val="es-PE" w:bidi="es-PE"/>
+          <w:lang w:val="es-PE"/>
         </w:rPr>
       </w:r>
       <w:r>
@@ -1313,7 +1512,7 @@
     </w:p>
     <w:p>
       <w:pPr>
-        <w:pStyle w:val="668"/>
+        <w:pStyle w:val="922"/>
         <w:numPr>
           <w:ilvl w:val="0"/>
           <w:numId w:val="11"/>
@@ -1358,10 +1557,19 @@
           <w:lang w:val="es-PE"/>
         </w:rPr>
       </w:r>
+      <w:r>
+        <w:rPr>
+          <w:rFonts w:ascii="Times New Roman" w:hAnsi="Times New Roman" w:eastAsia="Times New Roman" w:cs="Times New Roman"/>
+          <w:sz w:val="18"/>
+          <w:szCs w:val="18"/>
+          <w:highlight w:val="none"/>
+          <w:lang w:val="es-PE"/>
+        </w:rPr>
+      </w:r>
     </w:p>
     <w:p>
       <w:pPr>
-        <w:pStyle w:val="668"/>
+        <w:pStyle w:val="922"/>
         <w:numPr>
           <w:ilvl w:val="0"/>
           <w:numId w:val="11"/>
@@ -1396,10 +1604,19 @@
           <w:lang w:val="es-PE"/>
         </w:rPr>
       </w:r>
+      <w:r>
+        <w:rPr>
+          <w:rFonts w:ascii="Times New Roman" w:hAnsi="Times New Roman" w:eastAsia="Times New Roman" w:cs="Times New Roman"/>
+          <w:sz w:val="18"/>
+          <w:szCs w:val="18"/>
+          <w:highlight w:val="none"/>
+          <w:lang w:val="es-PE"/>
+        </w:rPr>
+      </w:r>
     </w:p>
     <w:p>
       <w:pPr>
-        <w:pStyle w:val="668"/>
+        <w:pStyle w:val="922"/>
         <w:numPr>
           <w:ilvl w:val="0"/>
           <w:numId w:val="11"/>
@@ -1434,10 +1651,19 @@
           <w:lang w:val="es-PE"/>
         </w:rPr>
       </w:r>
+      <w:r>
+        <w:rPr>
+          <w:rFonts w:ascii="Times New Roman" w:hAnsi="Times New Roman" w:eastAsia="Times New Roman" w:cs="Times New Roman"/>
+          <w:sz w:val="18"/>
+          <w:szCs w:val="18"/>
+          <w:highlight w:val="none"/>
+          <w:lang w:val="es-PE"/>
+        </w:rPr>
+      </w:r>
     </w:p>
     <w:p>
       <w:pPr>
-        <w:pStyle w:val="668"/>
+        <w:pStyle w:val="922"/>
         <w:numPr>
           <w:ilvl w:val="0"/>
           <w:numId w:val="11"/>
@@ -1482,10 +1708,19 @@
           <w:lang w:val="es-PE"/>
         </w:rPr>
       </w:r>
+      <w:r>
+        <w:rPr>
+          <w:rFonts w:ascii="Times New Roman" w:hAnsi="Times New Roman" w:eastAsia="Times New Roman" w:cs="Times New Roman"/>
+          <w:sz w:val="18"/>
+          <w:szCs w:val="18"/>
+          <w:highlight w:val="none"/>
+          <w:lang w:val="es-PE"/>
+        </w:rPr>
+      </w:r>
     </w:p>
     <w:p>
       <w:pPr>
-        <w:pStyle w:val="668"/>
+        <w:pStyle w:val="922"/>
         <w:numPr>
           <w:ilvl w:val="0"/>
           <w:numId w:val="11"/>
@@ -1520,10 +1755,19 @@
           <w:lang w:val="es-PE"/>
         </w:rPr>
       </w:r>
+      <w:r>
+        <w:rPr>
+          <w:rFonts w:ascii="Times New Roman" w:hAnsi="Times New Roman" w:eastAsia="Times New Roman" w:cs="Times New Roman"/>
+          <w:sz w:val="18"/>
+          <w:szCs w:val="18"/>
+          <w:highlight w:val="none"/>
+          <w:lang w:val="es-PE"/>
+        </w:rPr>
+      </w:r>
     </w:p>
     <w:p>
       <w:pPr>
-        <w:pStyle w:val="668"/>
+        <w:pStyle w:val="922"/>
         <w:numPr>
           <w:ilvl w:val="0"/>
           <w:numId w:val="11"/>
@@ -1558,10 +1802,19 @@
           <w:lang w:val="es-PE"/>
         </w:rPr>
       </w:r>
+      <w:r>
+        <w:rPr>
+          <w:rFonts w:ascii="Times New Roman" w:hAnsi="Times New Roman" w:eastAsia="Times New Roman" w:cs="Times New Roman"/>
+          <w:sz w:val="18"/>
+          <w:szCs w:val="18"/>
+          <w:highlight w:val="none"/>
+          <w:lang w:val="es-PE"/>
+        </w:rPr>
+      </w:r>
     </w:p>
     <w:p>
       <w:pPr>
-        <w:pStyle w:val="668"/>
+        <w:pStyle w:val="922"/>
         <w:numPr>
           <w:ilvl w:val="0"/>
           <w:numId w:val="11"/>
@@ -1596,10 +1849,19 @@
           <w:lang w:val="es-PE"/>
         </w:rPr>
       </w:r>
+      <w:r>
+        <w:rPr>
+          <w:rFonts w:ascii="Times New Roman" w:hAnsi="Times New Roman" w:eastAsia="Times New Roman" w:cs="Times New Roman"/>
+          <w:sz w:val="18"/>
+          <w:szCs w:val="18"/>
+          <w:highlight w:val="none"/>
+          <w:lang w:val="es-PE"/>
+        </w:rPr>
+      </w:r>
     </w:p>
     <w:p>
       <w:pPr>
-        <w:pStyle w:val="668"/>
+        <w:pStyle w:val="922"/>
         <w:numPr>
           <w:ilvl w:val="0"/>
           <w:numId w:val="11"/>
@@ -1634,10 +1896,19 @@
           <w:lang w:val="es-PE"/>
         </w:rPr>
       </w:r>
+      <w:r>
+        <w:rPr>
+          <w:rFonts w:ascii="Times New Roman" w:hAnsi="Times New Roman" w:eastAsia="Times New Roman" w:cs="Times New Roman"/>
+          <w:sz w:val="18"/>
+          <w:szCs w:val="18"/>
+          <w:highlight w:val="none"/>
+          <w:lang w:val="es-PE"/>
+        </w:rPr>
+      </w:r>
     </w:p>
     <w:p>
       <w:pPr>
-        <w:pStyle w:val="668"/>
+        <w:pStyle w:val="922"/>
         <w:numPr>
           <w:ilvl w:val="0"/>
           <w:numId w:val="12"/>
@@ -1681,46 +1952,10 @@
           <w:lang w:val="es-PE"/>
         </w:rPr>
       </w:r>
-      <w:r>
-        <w:rPr>
-          <w:rFonts w:ascii="Times New Roman" w:hAnsi="Times New Roman" w:eastAsia="Times New Roman" w:cs="Times New Roman"/>
-          <w:sz w:val="18"/>
-          <w:szCs w:val="18"/>
-          <w:highlight w:val="none"/>
-          <w:lang w:val="es-PE" w:bidi="es-PE"/>
-        </w:rPr>
-      </w:r>
-      <w:r>
-        <w:rPr>
-          <w:rFonts w:ascii="Times New Roman" w:hAnsi="Times New Roman" w:eastAsia="Times New Roman" w:cs="Times New Roman"/>
-          <w:sz w:val="18"/>
-          <w:szCs w:val="18"/>
-          <w:highlight w:val="none"/>
-          <w:lang w:val="es-PE" w:bidi="es-PE"/>
-        </w:rPr>
-      </w:r>
-      <w:r>
-        <w:rPr>
-          <w:rFonts w:ascii="Times New Roman" w:hAnsi="Times New Roman" w:eastAsia="Times New Roman" w:cs="Times New Roman"/>
-          <w:sz w:val="18"/>
-          <w:szCs w:val="18"/>
-          <w:highlight w:val="none"/>
-          <w:lang w:val="es-PE" w:bidi="es-PE"/>
-        </w:rPr>
-      </w:r>
-      <w:r>
-        <w:rPr>
-          <w:rFonts w:ascii="Times New Roman" w:hAnsi="Times New Roman" w:eastAsia="Times New Roman" w:cs="Times New Roman"/>
-          <w:sz w:val="18"/>
-          <w:szCs w:val="18"/>
-          <w:highlight w:val="none"/>
-          <w:lang w:val="es-PE"/>
-        </w:rPr>
-      </w:r>
     </w:p>
     <w:p>
       <w:pPr>
-        <w:pStyle w:val="668"/>
+        <w:pStyle w:val="922"/>
         <w:numPr>
           <w:ilvl w:val="0"/>
           <w:numId w:val="11"/>
@@ -1755,10 +1990,19 @@
           <w:lang w:val="es-PE"/>
         </w:rPr>
       </w:r>
+      <w:r>
+        <w:rPr>
+          <w:rFonts w:ascii="Times New Roman" w:hAnsi="Times New Roman" w:eastAsia="Times New Roman" w:cs="Times New Roman"/>
+          <w:sz w:val="18"/>
+          <w:szCs w:val="18"/>
+          <w:highlight w:val="none"/>
+          <w:lang w:val="es-PE"/>
+        </w:rPr>
+      </w:r>
     </w:p>
     <w:p>
       <w:pPr>
-        <w:pStyle w:val="668"/>
+        <w:pStyle w:val="922"/>
         <w:numPr>
           <w:ilvl w:val="0"/>
           <w:numId w:val="11"/>
@@ -1793,6 +2037,15 @@
           <w:lang w:val="es-PE"/>
         </w:rPr>
       </w:r>
+      <w:r>
+        <w:rPr>
+          <w:rFonts w:ascii="Times New Roman" w:hAnsi="Times New Roman" w:eastAsia="Times New Roman" w:cs="Times New Roman"/>
+          <w:sz w:val="18"/>
+          <w:szCs w:val="18"/>
+          <w:highlight w:val="none"/>
+          <w:lang w:val="es-PE"/>
+        </w:rPr>
+      </w:r>
     </w:p>
     <w:p>
       <w:pPr>
@@ -1843,6 +2096,16 @@
           <w:lang w:val="es-PE"/>
         </w:rPr>
       </w:r>
+      <w:r>
+        <w:rPr>
+          <w:rFonts w:ascii="Times New Roman" w:hAnsi="Times New Roman" w:eastAsia="Times New Roman" w:cs="Times New Roman"/>
+          <w:b/>
+          <w:bCs/>
+          <w:sz w:val="18"/>
+          <w:szCs w:val="18"/>
+          <w:highlight w:val="none"/>
+        </w:rPr>
+      </w:r>
     </w:p>
     <w:p>
       <w:pPr>
@@ -1877,6 +2140,15 @@
           <w:lang w:val="es-PE"/>
         </w:rPr>
       </w:r>
+      <w:r>
+        <w:rPr>
+          <w:rFonts w:ascii="Times New Roman" w:hAnsi="Times New Roman" w:eastAsia="Times New Roman" w:cs="Times New Roman"/>
+          <w:sz w:val="18"/>
+          <w:szCs w:val="18"/>
+          <w:highlight w:val="none"/>
+          <w:lang w:val="es-PE" w:bidi="es-PE"/>
+        </w:rPr>
+      </w:r>
     </w:p>
     <w:p>
       <w:pPr>
@@ -1912,10 +2184,19 @@
           <w:lang w:val="es-PE" w:bidi="es-PE"/>
         </w:rPr>
       </w:r>
+      <w:r>
+        <w:rPr>
+          <w:rFonts w:ascii="Times New Roman" w:hAnsi="Times New Roman" w:eastAsia="Times New Roman" w:cs="Times New Roman"/>
+          <w:sz w:val="18"/>
+          <w:szCs w:val="18"/>
+          <w:highlight w:val="none"/>
+          <w:lang w:val="es-PE" w:bidi="es-PE"/>
+        </w:rPr>
+      </w:r>
     </w:p>
     <w:p>
       <w:pPr>
-        <w:pStyle w:val="668"/>
+        <w:pStyle w:val="922"/>
         <w:numPr>
           <w:ilvl w:val="0"/>
           <w:numId w:val="11"/>
@@ -1950,10 +2231,19 @@
           <w:lang w:val="es-PE" w:bidi="es-PE"/>
         </w:rPr>
       </w:r>
+      <w:r>
+        <w:rPr>
+          <w:rFonts w:ascii="Times New Roman" w:hAnsi="Times New Roman" w:eastAsia="Times New Roman" w:cs="Times New Roman"/>
+          <w:sz w:val="18"/>
+          <w:szCs w:val="18"/>
+          <w:highlight w:val="none"/>
+          <w:lang w:val="es-PE" w:bidi="es-PE"/>
+        </w:rPr>
+      </w:r>
     </w:p>
     <w:p>
       <w:pPr>
-        <w:pStyle w:val="668"/>
+        <w:pStyle w:val="922"/>
         <w:numPr>
           <w:ilvl w:val="0"/>
           <w:numId w:val="11"/>
@@ -1988,10 +2278,19 @@
           <w:lang w:val="es-PE" w:bidi="es-PE"/>
         </w:rPr>
       </w:r>
+      <w:r>
+        <w:rPr>
+          <w:rFonts w:ascii="Times New Roman" w:hAnsi="Times New Roman" w:eastAsia="Times New Roman" w:cs="Times New Roman"/>
+          <w:sz w:val="18"/>
+          <w:szCs w:val="18"/>
+          <w:highlight w:val="none"/>
+          <w:lang w:val="es-PE" w:bidi="es-PE"/>
+        </w:rPr>
+      </w:r>
     </w:p>
     <w:p>
       <w:pPr>
-        <w:pStyle w:val="668"/>
+        <w:pStyle w:val="922"/>
         <w:numPr>
           <w:ilvl w:val="0"/>
           <w:numId w:val="11"/>
@@ -2026,10 +2325,19 @@
           <w:lang w:val="es-PE" w:bidi="es-PE"/>
         </w:rPr>
       </w:r>
+      <w:r>
+        <w:rPr>
+          <w:rFonts w:ascii="Times New Roman" w:hAnsi="Times New Roman" w:eastAsia="Times New Roman" w:cs="Times New Roman"/>
+          <w:sz w:val="18"/>
+          <w:szCs w:val="18"/>
+          <w:highlight w:val="none"/>
+          <w:lang w:val="es-PE" w:bidi="es-PE"/>
+        </w:rPr>
+      </w:r>
     </w:p>
     <w:p>
       <w:pPr>
-        <w:pStyle w:val="668"/>
+        <w:pStyle w:val="922"/>
         <w:numPr>
           <w:ilvl w:val="0"/>
           <w:numId w:val="11"/>
@@ -2076,7 +2384,7 @@
     </w:p>
     <w:p>
       <w:pPr>
-        <w:pStyle w:val="668"/>
+        <w:pStyle w:val="922"/>
         <w:numPr>
           <w:ilvl w:val="0"/>
           <w:numId w:val="11"/>
@@ -2120,28 +2428,10 @@
           <w:lang w:val="es-PE" w:bidi="es-PE"/>
         </w:rPr>
       </w:r>
-      <w:r>
-        <w:rPr>
-          <w:rFonts w:ascii="Times New Roman" w:hAnsi="Times New Roman" w:eastAsia="Times New Roman" w:cs="Times New Roman"/>
-          <w:sz w:val="18"/>
-          <w:szCs w:val="18"/>
-          <w:highlight w:val="none"/>
-          <w:lang w:val="es-PE" w:bidi="es-PE"/>
-        </w:rPr>
-      </w:r>
-      <w:r>
-        <w:rPr>
-          <w:rFonts w:ascii="Times New Roman" w:hAnsi="Times New Roman" w:eastAsia="Times New Roman" w:cs="Times New Roman"/>
-          <w:sz w:val="18"/>
-          <w:szCs w:val="18"/>
-          <w:highlight w:val="none"/>
-          <w:lang w:val="es-PE" w:bidi="es-PE"/>
-        </w:rPr>
-      </w:r>
     </w:p>
     <w:p>
       <w:pPr>
-        <w:pStyle w:val="668"/>
+        <w:pStyle w:val="922"/>
         <w:numPr>
           <w:ilvl w:val="0"/>
           <w:numId w:val="11"/>
@@ -2186,10 +2476,19 @@
           <w:lang w:val="es-PE" w:bidi="es-PE"/>
         </w:rPr>
       </w:r>
+      <w:r>
+        <w:rPr>
+          <w:rFonts w:ascii="Times New Roman" w:hAnsi="Times New Roman" w:eastAsia="Times New Roman" w:cs="Times New Roman"/>
+          <w:sz w:val="18"/>
+          <w:szCs w:val="18"/>
+          <w:highlight w:val="none"/>
+          <w:lang w:val="es-PE" w:bidi="es-PE"/>
+        </w:rPr>
+      </w:r>
     </w:p>
     <w:p>
       <w:pPr>
-        <w:pStyle w:val="668"/>
+        <w:pStyle w:val="922"/>
         <w:numPr>
           <w:ilvl w:val="0"/>
           <w:numId w:val="11"/>
@@ -2236,7 +2535,7 @@
     </w:p>
     <w:p>
       <w:pPr>
-        <w:pStyle w:val="668"/>
+        <w:pStyle w:val="922"/>
         <w:numPr>
           <w:ilvl w:val="0"/>
           <w:numId w:val="11"/>
@@ -2283,7 +2582,7 @@
     </w:p>
     <w:p>
       <w:pPr>
-        <w:pStyle w:val="668"/>
+        <w:pStyle w:val="922"/>
         <w:numPr>
           <w:ilvl w:val="0"/>
           <w:numId w:val="11"/>
@@ -2318,6 +2617,15 @@
           <w:lang w:val="es-PE" w:bidi="es-PE"/>
         </w:rPr>
       </w:r>
+      <w:r>
+        <w:rPr>
+          <w:rFonts w:ascii="Times New Roman" w:hAnsi="Times New Roman" w:eastAsia="Times New Roman" w:cs="Times New Roman"/>
+          <w:sz w:val="18"/>
+          <w:szCs w:val="18"/>
+          <w:highlight w:val="none"/>
+          <w:lang w:val="es-PE" w:bidi="es-PE"/>
+        </w:rPr>
+      </w:r>
     </w:p>
     <w:p>
       <w:pPr>
@@ -2346,6 +2654,75 @@
       <w:r>
         <w:rPr>
           <w:rFonts w:ascii="Times New Roman" w:hAnsi="Times New Roman" w:eastAsia="Times New Roman" w:cs="Times New Roman"/>
+          <w:sz w:val="18"/>
+          <w:szCs w:val="18"/>
+          <w:highlight w:val="none"/>
+          <w:lang w:val="es-PE"/>
+        </w:rPr>
+      </w:r>
+      <w:r>
+        <w:rPr>
+          <w:rFonts w:ascii="Times New Roman" w:hAnsi="Times New Roman" w:cs="Times New Roman"/>
+          <w:sz w:val="18"/>
+          <w:szCs w:val="18"/>
+          <w:highlight w:val="none"/>
+        </w:rPr>
+      </w:r>
+    </w:p>
+    <w:p>
+      <w:pPr>
+        <w:pBdr/>
+        <w:spacing/>
+        <w:ind/>
+        <w:rPr>
+          <w:rFonts w:ascii="Times New Roman" w:hAnsi="Times New Roman" w:cs="Times New Roman"/>
+          <w:sz w:val="18"/>
+          <w:szCs w:val="18"/>
+          <w:highlight w:val="none"/>
+        </w:rPr>
+      </w:pPr>
+      <w:r>
+        <w:rPr>
+          <w:rFonts w:ascii="Times New Roman" w:hAnsi="Times New Roman" w:eastAsia="Times New Roman" w:cs="Times New Roman"/>
+          <w:sz w:val="18"/>
+          <w:szCs w:val="18"/>
+          <w:highlight w:val="none"/>
+          <w:lang w:val="es-PE" w:bidi="es-PE"/>
+        </w:rPr>
+      </w:r>
+      <w:r>
+        <w:rPr>
+          <w:rFonts w:ascii="Times New Roman" w:hAnsi="Times New Roman" w:eastAsia="Times New Roman" w:cs="Times New Roman"/>
+          <w:sz w:val="18"/>
+          <w:szCs w:val="18"/>
+          <w:highlight w:val="none"/>
+          <w:lang w:val="es-PE"/>
+        </w:rPr>
+      </w:r>
+      <w:r>
+        <w:rPr>
+          <w:rFonts w:ascii="Times New Roman" w:hAnsi="Times New Roman" w:cs="Times New Roman"/>
+          <w:sz w:val="18"/>
+          <w:szCs w:val="18"/>
+          <w:highlight w:val="none"/>
+        </w:rPr>
+      </w:r>
+    </w:p>
+    <w:p>
+      <w:pPr>
+        <w:pBdr/>
+        <w:spacing/>
+        <w:ind/>
+        <w:rPr>
+          <w:rFonts w:ascii="Times New Roman" w:hAnsi="Times New Roman" w:cs="Times New Roman"/>
+          <w:sz w:val="18"/>
+          <w:szCs w:val="18"/>
+          <w:highlight w:val="none"/>
+        </w:rPr>
+      </w:pPr>
+      <w:r>
+        <w:rPr>
+          <w:rFonts w:ascii="Times New Roman" w:hAnsi="Times New Roman" w:eastAsia="Times New Roman" w:cs="Times New Roman"/>
           <w:b/>
           <w:bCs/>
           <w:sz w:val="18"/>
@@ -2353,6 +2730,7 @@
           <w:highlight w:val="none"/>
           <w:lang w:val="es-PE"/>
         </w:rPr>
+        <w:t xml:space="preserve">Ejercicio 3:</w:t>
       </w:r>
       <w:r>
         <w:rPr>
@@ -2362,138 +2740,63 @@
           <w:highlight w:val="none"/>
           <w:lang w:val="es-PE"/>
         </w:rPr>
-      </w:r>
-    </w:p>
-    <w:p>
-      <w:pPr>
-        <w:pBdr/>
-        <w:spacing/>
-        <w:ind/>
+        <w:t xml:space="preserve"> </w:t>
+      </w:r>
+      <w:r>
+        <w:rPr>
+          <w:rFonts w:ascii="Times New Roman" w:hAnsi="Times New Roman" w:eastAsia="Times New Roman" w:cs="Times New Roman"/>
+          <w:sz w:val="18"/>
+          <w:szCs w:val="18"/>
+          <w:highlight w:val="none"/>
+          <w:lang w:val="es-PE"/>
+        </w:rPr>
+        <w:t xml:space="preserve">Una empresa textil, tiene 2 turnos de trabajo: día y noche. La </w:t>
+      </w:r>
+      <w:r>
+        <w:rPr>
+          <w:rFonts w:ascii="Times New Roman" w:hAnsi="Times New Roman" w:eastAsia="Times New Roman" w:cs="Times New Roman"/>
+          <w:sz w:val="18"/>
+          <w:szCs w:val="18"/>
+          <w:highlight w:val="none"/>
+          <w:lang w:val="es-PE"/>
+        </w:rPr>
+        <w:t xml:space="preserve">empresa decide que solo pagará a los trabajadores que trabajen en </w:t>
+      </w:r>
+      <w:r>
+        <w:rPr>
+          <w:rFonts w:ascii="Times New Roman" w:hAnsi="Times New Roman" w:eastAsia="Times New Roman" w:cs="Times New Roman"/>
+          <w:sz w:val="18"/>
+          <w:szCs w:val="18"/>
+          <w:highlight w:val="none"/>
+          <w:lang w:val="es-PE"/>
+        </w:rPr>
+        <w:t xml:space="preserve">un solo turno, si el trabajador realizó dos turnos, lastimosamente no </w:t>
+      </w:r>
+      <w:r>
+        <w:rPr>
+          <w:rFonts w:ascii="Times New Roman" w:hAnsi="Times New Roman" w:eastAsia="Times New Roman" w:cs="Times New Roman"/>
+          <w:sz w:val="18"/>
+          <w:szCs w:val="18"/>
+          <w:highlight w:val="none"/>
+          <w:lang w:val="es-PE"/>
+        </w:rPr>
+        <w:t xml:space="preserve">pagará. El sueldo es de S/ 1,500.00.</w:t>
+      </w:r>
+      <w:r>
+        <w:rPr>
+          <w:rFonts w:ascii="Times New Roman" w:hAnsi="Times New Roman" w:eastAsia="Times New Roman" w:cs="Times New Roman"/>
+          <w:sz w:val="18"/>
+          <w:szCs w:val="18"/>
+          <w:highlight w:val="none"/>
+          <w:lang w:val="es-PE"/>
+        </w:rPr>
+      </w:r>
+      <w:r>
         <w:rPr>
           <w:rFonts w:ascii="Times New Roman" w:hAnsi="Times New Roman" w:cs="Times New Roman"/>
           <w:sz w:val="18"/>
           <w:szCs w:val="18"/>
           <w:highlight w:val="none"/>
-        </w:rPr>
-      </w:pPr>
-      <w:r>
-        <w:rPr>
-          <w:rFonts w:ascii="Times New Roman" w:hAnsi="Times New Roman" w:eastAsia="Times New Roman" w:cs="Times New Roman"/>
-          <w:sz w:val="18"/>
-          <w:szCs w:val="18"/>
-          <w:highlight w:val="none"/>
-          <w:lang w:val="es-PE" w:bidi="es-PE"/>
-        </w:rPr>
-      </w:r>
-      <w:r>
-        <w:rPr>
-          <w:rFonts w:ascii="Times New Roman" w:hAnsi="Times New Roman" w:eastAsia="Times New Roman" w:cs="Times New Roman"/>
-          <w:sz w:val="18"/>
-          <w:szCs w:val="18"/>
-          <w:highlight w:val="none"/>
-          <w:lang w:val="es-PE" w:bidi="es-PE"/>
-        </w:rPr>
-      </w:r>
-      <w:r>
-        <w:rPr>
-          <w:rFonts w:ascii="Times New Roman" w:hAnsi="Times New Roman" w:eastAsia="Times New Roman" w:cs="Times New Roman"/>
-          <w:sz w:val="18"/>
-          <w:szCs w:val="18"/>
-          <w:highlight w:val="none"/>
-          <w:lang w:val="es-PE"/>
-        </w:rPr>
-      </w:r>
-    </w:p>
-    <w:p>
-      <w:pPr>
-        <w:pBdr/>
-        <w:spacing/>
-        <w:ind/>
-        <w:rPr>
-          <w:rFonts w:ascii="Times New Roman" w:hAnsi="Times New Roman" w:cs="Times New Roman"/>
-          <w:sz w:val="18"/>
-          <w:szCs w:val="18"/>
-          <w:highlight w:val="none"/>
-        </w:rPr>
-      </w:pPr>
-      <w:r>
-        <w:rPr>
-          <w:rFonts w:ascii="Times New Roman" w:hAnsi="Times New Roman" w:eastAsia="Times New Roman" w:cs="Times New Roman"/>
-          <w:b/>
-          <w:bCs/>
-          <w:sz w:val="18"/>
-          <w:szCs w:val="18"/>
-          <w:highlight w:val="none"/>
-          <w:lang w:val="es-PE"/>
-        </w:rPr>
-        <w:t xml:space="preserve">Ejercicio 3:</w:t>
-      </w:r>
-      <w:r>
-        <w:rPr>
-          <w:rFonts w:ascii="Times New Roman" w:hAnsi="Times New Roman" w:eastAsia="Times New Roman" w:cs="Times New Roman"/>
-          <w:sz w:val="18"/>
-          <w:szCs w:val="18"/>
-          <w:highlight w:val="none"/>
-          <w:lang w:val="es-PE"/>
-        </w:rPr>
-        <w:t xml:space="preserve"> </w:t>
-      </w:r>
-      <w:r>
-        <w:rPr>
-          <w:rFonts w:ascii="Times New Roman" w:hAnsi="Times New Roman" w:eastAsia="Times New Roman" w:cs="Times New Roman"/>
-          <w:sz w:val="18"/>
-          <w:szCs w:val="18"/>
-          <w:highlight w:val="none"/>
-          <w:lang w:val="es-PE"/>
-        </w:rPr>
-        <w:t xml:space="preserve">Una empresa textil, tiene 2 turnos de trabajo: día y noche. La </w:t>
-      </w:r>
-      <w:r>
-        <w:rPr>
-          <w:rFonts w:ascii="Times New Roman" w:hAnsi="Times New Roman" w:eastAsia="Times New Roman" w:cs="Times New Roman"/>
-          <w:sz w:val="18"/>
-          <w:szCs w:val="18"/>
-          <w:highlight w:val="none"/>
-          <w:lang w:val="es-PE"/>
-        </w:rPr>
-        <w:t xml:space="preserve">empresa decide que solo pagará a los trabajadores que trabajen en </w:t>
-      </w:r>
-      <w:r>
-        <w:rPr>
-          <w:rFonts w:ascii="Times New Roman" w:hAnsi="Times New Roman" w:eastAsia="Times New Roman" w:cs="Times New Roman"/>
-          <w:sz w:val="18"/>
-          <w:szCs w:val="18"/>
-          <w:highlight w:val="none"/>
-          <w:lang w:val="es-PE"/>
-        </w:rPr>
-        <w:t xml:space="preserve">un solo turno, si el trabajador realizó dos turnos, lastimosamente no </w:t>
-      </w:r>
-      <w:r>
-        <w:rPr>
-          <w:rFonts w:ascii="Times New Roman" w:hAnsi="Times New Roman" w:eastAsia="Times New Roman" w:cs="Times New Roman"/>
-          <w:sz w:val="18"/>
-          <w:szCs w:val="18"/>
-          <w:highlight w:val="none"/>
-          <w:lang w:val="es-PE"/>
-        </w:rPr>
-        <w:t xml:space="preserve">pagará. El sueldo es de S/ 1,500.00.</w:t>
-      </w:r>
-      <w:r>
-        <w:rPr>
-          <w:rFonts w:ascii="Times New Roman" w:hAnsi="Times New Roman" w:eastAsia="Times New Roman" w:cs="Times New Roman"/>
-          <w:sz w:val="18"/>
-          <w:szCs w:val="18"/>
-          <w:highlight w:val="none"/>
-          <w:lang w:val="es-PE"/>
-        </w:rPr>
-      </w:r>
-      <w:r>
-        <w:rPr>
-          <w:rFonts w:ascii="Times New Roman" w:hAnsi="Times New Roman" w:eastAsia="Times New Roman" w:cs="Times New Roman"/>
-          <w:sz w:val="18"/>
-          <w:szCs w:val="18"/>
-          <w:highlight w:val="none"/>
-          <w:lang w:val="es-PE"/>
         </w:rPr>
       </w:r>
     </w:p>
@@ -2531,10 +2834,19 @@
           <w:lang w:val="es-PE"/>
         </w:rPr>
       </w:r>
+      <w:r>
+        <w:rPr>
+          <w:rFonts w:ascii="Times New Roman" w:hAnsi="Times New Roman" w:cs="Times New Roman"/>
+          <w:sz w:val="18"/>
+          <w:szCs w:val="18"/>
+          <w:highlight w:val="none"/>
+          <w:lang w:val="es-PE"/>
+        </w:rPr>
+      </w:r>
     </w:p>
     <w:p>
       <w:pPr>
-        <w:pStyle w:val="668"/>
+        <w:pStyle w:val="922"/>
         <w:numPr>
           <w:ilvl w:val="0"/>
           <w:numId w:val="15"/>
@@ -2569,6 +2881,15 @@
           <w:lang w:val="es-PE"/>
         </w:rPr>
       </w:r>
+      <w:r>
+        <w:rPr>
+          <w:rFonts w:ascii="Times New Roman" w:hAnsi="Times New Roman" w:cs="Times New Roman"/>
+          <w:sz w:val="18"/>
+          <w:szCs w:val="18"/>
+          <w:highlight w:val="none"/>
+          <w:lang w:val="es-PE"/>
+        </w:rPr>
+      </w:r>
     </w:p>
     <w:p>
       <w:pPr>
@@ -2602,6 +2923,15 @@
           <w:lang w:val="es-PE"/>
         </w:rPr>
       </w:r>
+      <w:r>
+        <w:rPr>
+          <w:rFonts w:ascii="Times New Roman" w:hAnsi="Times New Roman" w:cs="Times New Roman"/>
+          <w:sz w:val="18"/>
+          <w:szCs w:val="18"/>
+          <w:highlight w:val="none"/>
+          <w:lang w:val="es-PE" w:bidi="es-PE"/>
+        </w:rPr>
+      </w:r>
     </w:p>
     <w:p>
       <w:pPr>
@@ -2641,13 +2971,13 @@
           <w:sz w:val="18"/>
           <w:szCs w:val="18"/>
           <w:highlight w:val="none"/>
-          <w:lang w:val="es-PE" w:bidi="es-PE"/>
+          <w:lang w:val="es-PE"/>
         </w:rPr>
       </w:r>
     </w:p>
     <w:p>
       <w:pPr>
-        <w:pStyle w:val="668"/>
+        <w:pStyle w:val="922"/>
         <w:numPr>
           <w:ilvl w:val="0"/>
           <w:numId w:val="15"/>
@@ -2682,10 +3012,19 @@
           <w:lang w:val="es-PE"/>
         </w:rPr>
       </w:r>
+      <w:r>
+        <w:rPr>
+          <w:rFonts w:ascii="Times New Roman" w:hAnsi="Times New Roman" w:cs="Times New Roman"/>
+          <w:sz w:val="18"/>
+          <w:szCs w:val="18"/>
+          <w:highlight w:val="none"/>
+          <w:lang w:val="es-PE"/>
+        </w:rPr>
+      </w:r>
     </w:p>
     <w:p>
       <w:pPr>
-        <w:pStyle w:val="668"/>
+        <w:pStyle w:val="922"/>
         <w:numPr>
           <w:ilvl w:val="0"/>
           <w:numId w:val="15"/>
@@ -2720,10 +3059,19 @@
           <w:lang w:val="es-PE"/>
         </w:rPr>
       </w:r>
+      <w:r>
+        <w:rPr>
+          <w:rFonts w:ascii="Times New Roman" w:hAnsi="Times New Roman" w:cs="Times New Roman"/>
+          <w:sz w:val="18"/>
+          <w:szCs w:val="18"/>
+          <w:highlight w:val="none"/>
+          <w:lang w:val="es-PE"/>
+        </w:rPr>
+      </w:r>
     </w:p>
     <w:p>
       <w:pPr>
-        <w:pStyle w:val="668"/>
+        <w:pStyle w:val="922"/>
         <w:numPr>
           <w:ilvl w:val="0"/>
           <w:numId w:val="15"/>
@@ -2758,10 +3106,19 @@
           <w:lang w:val="es-PE"/>
         </w:rPr>
       </w:r>
+      <w:r>
+        <w:rPr>
+          <w:rFonts w:ascii="Times New Roman" w:hAnsi="Times New Roman" w:cs="Times New Roman"/>
+          <w:sz w:val="18"/>
+          <w:szCs w:val="18"/>
+          <w:highlight w:val="none"/>
+          <w:lang w:val="es-PE"/>
+        </w:rPr>
+      </w:r>
     </w:p>
     <w:p>
       <w:pPr>
-        <w:pStyle w:val="668"/>
+        <w:pStyle w:val="922"/>
         <w:numPr>
           <w:ilvl w:val="0"/>
           <w:numId w:val="15"/>
@@ -2806,10 +3163,19 @@
           <w:lang w:val="es-PE" w:bidi="es-PE"/>
         </w:rPr>
       </w:r>
+      <w:r>
+        <w:rPr>
+          <w:rFonts w:ascii="Times New Roman" w:hAnsi="Times New Roman" w:cs="Times New Roman"/>
+          <w:sz w:val="18"/>
+          <w:szCs w:val="18"/>
+          <w:highlight w:val="none"/>
+          <w:lang w:val="es-PE" w:bidi="es-PE"/>
+        </w:rPr>
+      </w:r>
     </w:p>
     <w:p>
       <w:pPr>
-        <w:pStyle w:val="668"/>
+        <w:pStyle w:val="922"/>
         <w:numPr>
           <w:ilvl w:val="0"/>
           <w:numId w:val="15"/>
@@ -2844,10 +3210,19 @@
           <w:lang w:val="es-PE" w:bidi="es-PE"/>
         </w:rPr>
       </w:r>
+      <w:r>
+        <w:rPr>
+          <w:rFonts w:ascii="Times New Roman" w:hAnsi="Times New Roman" w:cs="Times New Roman"/>
+          <w:sz w:val="18"/>
+          <w:szCs w:val="18"/>
+          <w:highlight w:val="none"/>
+          <w:lang w:val="es-PE" w:bidi="es-PE"/>
+        </w:rPr>
+      </w:r>
     </w:p>
     <w:p>
       <w:pPr>
-        <w:pStyle w:val="668"/>
+        <w:pStyle w:val="922"/>
         <w:numPr>
           <w:ilvl w:val="0"/>
           <w:numId w:val="15"/>
@@ -2882,10 +3257,19 @@
           <w:lang w:val="es-PE" w:bidi="es-PE"/>
         </w:rPr>
       </w:r>
+      <w:r>
+        <w:rPr>
+          <w:rFonts w:ascii="Times New Roman" w:hAnsi="Times New Roman" w:cs="Times New Roman"/>
+          <w:sz w:val="18"/>
+          <w:szCs w:val="18"/>
+          <w:highlight w:val="none"/>
+          <w:lang w:val="es-PE" w:bidi="es-PE"/>
+        </w:rPr>
+      </w:r>
     </w:p>
     <w:p>
       <w:pPr>
-        <w:pStyle w:val="668"/>
+        <w:pStyle w:val="922"/>
         <w:numPr>
           <w:ilvl w:val="0"/>
           <w:numId w:val="15"/>
@@ -2920,10 +3304,19 @@
           <w:lang w:val="es-PE" w:bidi="es-PE"/>
         </w:rPr>
       </w:r>
+      <w:r>
+        <w:rPr>
+          <w:rFonts w:ascii="Times New Roman" w:hAnsi="Times New Roman" w:cs="Times New Roman"/>
+          <w:sz w:val="18"/>
+          <w:szCs w:val="18"/>
+          <w:highlight w:val="none"/>
+          <w:lang w:val="es-PE" w:bidi="es-PE"/>
+        </w:rPr>
+      </w:r>
     </w:p>
     <w:p>
       <w:pPr>
-        <w:pStyle w:val="668"/>
+        <w:pStyle w:val="922"/>
         <w:numPr>
           <w:ilvl w:val="0"/>
           <w:numId w:val="15"/>
@@ -2958,10 +3351,19 @@
           <w:lang w:val="es-PE" w:bidi="es-PE"/>
         </w:rPr>
       </w:r>
+      <w:r>
+        <w:rPr>
+          <w:rFonts w:ascii="Times New Roman" w:hAnsi="Times New Roman" w:cs="Times New Roman"/>
+          <w:sz w:val="18"/>
+          <w:szCs w:val="18"/>
+          <w:highlight w:val="none"/>
+          <w:lang w:val="es-PE" w:bidi="es-PE"/>
+        </w:rPr>
+      </w:r>
     </w:p>
     <w:p>
       <w:pPr>
-        <w:pStyle w:val="668"/>
+        <w:pStyle w:val="922"/>
         <w:numPr>
           <w:ilvl w:val="0"/>
           <w:numId w:val="15"/>
@@ -2996,10 +3398,19 @@
           <w:lang w:val="es-PE" w:bidi="es-PE"/>
         </w:rPr>
       </w:r>
+      <w:r>
+        <w:rPr>
+          <w:rFonts w:ascii="Times New Roman" w:hAnsi="Times New Roman" w:cs="Times New Roman"/>
+          <w:sz w:val="18"/>
+          <w:szCs w:val="18"/>
+          <w:highlight w:val="none"/>
+          <w:lang w:val="es-PE" w:bidi="es-PE"/>
+        </w:rPr>
+      </w:r>
     </w:p>
     <w:p>
       <w:pPr>
-        <w:pStyle w:val="668"/>
+        <w:pStyle w:val="922"/>
         <w:numPr>
           <w:ilvl w:val="0"/>
           <w:numId w:val="15"/>
@@ -3034,6 +3445,15 @@
           <w:lang w:val="es-PE" w:bidi="es-PE"/>
         </w:rPr>
       </w:r>
+      <w:r>
+        <w:rPr>
+          <w:rFonts w:ascii="Times New Roman" w:hAnsi="Times New Roman" w:cs="Times New Roman"/>
+          <w:sz w:val="18"/>
+          <w:szCs w:val="18"/>
+          <w:highlight w:val="none"/>
+          <w:lang w:val="es-PE" w:bidi="es-PE"/>
+        </w:rPr>
+      </w:r>
     </w:p>
     <w:p>
       <w:pPr>
@@ -3083,55 +3503,7 @@
           <w:lang w:val="es-PE" w:bidi="es-PE"/>
         </w:rPr>
       </w:r>
-    </w:p>
-    <w:p>
-      <w:pPr>
-        <w:pBdr/>
-        <w:spacing w:after="0"/>
-        <w:ind w:firstLine="0" w:left="709"/>
-        <w:rPr>
-          <w:rFonts w:ascii="Times New Roman" w:hAnsi="Times New Roman" w:cs="Times New Roman"/>
-          <w:sz w:val="18"/>
-          <w:szCs w:val="18"/>
-          <w:highlight w:val="none"/>
-          <w:lang w:val="es-PE" w:bidi="es-PE"/>
-        </w:rPr>
-      </w:pPr>
-      <w:r>
-        <w:rPr>
-          <w:rFonts w:ascii="Times New Roman" w:hAnsi="Times New Roman" w:cs="Times New Roman"/>
-          <w:sz w:val="18"/>
-          <w:szCs w:val="18"/>
-          <w:highlight w:val="none"/>
-          <w:lang w:val="es-PE" w:bidi="es-PE"/>
-        </w:rPr>
-        <w:tab/>
-        <w:t xml:space="preserve">Escribir “Su sueldo es de: S/” + Sueldo</w:t>
-      </w:r>
-      <w:r>
-        <w:rPr>
-          <w:rFonts w:ascii="Times New Roman" w:hAnsi="Times New Roman" w:cs="Times New Roman"/>
-          <w:sz w:val="18"/>
-          <w:szCs w:val="18"/>
-          <w:highlight w:val="none"/>
-          <w:lang w:val="es-PE" w:bidi="es-PE"/>
-        </w:rPr>
-      </w:r>
-      <w:r>
-        <w:rPr>
-          <w:rFonts w:ascii="Times New Roman" w:hAnsi="Times New Roman" w:cs="Times New Roman"/>
-          <w:sz w:val="18"/>
-          <w:szCs w:val="18"/>
-          <w:highlight w:val="none"/>
-          <w:lang w:val="es-PE" w:bidi="es-PE"/>
-        </w:rPr>
-      </w:r>
-    </w:p>
-    <w:p>
-      <w:pPr>
-        <w:pBdr/>
-        <w:spacing w:after="0"/>
-        <w:ind w:firstLine="0" w:left="709"/>
+      <w:r>
         <w:rPr>
           <w:rFonts w:ascii="Times New Roman" w:hAnsi="Times New Roman" w:cs="Times New Roman"/>
           <w:b/>
@@ -3139,10 +3511,57 @@
           <w:sz w:val="18"/>
           <w:szCs w:val="18"/>
           <w:highlight w:val="none"/>
+        </w:rPr>
+      </w:r>
+    </w:p>
+    <w:p>
+      <w:pPr>
+        <w:pBdr/>
+        <w:spacing w:after="0"/>
+        <w:ind w:firstLine="0" w:left="709"/>
+        <w:rPr>
+          <w:rFonts w:ascii="Times New Roman" w:hAnsi="Times New Roman" w:cs="Times New Roman"/>
+          <w:sz w:val="18"/>
+          <w:szCs w:val="18"/>
+          <w:highlight w:val="none"/>
           <w:lang w:val="es-PE" w:bidi="es-PE"/>
         </w:rPr>
       </w:pPr>
       <w:r>
+        <w:rPr>
+          <w:rFonts w:ascii="Times New Roman" w:hAnsi="Times New Roman" w:cs="Times New Roman"/>
+          <w:sz w:val="18"/>
+          <w:szCs w:val="18"/>
+          <w:highlight w:val="none"/>
+          <w:lang w:val="es-PE" w:bidi="es-PE"/>
+        </w:rPr>
+        <w:tab/>
+        <w:t xml:space="preserve">Escribir “Su sueldo es de: S/” + Sueldo</w:t>
+      </w:r>
+      <w:r>
+        <w:rPr>
+          <w:rFonts w:ascii="Times New Roman" w:hAnsi="Times New Roman" w:cs="Times New Roman"/>
+          <w:sz w:val="18"/>
+          <w:szCs w:val="18"/>
+          <w:highlight w:val="none"/>
+          <w:lang w:val="es-PE" w:bidi="es-PE"/>
+        </w:rPr>
+      </w:r>
+      <w:r>
+        <w:rPr>
+          <w:rFonts w:ascii="Times New Roman" w:hAnsi="Times New Roman" w:cs="Times New Roman"/>
+          <w:sz w:val="18"/>
+          <w:szCs w:val="18"/>
+          <w:highlight w:val="none"/>
+          <w:lang w:val="es-PE" w:bidi="es-PE"/>
+        </w:rPr>
+      </w:r>
+    </w:p>
+    <w:p>
+      <w:pPr>
+        <w:pBdr/>
+        <w:spacing w:after="0"/>
+        <w:ind w:firstLine="0" w:left="709"/>
         <w:rPr>
           <w:rFonts w:ascii="Times New Roman" w:hAnsi="Times New Roman" w:cs="Times New Roman"/>
           <w:b/>
@@ -3152,60 +3571,7 @@
           <w:highlight w:val="none"/>
           <w:lang w:val="es-PE" w:bidi="es-PE"/>
         </w:rPr>
-        <w:t xml:space="preserve">Sino</w:t>
-      </w:r>
-      <w:r>
-        <w:rPr>
-          <w:rFonts w:ascii="Times New Roman" w:hAnsi="Times New Roman" w:cs="Times New Roman"/>
-          <w:sz w:val="18"/>
-          <w:szCs w:val="18"/>
-          <w:highlight w:val="none"/>
-          <w:lang w:val="es-PE" w:bidi="es-PE"/>
-        </w:rPr>
-      </w:r>
-    </w:p>
-    <w:p>
-      <w:pPr>
-        <w:pBdr/>
-        <w:spacing w:after="0"/>
-        <w:ind w:firstLine="0" w:left="709"/>
-        <w:rPr>
-          <w:rFonts w:ascii="Times New Roman" w:hAnsi="Times New Roman" w:cs="Times New Roman"/>
-          <w:sz w:val="18"/>
-          <w:szCs w:val="18"/>
-          <w:highlight w:val="none"/>
-          <w:lang w:val="es-PE" w:bidi="es-PE"/>
-        </w:rPr>
-      </w:pPr>
-      <w:r>
-        <w:rPr>
-          <w:rFonts w:ascii="Times New Roman" w:hAnsi="Times New Roman" w:cs="Times New Roman"/>
-          <w:sz w:val="18"/>
-          <w:szCs w:val="18"/>
-          <w:highlight w:val="none"/>
-          <w:lang w:val="es-PE" w:bidi="es-PE"/>
-        </w:rPr>
-        <w:tab/>
-        <w:t xml:space="preserve">Escribir “Lo sentimos. No se le pagará el sueldo.”</w:t>
-      </w:r>
-      <w:r>
-        <w:rPr>
-          <w:rFonts w:ascii="Times New Roman" w:hAnsi="Times New Roman" w:cs="Times New Roman"/>
-          <w:sz w:val="18"/>
-          <w:szCs w:val="18"/>
-          <w:highlight w:val="none"/>
-          <w:lang w:val="es-PE" w:bidi="es-PE"/>
-        </w:rPr>
-      </w:r>
-      <w:r>
-        <w:rPr>
-          <w:rFonts w:ascii="Times New Roman" w:hAnsi="Times New Roman" w:cs="Times New Roman"/>
-          <w:sz w:val="18"/>
-          <w:szCs w:val="18"/>
-          <w:highlight w:val="none"/>
-          <w:lang w:val="es-PE" w:bidi="es-PE"/>
-        </w:rPr>
-      </w:r>
+      </w:pPr>
       <w:r>
         <w:rPr>
           <w:rFonts w:ascii="Times New Roman" w:hAnsi="Times New Roman" w:cs="Times New Roman"/>
@@ -3216,6 +3582,16 @@
           <w:highlight w:val="none"/>
           <w:lang w:val="es-PE" w:bidi="es-PE"/>
         </w:rPr>
+        <w:t xml:space="preserve">Sino</w:t>
+      </w:r>
+      <w:r>
+        <w:rPr>
+          <w:rFonts w:ascii="Times New Roman" w:hAnsi="Times New Roman" w:cs="Times New Roman"/>
+          <w:sz w:val="18"/>
+          <w:szCs w:val="18"/>
+          <w:highlight w:val="none"/>
+          <w:lang w:val="es-PE" w:bidi="es-PE"/>
+        </w:rPr>
       </w:r>
       <w:r>
         <w:rPr>
@@ -3228,6 +3604,72 @@
           <w:lang w:val="es-PE" w:bidi="es-PE"/>
         </w:rPr>
       </w:r>
+    </w:p>
+    <w:p>
+      <w:pPr>
+        <w:pBdr/>
+        <w:spacing w:after="0"/>
+        <w:ind w:firstLine="0" w:left="709"/>
+        <w:rPr>
+          <w:rFonts w:ascii="Times New Roman" w:hAnsi="Times New Roman" w:cs="Times New Roman"/>
+          <w:sz w:val="18"/>
+          <w:szCs w:val="18"/>
+          <w:highlight w:val="none"/>
+          <w:lang w:val="es-PE" w:bidi="es-PE"/>
+        </w:rPr>
+      </w:pPr>
+      <w:r>
+        <w:rPr>
+          <w:rFonts w:ascii="Times New Roman" w:hAnsi="Times New Roman" w:cs="Times New Roman"/>
+          <w:sz w:val="18"/>
+          <w:szCs w:val="18"/>
+          <w:highlight w:val="none"/>
+          <w:lang w:val="es-PE" w:bidi="es-PE"/>
+        </w:rPr>
+        <w:tab/>
+        <w:t xml:space="preserve">Escribir “Lo sentimos. No se le pagará el sueldo.”</w:t>
+      </w:r>
+      <w:r>
+        <w:rPr>
+          <w:rFonts w:ascii="Times New Roman" w:hAnsi="Times New Roman" w:cs="Times New Roman"/>
+          <w:sz w:val="18"/>
+          <w:szCs w:val="18"/>
+          <w:highlight w:val="none"/>
+          <w:lang w:val="es-PE" w:bidi="es-PE"/>
+        </w:rPr>
+      </w:r>
+      <w:r>
+        <w:rPr>
+          <w:rFonts w:ascii="Times New Roman" w:hAnsi="Times New Roman" w:cs="Times New Roman"/>
+          <w:sz w:val="18"/>
+          <w:szCs w:val="18"/>
+          <w:highlight w:val="none"/>
+          <w:lang w:val="es-PE" w:bidi="es-PE"/>
+        </w:rPr>
+      </w:r>
+    </w:p>
+    <w:p>
+      <w:pPr>
+        <w:pBdr/>
+        <w:spacing w:after="0"/>
+        <w:ind w:firstLine="0" w:left="709"/>
+        <w:rPr>
+          <w:rFonts w:ascii="Times New Roman" w:hAnsi="Times New Roman" w:cs="Times New Roman"/>
+          <w:sz w:val="18"/>
+          <w:szCs w:val="18"/>
+          <w:highlight w:val="none"/>
+          <w:lang w:val="es-PE" w:bidi="es-PE"/>
+        </w:rPr>
+      </w:pPr>
+      <w:r>
+        <w:rPr>
+          <w:rFonts w:ascii="Times New Roman" w:hAnsi="Times New Roman" w:cs="Times New Roman"/>
+          <w:sz w:val="18"/>
+          <w:szCs w:val="18"/>
+          <w:highlight w:val="none"/>
+          <w:lang w:val="es-PE" w:bidi="es-PE"/>
+        </w:rPr>
+      </w:r>
       <w:r>
         <w:rPr>
           <w:rFonts w:ascii="Times New Roman" w:hAnsi="Times New Roman" w:cs="Times New Roman"/>
@@ -3238,6 +3680,16 @@
           <w:highlight w:val="none"/>
           <w:lang w:val="es-PE" w:bidi="es-PE"/>
         </w:rPr>
+        <w:t xml:space="preserve">FinSi</w:t>
+      </w:r>
+      <w:r>
+        <w:rPr>
+          <w:rFonts w:ascii="Times New Roman" w:hAnsi="Times New Roman" w:cs="Times New Roman"/>
+          <w:sz w:val="18"/>
+          <w:szCs w:val="18"/>
+          <w:highlight w:val="none"/>
+          <w:lang w:val="es-PE" w:bidi="es-PE"/>
+        </w:rPr>
       </w:r>
       <w:r>
         <w:rPr>
@@ -3253,24 +3705,14 @@
       <w:pPr>
         <w:pBdr/>
         <w:spacing w:after="0"/>
-        <w:ind w:firstLine="0" w:left="709"/>
+        <w:ind/>
         <w:rPr>
           <w:rFonts w:ascii="Times New Roman" w:hAnsi="Times New Roman" w:cs="Times New Roman"/>
           <w:sz w:val="18"/>
           <w:szCs w:val="18"/>
           <w:highlight w:val="none"/>
-          <w:lang w:val="es-PE" w:bidi="es-PE"/>
-        </w:rPr>
-      </w:pPr>
-      <w:r>
-        <w:rPr>
-          <w:rFonts w:ascii="Times New Roman" w:hAnsi="Times New Roman" w:cs="Times New Roman"/>
-          <w:sz w:val="18"/>
-          <w:szCs w:val="18"/>
-          <w:highlight w:val="none"/>
-          <w:lang w:val="es-PE" w:bidi="es-PE"/>
-        </w:rPr>
-      </w:r>
+        </w:rPr>
+      </w:pPr>
       <w:r>
         <w:rPr>
           <w:rFonts w:ascii="Times New Roman" w:hAnsi="Times New Roman" w:cs="Times New Roman"/>
@@ -3279,9 +3721,9 @@
           <w:sz w:val="18"/>
           <w:szCs w:val="18"/>
           <w:highlight w:val="none"/>
-          <w:lang w:val="es-PE" w:bidi="es-PE"/>
-        </w:rPr>
-        <w:t xml:space="preserve">FinSi</w:t>
+          <w:lang w:val="es-PE"/>
+        </w:rPr>
+        <w:t xml:space="preserve">FIN</w:t>
       </w:r>
       <w:r>
         <w:rPr>
@@ -3289,14 +3731,22 @@
           <w:sz w:val="18"/>
           <w:szCs w:val="18"/>
           <w:highlight w:val="none"/>
-          <w:lang w:val="es-PE" w:bidi="es-PE"/>
+          <w:lang w:val="es-PE"/>
+        </w:rPr>
+      </w:r>
+      <w:r>
+        <w:rPr>
+          <w:rFonts w:ascii="Times New Roman" w:hAnsi="Times New Roman" w:cs="Times New Roman"/>
+          <w:sz w:val="18"/>
+          <w:szCs w:val="18"/>
+          <w:highlight w:val="none"/>
         </w:rPr>
       </w:r>
     </w:p>
     <w:p>
       <w:pPr>
         <w:pBdr/>
-        <w:spacing w:after="0"/>
+        <w:spacing/>
         <w:ind/>
         <w:rPr>
           <w:rFonts w:ascii="Times New Roman" w:hAnsi="Times New Roman" w:cs="Times New Roman"/>
@@ -3306,6 +3756,37 @@
         </w:rPr>
       </w:pPr>
       <w:r>
+        <w:rPr>
+          <w:rFonts w:ascii="Times New Roman" w:hAnsi="Times New Roman" w:eastAsia="Times New Roman" w:cs="Times New Roman"/>
+          <w:sz w:val="18"/>
+          <w:szCs w:val="18"/>
+          <w:highlight w:val="none"/>
+          <w:lang w:val="es-PE" w:bidi="es-PE"/>
+        </w:rPr>
+      </w:r>
+      <w:r>
+        <w:rPr>
+          <w:rFonts w:ascii="Times New Roman" w:hAnsi="Times New Roman" w:eastAsia="Times New Roman" w:cs="Times New Roman"/>
+          <w:sz w:val="18"/>
+          <w:szCs w:val="18"/>
+          <w:highlight w:val="none"/>
+          <w:lang w:val="es-PE"/>
+        </w:rPr>
+      </w:r>
+      <w:r>
+        <w:rPr>
+          <w:rFonts w:ascii="Times New Roman" w:hAnsi="Times New Roman" w:cs="Times New Roman"/>
+          <w:sz w:val="18"/>
+          <w:szCs w:val="18"/>
+          <w:highlight w:val="none"/>
+        </w:rPr>
+      </w:r>
+    </w:p>
+    <w:p>
+      <w:pPr>
+        <w:pBdr/>
+        <w:spacing/>
+        <w:ind/>
         <w:rPr>
           <w:rFonts w:ascii="Times New Roman" w:hAnsi="Times New Roman" w:cs="Times New Roman"/>
           <w:b/>
@@ -3313,9 +3794,30 @@
           <w:sz w:val="18"/>
           <w:szCs w:val="18"/>
           <w:highlight w:val="none"/>
+        </w:rPr>
+      </w:pPr>
+      <w:r>
+        <w:rPr>
+          <w:rFonts w:ascii="Times New Roman" w:hAnsi="Times New Roman" w:eastAsia="Times New Roman" w:cs="Times New Roman"/>
+          <w:b/>
+          <w:bCs/>
+          <w:sz w:val="18"/>
+          <w:szCs w:val="18"/>
+          <w:highlight w:val="none"/>
           <w:lang w:val="es-PE"/>
         </w:rPr>
-        <w:t xml:space="preserve">FIN</w:t>
+        <w:t xml:space="preserve">Ejercicio 4: </w:t>
+      </w:r>
+      <w:r>
+        <w:rPr>
+          <w:rFonts w:ascii="Times New Roman" w:hAnsi="Times New Roman" w:eastAsia="Times New Roman" w:cs="Times New Roman"/>
+          <w:b/>
+          <w:bCs/>
+          <w:sz w:val="18"/>
+          <w:szCs w:val="18"/>
+          <w:highlight w:val="none"/>
+          <w:lang w:val="es-PE"/>
+        </w:rPr>
       </w:r>
       <w:r>
         <w:rPr>
@@ -3325,85 +3827,6 @@
           <w:sz w:val="18"/>
           <w:szCs w:val="18"/>
           <w:highlight w:val="none"/>
-          <w:lang w:val="es-PE"/>
-        </w:rPr>
-      </w:r>
-      <w:r>
-        <w:rPr>
-          <w:rFonts w:ascii="Times New Roman" w:hAnsi="Times New Roman" w:cs="Times New Roman"/>
-          <w:sz w:val="18"/>
-          <w:szCs w:val="18"/>
-          <w:highlight w:val="none"/>
-          <w:lang w:val="es-PE"/>
-        </w:rPr>
-      </w:r>
-    </w:p>
-    <w:p>
-      <w:pPr>
-        <w:pBdr/>
-        <w:spacing/>
-        <w:ind/>
-        <w:rPr>
-          <w:rFonts w:ascii="Times New Roman" w:hAnsi="Times New Roman" w:cs="Times New Roman"/>
-          <w:sz w:val="18"/>
-          <w:szCs w:val="18"/>
-          <w:highlight w:val="none"/>
-        </w:rPr>
-      </w:pPr>
-      <w:r>
-        <w:rPr>
-          <w:rFonts w:ascii="Times New Roman" w:hAnsi="Times New Roman" w:eastAsia="Times New Roman" w:cs="Times New Roman"/>
-          <w:sz w:val="18"/>
-          <w:szCs w:val="18"/>
-          <w:highlight w:val="none"/>
-          <w:lang w:val="es-PE" w:bidi="es-PE"/>
-        </w:rPr>
-      </w:r>
-      <w:r>
-        <w:rPr>
-          <w:rFonts w:ascii="Times New Roman" w:hAnsi="Times New Roman" w:eastAsia="Times New Roman" w:cs="Times New Roman"/>
-          <w:sz w:val="18"/>
-          <w:szCs w:val="18"/>
-          <w:highlight w:val="none"/>
-          <w:lang w:val="es-PE"/>
-        </w:rPr>
-      </w:r>
-    </w:p>
-    <w:p>
-      <w:pPr>
-        <w:pBdr/>
-        <w:spacing/>
-        <w:ind/>
-        <w:rPr>
-          <w:rFonts w:ascii="Times New Roman" w:hAnsi="Times New Roman" w:cs="Times New Roman"/>
-          <w:b/>
-          <w:bCs/>
-          <w:sz w:val="18"/>
-          <w:szCs w:val="18"/>
-          <w:highlight w:val="none"/>
-        </w:rPr>
-      </w:pPr>
-      <w:r>
-        <w:rPr>
-          <w:rFonts w:ascii="Times New Roman" w:hAnsi="Times New Roman" w:eastAsia="Times New Roman" w:cs="Times New Roman"/>
-          <w:b/>
-          <w:bCs/>
-          <w:sz w:val="18"/>
-          <w:szCs w:val="18"/>
-          <w:highlight w:val="none"/>
-          <w:lang w:val="es-PE"/>
-        </w:rPr>
-        <w:t xml:space="preserve">Ejercicio 4: </w:t>
-      </w:r>
-      <w:r>
-        <w:rPr>
-          <w:rFonts w:ascii="Times New Roman" w:hAnsi="Times New Roman" w:eastAsia="Times New Roman" w:cs="Times New Roman"/>
-          <w:b/>
-          <w:bCs/>
-          <w:sz w:val="18"/>
-          <w:szCs w:val="18"/>
-          <w:highlight w:val="none"/>
-          <w:lang w:val="es-PE"/>
         </w:rPr>
       </w:r>
     </w:p>
@@ -3456,7 +3879,7 @@
                         <pic:nvPr/>
                       </pic:nvPicPr>
                       <pic:blipFill>
-                        <a:blip r:embed="rId9"/>
+                        <a:blip r:embed="rId10"/>
                         <a:stretch/>
                       </pic:blipFill>
                       <pic:spPr bwMode="auto">
@@ -3496,7 +3919,7 @@
                 <o:lock v:ext="edit" aspectratio="t"/>
               </v:shapetype>
               <v:shape id="_x0000_i0" o:spid="_x0000_s0" type="#_x0000_t75" style="width:253.71pt;height:107.35pt;mso-wrap-distance-left:0.00pt;mso-wrap-distance-top:0.00pt;mso-wrap-distance-right:0.00pt;mso-wrap-distance-bottom:0.00pt;z-index:1;" stroked="false">
-                <v:imagedata r:id="rId9" o:title=""/>
+                <v:imagedata r:id="rId10" o:title=""/>
                 <o:lock v:ext="edit" rotation="t"/>
               </v:shape>
             </w:pict>
@@ -3512,9 +3935,10 @@
       </w:r>
       <w:r>
         <w:rPr>
-          <w:rFonts w:ascii="Times New Roman" w:hAnsi="Times New Roman" w:eastAsia="Times New Roman" w:cs="Times New Roman"/>
-          <w:sz w:val="18"/>
-          <w:szCs w:val="18"/>
+          <w:rFonts w:ascii="Times New Roman" w:hAnsi="Times New Roman" w:cs="Times New Roman"/>
+          <w:sz w:val="18"/>
+          <w:szCs w:val="18"/>
+          <w:highlight w:val="none"/>
         </w:rPr>
       </w:r>
     </w:p>
@@ -3567,7 +3991,7 @@
     </w:p>
     <w:p>
       <w:pPr>
-        <w:pStyle w:val="668"/>
+        <w:pStyle w:val="922"/>
         <w:numPr>
           <w:ilvl w:val="0"/>
           <w:numId w:val="1"/>
@@ -3698,7 +4122,7 @@
     </w:p>
     <w:p>
       <w:pPr>
-        <w:pStyle w:val="668"/>
+        <w:pStyle w:val="922"/>
         <w:numPr>
           <w:ilvl w:val="0"/>
           <w:numId w:val="1"/>
@@ -3745,7 +4169,7 @@
     </w:p>
     <w:p>
       <w:pPr>
-        <w:pStyle w:val="668"/>
+        <w:pStyle w:val="922"/>
         <w:numPr>
           <w:ilvl w:val="0"/>
           <w:numId w:val="1"/>
@@ -3801,7 +4225,7 @@
     </w:p>
     <w:p>
       <w:pPr>
-        <w:pStyle w:val="668"/>
+        <w:pStyle w:val="922"/>
         <w:numPr>
           <w:ilvl w:val="0"/>
           <w:numId w:val="2"/>
@@ -3857,7 +4281,7 @@
     </w:p>
     <w:p>
       <w:pPr>
-        <w:pStyle w:val="668"/>
+        <w:pStyle w:val="922"/>
         <w:numPr>
           <w:ilvl w:val="0"/>
           <w:numId w:val="3"/>
@@ -3913,7 +4337,7 @@
     </w:p>
     <w:p>
       <w:pPr>
-        <w:pStyle w:val="668"/>
+        <w:pStyle w:val="922"/>
         <w:numPr>
           <w:ilvl w:val="0"/>
           <w:numId w:val="4"/>
@@ -3969,7 +4393,7 @@
     </w:p>
     <w:p>
       <w:pPr>
-        <w:pStyle w:val="668"/>
+        <w:pStyle w:val="922"/>
         <w:numPr>
           <w:ilvl w:val="0"/>
           <w:numId w:val="5"/>
@@ -4025,7 +4449,7 @@
     </w:p>
     <w:p>
       <w:pPr>
-        <w:pStyle w:val="668"/>
+        <w:pStyle w:val="922"/>
         <w:numPr>
           <w:ilvl w:val="0"/>
           <w:numId w:val="6"/>
@@ -4081,7 +4505,7 @@
     </w:p>
     <w:p>
       <w:pPr>
-        <w:pStyle w:val="668"/>
+        <w:pStyle w:val="922"/>
         <w:numPr>
           <w:ilvl w:val="0"/>
           <w:numId w:val="5"/>
@@ -4137,7 +4561,7 @@
     </w:p>
     <w:p>
       <w:pPr>
-        <w:pStyle w:val="668"/>
+        <w:pStyle w:val="922"/>
         <w:numPr>
           <w:ilvl w:val="0"/>
           <w:numId w:val="5"/>
@@ -5093,13 +5517,11 @@
       </w:r>
       <w:r>
         <w:rPr>
-          <w:rFonts w:ascii="Times New Roman" w:hAnsi="Times New Roman" w:eastAsia="Times New Roman" w:cs="Times New Roman"/>
+          <w:rFonts w:ascii="Times New Roman" w:hAnsi="Times New Roman" w:cs="Times New Roman"/>
           <w:b/>
           <w:bCs/>
           <w:sz w:val="18"/>
           <w:szCs w:val="18"/>
-          <w:highlight w:val="none"/>
-          <w:lang w:val="es-PE"/>
         </w:rPr>
       </w:r>
     </w:p>
@@ -5219,14 +5641,15 @@
       </w:r>
       <w:r>
         <w:rPr>
-          <w:rFonts w:ascii="Times New Roman" w:hAnsi="Times New Roman" w:eastAsia="Times New Roman" w:cs="Times New Roman"/>
-          <w:sz w:val="18"/>
-          <w:szCs w:val="18"/>
-        </w:rPr>
-      </w:r>
-      <w:r>
-        <w:rPr>
           <w:rFonts w:ascii="Times New Roman" w:hAnsi="Times New Roman" w:cs="Times New Roman"/>
+          <w:sz w:val="18"/>
+          <w:szCs w:val="18"/>
+          <w:highlight w:val="none"/>
+        </w:rPr>
+      </w:r>
+      <w:r>
+        <w:rPr>
+          <w:rFonts w:ascii="Times New Roman" w:hAnsi="Times New Roman" w:eastAsia="Times New Roman" w:cs="Times New Roman"/>
           <w:sz w:val="18"/>
           <w:szCs w:val="18"/>
           <w:highlight w:val="none"/>
@@ -5279,7 +5702,7 @@
     </w:p>
     <w:p>
       <w:pPr>
-        <w:pStyle w:val="668"/>
+        <w:pStyle w:val="922"/>
         <w:numPr>
           <w:ilvl w:val="0"/>
           <w:numId w:val="7"/>
@@ -5452,7 +5875,7 @@
     </w:p>
     <w:p>
       <w:pPr>
-        <w:pStyle w:val="668"/>
+        <w:pStyle w:val="922"/>
         <w:numPr>
           <w:ilvl w:val="0"/>
           <w:numId w:val="7"/>
@@ -5499,7 +5922,7 @@
     </w:p>
     <w:p>
       <w:pPr>
-        <w:pStyle w:val="668"/>
+        <w:pStyle w:val="922"/>
         <w:numPr>
           <w:ilvl w:val="0"/>
           <w:numId w:val="7"/>
@@ -5546,7 +5969,7 @@
     </w:p>
     <w:p>
       <w:pPr>
-        <w:pStyle w:val="668"/>
+        <w:pStyle w:val="922"/>
         <w:numPr>
           <w:ilvl w:val="0"/>
           <w:numId w:val="7"/>
@@ -5593,7 +6016,7 @@
     </w:p>
     <w:p>
       <w:pPr>
-        <w:pStyle w:val="668"/>
+        <w:pStyle w:val="922"/>
         <w:numPr>
           <w:ilvl w:val="0"/>
           <w:numId w:val="7"/>
@@ -5640,7 +6063,7 @@
     </w:p>
     <w:p>
       <w:pPr>
-        <w:pStyle w:val="668"/>
+        <w:pStyle w:val="922"/>
         <w:numPr>
           <w:ilvl w:val="0"/>
           <w:numId w:val="7"/>
@@ -5687,7 +6110,7 @@
     </w:p>
     <w:p>
       <w:pPr>
-        <w:pStyle w:val="668"/>
+        <w:pStyle w:val="922"/>
         <w:numPr>
           <w:ilvl w:val="0"/>
           <w:numId w:val="7"/>
@@ -5734,7 +6157,7 @@
     </w:p>
     <w:p>
       <w:pPr>
-        <w:pStyle w:val="668"/>
+        <w:pStyle w:val="922"/>
         <w:numPr>
           <w:ilvl w:val="0"/>
           <w:numId w:val="7"/>
@@ -5781,7 +6204,7 @@
     </w:p>
     <w:p>
       <w:pPr>
-        <w:pStyle w:val="668"/>
+        <w:pStyle w:val="922"/>
         <w:numPr>
           <w:ilvl w:val="0"/>
           <w:numId w:val="7"/>
@@ -5828,7 +6251,7 @@
     </w:p>
     <w:p>
       <w:pPr>
-        <w:pStyle w:val="668"/>
+        <w:pStyle w:val="922"/>
         <w:numPr>
           <w:ilvl w:val="0"/>
           <w:numId w:val="7"/>
@@ -5875,7 +6298,7 @@
     </w:p>
     <w:p>
       <w:pPr>
-        <w:pStyle w:val="668"/>
+        <w:pStyle w:val="922"/>
         <w:numPr>
           <w:ilvl w:val="0"/>
           <w:numId w:val="7"/>
@@ -5922,7 +6345,7 @@
     </w:p>
     <w:p>
       <w:pPr>
-        <w:pStyle w:val="668"/>
+        <w:pStyle w:val="922"/>
         <w:numPr>
           <w:ilvl w:val="0"/>
           <w:numId w:val="7"/>
@@ -7151,7 +7574,7 @@
     </w:p>
     <w:p>
       <w:pPr>
-        <w:pStyle w:val="668"/>
+        <w:pStyle w:val="922"/>
         <w:numPr>
           <w:ilvl w:val="0"/>
           <w:numId w:val="8"/>
@@ -7218,7 +7641,7 @@
     </w:p>
     <w:p>
       <w:pPr>
-        <w:pStyle w:val="668"/>
+        <w:pStyle w:val="922"/>
         <w:numPr>
           <w:ilvl w:val="0"/>
           <w:numId w:val="8"/>
@@ -7285,7 +7708,7 @@
     </w:p>
     <w:p>
       <w:pPr>
-        <w:pStyle w:val="668"/>
+        <w:pStyle w:val="922"/>
         <w:numPr>
           <w:ilvl w:val="0"/>
           <w:numId w:val="8"/>
@@ -7340,7 +7763,7 @@
     </w:p>
     <w:p>
       <w:pPr>
-        <w:pStyle w:val="668"/>
+        <w:pStyle w:val="922"/>
         <w:numPr>
           <w:ilvl w:val="0"/>
           <w:numId w:val="8"/>
@@ -7843,7 +8266,7 @@
     </w:p>
     <w:p>
       <w:pPr>
-        <w:pStyle w:val="668"/>
+        <w:pStyle w:val="922"/>
         <w:numPr>
           <w:ilvl w:val="0"/>
           <w:numId w:val="9"/>
@@ -8012,7 +8435,7 @@
       </w:r>
       <w:r>
         <w:rPr>
-          <w:rFonts w:ascii="Times New Roman" w:hAnsi="Times New Roman" w:eastAsia="Times New Roman" w:cs="Times New Roman"/>
+          <w:rFonts w:ascii="Times New Roman" w:hAnsi="Times New Roman" w:cs="Times New Roman"/>
           <w:sz w:val="18"/>
           <w:szCs w:val="18"/>
           <w:highlight w:val="none"/>
@@ -8020,6 +8443,7 @@
       </w:r>
     </w:p>
     <w:sectPr>
+      <w:headerReference w:type="default" r:id="rId9"/>
       <w:footnotePr/>
       <w:endnotePr/>
       <w:type w:val="nextPage"/>
@@ -8041,7 +8465,6 @@
         <w:ind/>
         <w:rPr/>
       </w:pPr>
-      <w:r/>
       <w:r>
         <w:separator/>
       </w:r>
@@ -8056,7 +8479,6 @@
         <w:ind/>
         <w:rPr/>
       </w:pPr>
-      <w:r/>
       <w:r>
         <w:continuationSeparator/>
       </w:r>
@@ -8076,7 +8498,6 @@
         <w:ind/>
         <w:rPr/>
       </w:pPr>
-      <w:r/>
       <w:r>
         <w:separator/>
       </w:r>
@@ -8091,7 +8512,6 @@
         <w:ind/>
         <w:rPr/>
       </w:pPr>
-      <w:r/>
       <w:r>
         <w:continuationSeparator/>
       </w:r>
@@ -8099,6 +8519,22 @@
     </w:p>
   </w:footnote>
 </w:footnotes>
+</file>
+
+<file path=word/header1.xml><?xml version="1.0" encoding="utf-8"?>
+<w:hdr xmlns:wpc="http://schemas.microsoft.com/office/word/2010/wordprocessingCanvas" xmlns:mc="http://schemas.openxmlformats.org/markup-compatibility/2006" xmlns:o="urn:schemas-microsoft-com:office:office" xmlns:r="http://schemas.openxmlformats.org/officeDocument/2006/relationships" xmlns:m="http://schemas.openxmlformats.org/officeDocument/2006/math" xmlns:v="urn:schemas-microsoft-com:vml" xmlns:wp14="http://schemas.microsoft.com/office/word/2010/wordprocessingDrawing" xmlns:wp="http://schemas.openxmlformats.org/drawingml/2006/wordprocessingDrawing" xmlns:w10="urn:schemas-microsoft-com:office:word" xmlns:w="http://schemas.openxmlformats.org/wordprocessingml/2006/main" xmlns:w14="http://schemas.microsoft.com/office/word/2010/wordml" xmlns:w15="http://schemas.microsoft.com/office/word/2012/wordml" xmlns:wpg="http://schemas.microsoft.com/office/word/2010/wordprocessingGroup" xmlns:wpi="http://schemas.microsoft.com/office/word/2010/wordprocessingInk" xmlns:wne="http://schemas.microsoft.com/office/word/2006/wordml" xmlns:a="http://schemas.openxmlformats.org/drawingml/2006/main" xmlns:wps="http://schemas.microsoft.com/office/word/2010/wordprocessingShape" mc:Ignorable="w14 w15 wp14">
+  <w:p>
+    <w:pPr>
+      <w:pStyle w:val="893"/>
+      <w:pBdr/>
+      <w:spacing/>
+      <w:ind/>
+      <w:rPr/>
+    </w:pPr>
+    <w:r/>
+    <w:r/>
+  </w:p>
+</w:hdr>
 </file>
 
 <file path=word/numbering.xml><?xml version="1.0" encoding="utf-8"?>
@@ -10376,9 +10812,9 @@
     <w:lsdException w:name="Bibliography" w:uiPriority="37"/>
     <w:lsdException w:name="TOC Heading" w:uiPriority="39" w:qFormat="1"/>
   </w:latentStyles>
-  <w:style w:type="table" w:styleId="12">
+  <w:style w:type="table" w:styleId="733">
     <w:name w:val="Table Grid"/>
-    <w:basedOn w:val="665"/>
+    <w:basedOn w:val="919"/>
     <w:uiPriority w:val="59"/>
     <w:pPr>
       <w:pBdr/>
@@ -10575,9 +11011,9 @@
       </w:tcPr>
     </w:tblStylePr>
   </w:style>
-  <w:style w:type="table" w:styleId="13">
+  <w:style w:type="table" w:styleId="734">
     <w:name w:val="Table Grid Light"/>
-    <w:basedOn w:val="665"/>
+    <w:basedOn w:val="919"/>
     <w:uiPriority w:val="59"/>
     <w:pPr>
       <w:pBdr/>
@@ -10774,9 +11210,9 @@
       </w:tcPr>
     </w:tblStylePr>
   </w:style>
-  <w:style w:type="table" w:styleId="14">
+  <w:style w:type="table" w:styleId="735">
     <w:name w:val="Plain Table 1"/>
-    <w:basedOn w:val="665"/>
+    <w:basedOn w:val="919"/>
     <w:uiPriority w:val="59"/>
     <w:pPr>
       <w:pBdr/>
@@ -10999,9 +11435,9 @@
       </w:tcPr>
     </w:tblStylePr>
   </w:style>
-  <w:style w:type="table" w:styleId="15">
+  <w:style w:type="table" w:styleId="736">
     <w:name w:val="Plain Table 2"/>
-    <w:basedOn w:val="665"/>
+    <w:basedOn w:val="919"/>
     <w:uiPriority w:val="59"/>
     <w:pPr>
       <w:pBdr/>
@@ -11232,9 +11668,9 @@
       </w:tcPr>
     </w:tblStylePr>
   </w:style>
-  <w:style w:type="table" w:styleId="16">
+  <w:style w:type="table" w:styleId="737">
     <w:name w:val="Plain Table 3"/>
-    <w:basedOn w:val="665"/>
+    <w:basedOn w:val="919"/>
     <w:uiPriority w:val="99"/>
     <w:pPr>
       <w:pBdr/>
@@ -11462,9 +11898,9 @@
       </w:tcPr>
     </w:tblStylePr>
   </w:style>
-  <w:style w:type="table" w:styleId="17">
+  <w:style w:type="table" w:styleId="738">
     <w:name w:val="Plain Table 4"/>
-    <w:basedOn w:val="665"/>
+    <w:basedOn w:val="919"/>
     <w:uiPriority w:val="99"/>
     <w:pPr>
       <w:pBdr/>
@@ -11678,9 +12114,9 @@
       </w:tcPr>
     </w:tblStylePr>
   </w:style>
-  <w:style w:type="table" w:styleId="18">
+  <w:style w:type="table" w:styleId="739">
     <w:name w:val="Plain Table 5"/>
-    <w:basedOn w:val="665"/>
+    <w:basedOn w:val="919"/>
     <w:uiPriority w:val="99"/>
     <w:pPr>
       <w:pBdr/>
@@ -11911,9 +12347,9 @@
       </w:tcPr>
     </w:tblStylePr>
   </w:style>
-  <w:style w:type="table" w:styleId="19">
+  <w:style w:type="table" w:styleId="740">
     <w:name w:val="Grid Table 1 Light"/>
-    <w:basedOn w:val="665"/>
+    <w:basedOn w:val="919"/>
     <w:uiPriority w:val="99"/>
     <w:pPr>
       <w:pBdr/>
@@ -12134,9 +12570,9 @@
       </w:tcPr>
     </w:tblStylePr>
   </w:style>
-  <w:style w:type="table" w:styleId="20">
+  <w:style w:type="table" w:styleId="741">
     <w:name w:val="Grid Table 1 Light - Accent 1"/>
-    <w:basedOn w:val="665"/>
+    <w:basedOn w:val="919"/>
     <w:uiPriority w:val="99"/>
     <w:pPr>
       <w:pBdr/>
@@ -12357,9 +12793,9 @@
       </w:tcPr>
     </w:tblStylePr>
   </w:style>
-  <w:style w:type="table" w:styleId="21">
+  <w:style w:type="table" w:styleId="742">
     <w:name w:val="Grid Table 1 Light - Accent 2"/>
-    <w:basedOn w:val="665"/>
+    <w:basedOn w:val="919"/>
     <w:uiPriority w:val="99"/>
     <w:pPr>
       <w:pBdr/>
@@ -12580,9 +13016,9 @@
       </w:tcPr>
     </w:tblStylePr>
   </w:style>
-  <w:style w:type="table" w:styleId="22">
+  <w:style w:type="table" w:styleId="743">
     <w:name w:val="Grid Table 1 Light - Accent 3"/>
-    <w:basedOn w:val="665"/>
+    <w:basedOn w:val="919"/>
     <w:uiPriority w:val="99"/>
     <w:pPr>
       <w:pBdr/>
@@ -12803,9 +13239,9 @@
       </w:tcPr>
     </w:tblStylePr>
   </w:style>
-  <w:style w:type="table" w:styleId="23">
+  <w:style w:type="table" w:styleId="744">
     <w:name w:val="Grid Table 1 Light - Accent 4"/>
-    <w:basedOn w:val="665"/>
+    <w:basedOn w:val="919"/>
     <w:uiPriority w:val="99"/>
     <w:pPr>
       <w:pBdr/>
@@ -13026,9 +13462,9 @@
       </w:tcPr>
     </w:tblStylePr>
   </w:style>
-  <w:style w:type="table" w:styleId="24">
+  <w:style w:type="table" w:styleId="745">
     <w:name w:val="Grid Table 1 Light - Accent 5"/>
-    <w:basedOn w:val="665"/>
+    <w:basedOn w:val="919"/>
     <w:uiPriority w:val="99"/>
     <w:pPr>
       <w:pBdr/>
@@ -13249,9 +13685,9 @@
       </w:tcPr>
     </w:tblStylePr>
   </w:style>
-  <w:style w:type="table" w:styleId="25">
+  <w:style w:type="table" w:styleId="746">
     <w:name w:val="Grid Table 1 Light - Accent 6"/>
-    <w:basedOn w:val="665"/>
+    <w:basedOn w:val="919"/>
     <w:uiPriority w:val="99"/>
     <w:pPr>
       <w:pBdr/>
@@ -13472,9 +13908,9 @@
       </w:tcPr>
     </w:tblStylePr>
   </w:style>
-  <w:style w:type="table" w:styleId="26">
+  <w:style w:type="table" w:styleId="747">
     <w:name w:val="Grid Table 2"/>
-    <w:basedOn w:val="665"/>
+    <w:basedOn w:val="919"/>
     <w:uiPriority w:val="99"/>
     <w:pPr>
       <w:pBdr/>
@@ -13704,9 +14140,9 @@
       </w:tcPr>
     </w:tblStylePr>
   </w:style>
-  <w:style w:type="table" w:styleId="27">
+  <w:style w:type="table" w:styleId="748">
     <w:name w:val="Grid Table 2 - Accent 1"/>
-    <w:basedOn w:val="665"/>
+    <w:basedOn w:val="919"/>
     <w:uiPriority w:val="99"/>
     <w:pPr>
       <w:pBdr/>
@@ -13936,9 +14372,9 @@
       </w:tcPr>
     </w:tblStylePr>
   </w:style>
-  <w:style w:type="table" w:styleId="28">
+  <w:style w:type="table" w:styleId="749">
     <w:name w:val="Grid Table 2 - Accent 2"/>
-    <w:basedOn w:val="665"/>
+    <w:basedOn w:val="919"/>
     <w:uiPriority w:val="99"/>
     <w:pPr>
       <w:pBdr/>
@@ -14168,9 +14604,9 @@
       </w:tcPr>
     </w:tblStylePr>
   </w:style>
-  <w:style w:type="table" w:styleId="29">
+  <w:style w:type="table" w:styleId="750">
     <w:name w:val="Grid Table 2 - Accent 3"/>
-    <w:basedOn w:val="665"/>
+    <w:basedOn w:val="919"/>
     <w:uiPriority w:val="99"/>
     <w:pPr>
       <w:pBdr/>
@@ -14400,9 +14836,9 @@
       </w:tcPr>
     </w:tblStylePr>
   </w:style>
-  <w:style w:type="table" w:styleId="30">
+  <w:style w:type="table" w:styleId="751">
     <w:name w:val="Grid Table 2 - Accent 4"/>
-    <w:basedOn w:val="665"/>
+    <w:basedOn w:val="919"/>
     <w:uiPriority w:val="99"/>
     <w:pPr>
       <w:pBdr/>
@@ -14632,9 +15068,9 @@
       </w:tcPr>
     </w:tblStylePr>
   </w:style>
-  <w:style w:type="table" w:styleId="31">
+  <w:style w:type="table" w:styleId="752">
     <w:name w:val="Grid Table 2 - Accent 5"/>
-    <w:basedOn w:val="665"/>
+    <w:basedOn w:val="919"/>
     <w:uiPriority w:val="99"/>
     <w:pPr>
       <w:pBdr/>
@@ -14864,9 +15300,9 @@
       </w:tcPr>
     </w:tblStylePr>
   </w:style>
-  <w:style w:type="table" w:styleId="32">
+  <w:style w:type="table" w:styleId="753">
     <w:name w:val="Grid Table 2 - Accent 6"/>
-    <w:basedOn w:val="665"/>
+    <w:basedOn w:val="919"/>
     <w:uiPriority w:val="99"/>
     <w:pPr>
       <w:pBdr/>
@@ -15096,9 +15532,9 @@
       </w:tcPr>
     </w:tblStylePr>
   </w:style>
-  <w:style w:type="table" w:styleId="33">
+  <w:style w:type="table" w:styleId="754">
     <w:name w:val="Grid Table 3"/>
-    <w:basedOn w:val="665"/>
+    <w:basedOn w:val="919"/>
     <w:uiPriority w:val="99"/>
     <w:pPr>
       <w:pBdr/>
@@ -15197,29 +15633,6 @@
         <w:tblBorders/>
       </w:tblPr>
       <w:tcPr>
-        <w:shd w:color="ffffff"/>
-        <w:tcBorders>
-          <w:top w:val="none" w:color="000000" w:sz="4" w:space="0"/>
-          <w:left w:val="none" w:color="000000" w:sz="4" w:space="0"/>
-          <w:bottom w:val="none" w:color="000000" w:sz="4" w:space="0"/>
-          <w:right w:val="none" w:color="000000" w:sz="4" w:space="0"/>
-        </w:tcBorders>
-      </w:tcPr>
-    </w:tblStylePr>
-    <w:tblStylePr w:type="firstRow">
-      <w:rPr>
-        <w:b/>
-        <w:color w:val="404040"/>
-      </w:rPr>
-      <w:pPr>
-        <w:pBdr/>
-        <w:spacing/>
-        <w:ind/>
-      </w:pPr>
-      <w:tblPr>
-        <w:tblBorders/>
-      </w:tblPr>
-      <w:tcPr>
         <w:shd w:val="clear" w:color="ffffff"/>
         <w:tcBorders>
           <w:top w:val="none" w:color="000000" w:sz="4" w:space="0"/>
@@ -15229,30 +15642,7 @@
         </w:tcBorders>
       </w:tcPr>
     </w:tblStylePr>
-    <w:tblStylePr w:type="lastCol">
-      <w:rPr>
-        <w:i/>
-        <w:color w:val="404040"/>
-      </w:rPr>
-      <w:pPr>
-        <w:pBdr/>
-        <w:spacing/>
-        <w:ind/>
-      </w:pPr>
-      <w:tblPr>
-        <w:tblBorders/>
-      </w:tblPr>
-      <w:tcPr>
-        <w:shd w:color="ffffff"/>
-        <w:tcBorders>
-          <w:top w:val="none" w:color="000000" w:sz="4" w:space="0"/>
-          <w:left w:val="none" w:color="000000" w:sz="4" w:space="0"/>
-          <w:bottom w:val="none" w:color="000000" w:sz="4" w:space="0"/>
-          <w:right w:val="none" w:color="000000" w:sz="4" w:space="0"/>
-        </w:tcBorders>
-      </w:tcPr>
-    </w:tblStylePr>
-    <w:tblStylePr w:type="lastRow">
+    <w:tblStylePr w:type="firstRow">
       <w:rPr>
         <w:b/>
         <w:color w:val="404040"/>
@@ -15275,6 +15665,52 @@
         </w:tcBorders>
       </w:tcPr>
     </w:tblStylePr>
+    <w:tblStylePr w:type="lastCol">
+      <w:rPr>
+        <w:i/>
+        <w:color w:val="404040"/>
+      </w:rPr>
+      <w:pPr>
+        <w:pBdr/>
+        <w:spacing/>
+        <w:ind/>
+      </w:pPr>
+      <w:tblPr>
+        <w:tblBorders/>
+      </w:tblPr>
+      <w:tcPr>
+        <w:shd w:val="clear" w:color="ffffff"/>
+        <w:tcBorders>
+          <w:top w:val="none" w:color="000000" w:sz="4" w:space="0"/>
+          <w:left w:val="none" w:color="000000" w:sz="4" w:space="0"/>
+          <w:bottom w:val="none" w:color="000000" w:sz="4" w:space="0"/>
+          <w:right w:val="none" w:color="000000" w:sz="4" w:space="0"/>
+        </w:tcBorders>
+      </w:tcPr>
+    </w:tblStylePr>
+    <w:tblStylePr w:type="lastRow">
+      <w:rPr>
+        <w:b/>
+        <w:color w:val="404040"/>
+      </w:rPr>
+      <w:pPr>
+        <w:pBdr/>
+        <w:spacing/>
+        <w:ind/>
+      </w:pPr>
+      <w:tblPr>
+        <w:tblBorders/>
+      </w:tblPr>
+      <w:tcPr>
+        <w:shd w:val="clear" w:color="ffffff"/>
+        <w:tcBorders>
+          <w:top w:val="none" w:color="000000" w:sz="4" w:space="0"/>
+          <w:left w:val="none" w:color="000000" w:sz="4" w:space="0"/>
+          <w:bottom w:val="none" w:color="000000" w:sz="4" w:space="0"/>
+          <w:right w:val="none" w:color="000000" w:sz="4" w:space="0"/>
+        </w:tcBorders>
+      </w:tcPr>
+    </w:tblStylePr>
     <w:tblStylePr w:type="nwCell">
       <w:pPr>
         <w:pBdr/>
@@ -15341,9 +15777,9 @@
       </w:tcPr>
     </w:tblStylePr>
   </w:style>
-  <w:style w:type="table" w:styleId="34">
+  <w:style w:type="table" w:styleId="755">
     <w:name w:val="Grid Table 3 - Accent 1"/>
-    <w:basedOn w:val="665"/>
+    <w:basedOn w:val="919"/>
     <w:uiPriority w:val="99"/>
     <w:pPr>
       <w:pBdr/>
@@ -15442,29 +15878,6 @@
         <w:tblBorders/>
       </w:tblPr>
       <w:tcPr>
-        <w:shd w:color="ffffff"/>
-        <w:tcBorders>
-          <w:top w:val="none" w:color="000000" w:sz="4" w:space="0"/>
-          <w:left w:val="none" w:color="000000" w:sz="4" w:space="0"/>
-          <w:bottom w:val="none" w:color="000000" w:sz="4" w:space="0"/>
-          <w:right w:val="none" w:color="000000" w:sz="4" w:space="0"/>
-        </w:tcBorders>
-      </w:tcPr>
-    </w:tblStylePr>
-    <w:tblStylePr w:type="firstRow">
-      <w:rPr>
-        <w:b/>
-        <w:color w:val="404040"/>
-      </w:rPr>
-      <w:pPr>
-        <w:pBdr/>
-        <w:spacing/>
-        <w:ind/>
-      </w:pPr>
-      <w:tblPr>
-        <w:tblBorders/>
-      </w:tblPr>
-      <w:tcPr>
         <w:shd w:val="clear" w:color="ffffff"/>
         <w:tcBorders>
           <w:top w:val="none" w:color="000000" w:sz="4" w:space="0"/>
@@ -15474,30 +15887,7 @@
         </w:tcBorders>
       </w:tcPr>
     </w:tblStylePr>
-    <w:tblStylePr w:type="lastCol">
-      <w:rPr>
-        <w:i/>
-        <w:color w:val="404040"/>
-      </w:rPr>
-      <w:pPr>
-        <w:pBdr/>
-        <w:spacing/>
-        <w:ind/>
-      </w:pPr>
-      <w:tblPr>
-        <w:tblBorders/>
-      </w:tblPr>
-      <w:tcPr>
-        <w:shd w:color="ffffff"/>
-        <w:tcBorders>
-          <w:top w:val="none" w:color="000000" w:sz="4" w:space="0"/>
-          <w:left w:val="none" w:color="000000" w:sz="4" w:space="0"/>
-          <w:bottom w:val="none" w:color="000000" w:sz="4" w:space="0"/>
-          <w:right w:val="none" w:color="000000" w:sz="4" w:space="0"/>
-        </w:tcBorders>
-      </w:tcPr>
-    </w:tblStylePr>
-    <w:tblStylePr w:type="lastRow">
+    <w:tblStylePr w:type="firstRow">
       <w:rPr>
         <w:b/>
         <w:color w:val="404040"/>
@@ -15520,6 +15910,52 @@
         </w:tcBorders>
       </w:tcPr>
     </w:tblStylePr>
+    <w:tblStylePr w:type="lastCol">
+      <w:rPr>
+        <w:i/>
+        <w:color w:val="404040"/>
+      </w:rPr>
+      <w:pPr>
+        <w:pBdr/>
+        <w:spacing/>
+        <w:ind/>
+      </w:pPr>
+      <w:tblPr>
+        <w:tblBorders/>
+      </w:tblPr>
+      <w:tcPr>
+        <w:shd w:val="clear" w:color="ffffff"/>
+        <w:tcBorders>
+          <w:top w:val="none" w:color="000000" w:sz="4" w:space="0"/>
+          <w:left w:val="none" w:color="000000" w:sz="4" w:space="0"/>
+          <w:bottom w:val="none" w:color="000000" w:sz="4" w:space="0"/>
+          <w:right w:val="none" w:color="000000" w:sz="4" w:space="0"/>
+        </w:tcBorders>
+      </w:tcPr>
+    </w:tblStylePr>
+    <w:tblStylePr w:type="lastRow">
+      <w:rPr>
+        <w:b/>
+        <w:color w:val="404040"/>
+      </w:rPr>
+      <w:pPr>
+        <w:pBdr/>
+        <w:spacing/>
+        <w:ind/>
+      </w:pPr>
+      <w:tblPr>
+        <w:tblBorders/>
+      </w:tblPr>
+      <w:tcPr>
+        <w:shd w:val="clear" w:color="ffffff"/>
+        <w:tcBorders>
+          <w:top w:val="none" w:color="000000" w:sz="4" w:space="0"/>
+          <w:left w:val="none" w:color="000000" w:sz="4" w:space="0"/>
+          <w:bottom w:val="none" w:color="000000" w:sz="4" w:space="0"/>
+          <w:right w:val="none" w:color="000000" w:sz="4" w:space="0"/>
+        </w:tcBorders>
+      </w:tcPr>
+    </w:tblStylePr>
     <w:tblStylePr w:type="nwCell">
       <w:pPr>
         <w:pBdr/>
@@ -15586,9 +16022,9 @@
       </w:tcPr>
     </w:tblStylePr>
   </w:style>
-  <w:style w:type="table" w:styleId="35">
+  <w:style w:type="table" w:styleId="756">
     <w:name w:val="Grid Table 3 - Accent 2"/>
-    <w:basedOn w:val="665"/>
+    <w:basedOn w:val="919"/>
     <w:uiPriority w:val="99"/>
     <w:pPr>
       <w:pBdr/>
@@ -15687,29 +16123,6 @@
         <w:tblBorders/>
       </w:tblPr>
       <w:tcPr>
-        <w:shd w:color="ffffff"/>
-        <w:tcBorders>
-          <w:top w:val="none" w:color="000000" w:sz="4" w:space="0"/>
-          <w:left w:val="none" w:color="000000" w:sz="4" w:space="0"/>
-          <w:bottom w:val="none" w:color="000000" w:sz="4" w:space="0"/>
-          <w:right w:val="none" w:color="000000" w:sz="4" w:space="0"/>
-        </w:tcBorders>
-      </w:tcPr>
-    </w:tblStylePr>
-    <w:tblStylePr w:type="firstRow">
-      <w:rPr>
-        <w:b/>
-        <w:color w:val="404040"/>
-      </w:rPr>
-      <w:pPr>
-        <w:pBdr/>
-        <w:spacing/>
-        <w:ind/>
-      </w:pPr>
-      <w:tblPr>
-        <w:tblBorders/>
-      </w:tblPr>
-      <w:tcPr>
         <w:shd w:val="clear" w:color="ffffff"/>
         <w:tcBorders>
           <w:top w:val="none" w:color="000000" w:sz="4" w:space="0"/>
@@ -15719,30 +16132,7 @@
         </w:tcBorders>
       </w:tcPr>
     </w:tblStylePr>
-    <w:tblStylePr w:type="lastCol">
-      <w:rPr>
-        <w:i/>
-        <w:color w:val="404040"/>
-      </w:rPr>
-      <w:pPr>
-        <w:pBdr/>
-        <w:spacing/>
-        <w:ind/>
-      </w:pPr>
-      <w:tblPr>
-        <w:tblBorders/>
-      </w:tblPr>
-      <w:tcPr>
-        <w:shd w:color="ffffff"/>
-        <w:tcBorders>
-          <w:top w:val="none" w:color="000000" w:sz="4" w:space="0"/>
-          <w:left w:val="none" w:color="000000" w:sz="4" w:space="0"/>
-          <w:bottom w:val="none" w:color="000000" w:sz="4" w:space="0"/>
-          <w:right w:val="none" w:color="000000" w:sz="4" w:space="0"/>
-        </w:tcBorders>
-      </w:tcPr>
-    </w:tblStylePr>
-    <w:tblStylePr w:type="lastRow">
+    <w:tblStylePr w:type="firstRow">
       <w:rPr>
         <w:b/>
         <w:color w:val="404040"/>
@@ -15765,6 +16155,52 @@
         </w:tcBorders>
       </w:tcPr>
     </w:tblStylePr>
+    <w:tblStylePr w:type="lastCol">
+      <w:rPr>
+        <w:i/>
+        <w:color w:val="404040"/>
+      </w:rPr>
+      <w:pPr>
+        <w:pBdr/>
+        <w:spacing/>
+        <w:ind/>
+      </w:pPr>
+      <w:tblPr>
+        <w:tblBorders/>
+      </w:tblPr>
+      <w:tcPr>
+        <w:shd w:val="clear" w:color="ffffff"/>
+        <w:tcBorders>
+          <w:top w:val="none" w:color="000000" w:sz="4" w:space="0"/>
+          <w:left w:val="none" w:color="000000" w:sz="4" w:space="0"/>
+          <w:bottom w:val="none" w:color="000000" w:sz="4" w:space="0"/>
+          <w:right w:val="none" w:color="000000" w:sz="4" w:space="0"/>
+        </w:tcBorders>
+      </w:tcPr>
+    </w:tblStylePr>
+    <w:tblStylePr w:type="lastRow">
+      <w:rPr>
+        <w:b/>
+        <w:color w:val="404040"/>
+      </w:rPr>
+      <w:pPr>
+        <w:pBdr/>
+        <w:spacing/>
+        <w:ind/>
+      </w:pPr>
+      <w:tblPr>
+        <w:tblBorders/>
+      </w:tblPr>
+      <w:tcPr>
+        <w:shd w:val="clear" w:color="ffffff"/>
+        <w:tcBorders>
+          <w:top w:val="none" w:color="000000" w:sz="4" w:space="0"/>
+          <w:left w:val="none" w:color="000000" w:sz="4" w:space="0"/>
+          <w:bottom w:val="none" w:color="000000" w:sz="4" w:space="0"/>
+          <w:right w:val="none" w:color="000000" w:sz="4" w:space="0"/>
+        </w:tcBorders>
+      </w:tcPr>
+    </w:tblStylePr>
     <w:tblStylePr w:type="nwCell">
       <w:pPr>
         <w:pBdr/>
@@ -15831,9 +16267,9 @@
       </w:tcPr>
     </w:tblStylePr>
   </w:style>
-  <w:style w:type="table" w:styleId="36">
+  <w:style w:type="table" w:styleId="757">
     <w:name w:val="Grid Table 3 - Accent 3"/>
-    <w:basedOn w:val="665"/>
+    <w:basedOn w:val="919"/>
     <w:uiPriority w:val="99"/>
     <w:pPr>
       <w:pBdr/>
@@ -15932,29 +16368,6 @@
         <w:tblBorders/>
       </w:tblPr>
       <w:tcPr>
-        <w:shd w:color="ffffff"/>
-        <w:tcBorders>
-          <w:top w:val="none" w:color="000000" w:sz="4" w:space="0"/>
-          <w:left w:val="none" w:color="000000" w:sz="4" w:space="0"/>
-          <w:bottom w:val="none" w:color="000000" w:sz="4" w:space="0"/>
-          <w:right w:val="none" w:color="000000" w:sz="4" w:space="0"/>
-        </w:tcBorders>
-      </w:tcPr>
-    </w:tblStylePr>
-    <w:tblStylePr w:type="firstRow">
-      <w:rPr>
-        <w:b/>
-        <w:color w:val="404040"/>
-      </w:rPr>
-      <w:pPr>
-        <w:pBdr/>
-        <w:spacing/>
-        <w:ind/>
-      </w:pPr>
-      <w:tblPr>
-        <w:tblBorders/>
-      </w:tblPr>
-      <w:tcPr>
         <w:shd w:val="clear" w:color="ffffff"/>
         <w:tcBorders>
           <w:top w:val="none" w:color="000000" w:sz="4" w:space="0"/>
@@ -15964,30 +16377,7 @@
         </w:tcBorders>
       </w:tcPr>
     </w:tblStylePr>
-    <w:tblStylePr w:type="lastCol">
-      <w:rPr>
-        <w:i/>
-        <w:color w:val="404040"/>
-      </w:rPr>
-      <w:pPr>
-        <w:pBdr/>
-        <w:spacing/>
-        <w:ind/>
-      </w:pPr>
-      <w:tblPr>
-        <w:tblBorders/>
-      </w:tblPr>
-      <w:tcPr>
-        <w:shd w:color="ffffff"/>
-        <w:tcBorders>
-          <w:top w:val="none" w:color="000000" w:sz="4" w:space="0"/>
-          <w:left w:val="none" w:color="000000" w:sz="4" w:space="0"/>
-          <w:bottom w:val="none" w:color="000000" w:sz="4" w:space="0"/>
-          <w:right w:val="none" w:color="000000" w:sz="4" w:space="0"/>
-        </w:tcBorders>
-      </w:tcPr>
-    </w:tblStylePr>
-    <w:tblStylePr w:type="lastRow">
+    <w:tblStylePr w:type="firstRow">
       <w:rPr>
         <w:b/>
         <w:color w:val="404040"/>
@@ -16010,6 +16400,52 @@
         </w:tcBorders>
       </w:tcPr>
     </w:tblStylePr>
+    <w:tblStylePr w:type="lastCol">
+      <w:rPr>
+        <w:i/>
+        <w:color w:val="404040"/>
+      </w:rPr>
+      <w:pPr>
+        <w:pBdr/>
+        <w:spacing/>
+        <w:ind/>
+      </w:pPr>
+      <w:tblPr>
+        <w:tblBorders/>
+      </w:tblPr>
+      <w:tcPr>
+        <w:shd w:val="clear" w:color="ffffff"/>
+        <w:tcBorders>
+          <w:top w:val="none" w:color="000000" w:sz="4" w:space="0"/>
+          <w:left w:val="none" w:color="000000" w:sz="4" w:space="0"/>
+          <w:bottom w:val="none" w:color="000000" w:sz="4" w:space="0"/>
+          <w:right w:val="none" w:color="000000" w:sz="4" w:space="0"/>
+        </w:tcBorders>
+      </w:tcPr>
+    </w:tblStylePr>
+    <w:tblStylePr w:type="lastRow">
+      <w:rPr>
+        <w:b/>
+        <w:color w:val="404040"/>
+      </w:rPr>
+      <w:pPr>
+        <w:pBdr/>
+        <w:spacing/>
+        <w:ind/>
+      </w:pPr>
+      <w:tblPr>
+        <w:tblBorders/>
+      </w:tblPr>
+      <w:tcPr>
+        <w:shd w:val="clear" w:color="ffffff"/>
+        <w:tcBorders>
+          <w:top w:val="none" w:color="000000" w:sz="4" w:space="0"/>
+          <w:left w:val="none" w:color="000000" w:sz="4" w:space="0"/>
+          <w:bottom w:val="none" w:color="000000" w:sz="4" w:space="0"/>
+          <w:right w:val="none" w:color="000000" w:sz="4" w:space="0"/>
+        </w:tcBorders>
+      </w:tcPr>
+    </w:tblStylePr>
     <w:tblStylePr w:type="nwCell">
       <w:pPr>
         <w:pBdr/>
@@ -16076,9 +16512,9 @@
       </w:tcPr>
     </w:tblStylePr>
   </w:style>
-  <w:style w:type="table" w:styleId="37">
+  <w:style w:type="table" w:styleId="758">
     <w:name w:val="Grid Table 3 - Accent 4"/>
-    <w:basedOn w:val="665"/>
+    <w:basedOn w:val="919"/>
     <w:uiPriority w:val="99"/>
     <w:pPr>
       <w:pBdr/>
@@ -16177,29 +16613,6 @@
         <w:tblBorders/>
       </w:tblPr>
       <w:tcPr>
-        <w:shd w:color="ffffff"/>
-        <w:tcBorders>
-          <w:top w:val="none" w:color="000000" w:sz="4" w:space="0"/>
-          <w:left w:val="none" w:color="000000" w:sz="4" w:space="0"/>
-          <w:bottom w:val="none" w:color="000000" w:sz="4" w:space="0"/>
-          <w:right w:val="none" w:color="000000" w:sz="4" w:space="0"/>
-        </w:tcBorders>
-      </w:tcPr>
-    </w:tblStylePr>
-    <w:tblStylePr w:type="firstRow">
-      <w:rPr>
-        <w:b/>
-        <w:color w:val="404040"/>
-      </w:rPr>
-      <w:pPr>
-        <w:pBdr/>
-        <w:spacing/>
-        <w:ind/>
-      </w:pPr>
-      <w:tblPr>
-        <w:tblBorders/>
-      </w:tblPr>
-      <w:tcPr>
         <w:shd w:val="clear" w:color="ffffff"/>
         <w:tcBorders>
           <w:top w:val="none" w:color="000000" w:sz="4" w:space="0"/>
@@ -16209,30 +16622,7 @@
         </w:tcBorders>
       </w:tcPr>
     </w:tblStylePr>
-    <w:tblStylePr w:type="lastCol">
-      <w:rPr>
-        <w:i/>
-        <w:color w:val="404040"/>
-      </w:rPr>
-      <w:pPr>
-        <w:pBdr/>
-        <w:spacing/>
-        <w:ind/>
-      </w:pPr>
-      <w:tblPr>
-        <w:tblBorders/>
-      </w:tblPr>
-      <w:tcPr>
-        <w:shd w:color="ffffff"/>
-        <w:tcBorders>
-          <w:top w:val="none" w:color="000000" w:sz="4" w:space="0"/>
-          <w:left w:val="none" w:color="000000" w:sz="4" w:space="0"/>
-          <w:bottom w:val="none" w:color="000000" w:sz="4" w:space="0"/>
-          <w:right w:val="none" w:color="000000" w:sz="4" w:space="0"/>
-        </w:tcBorders>
-      </w:tcPr>
-    </w:tblStylePr>
-    <w:tblStylePr w:type="lastRow">
+    <w:tblStylePr w:type="firstRow">
       <w:rPr>
         <w:b/>
         <w:color w:val="404040"/>
@@ -16255,6 +16645,52 @@
         </w:tcBorders>
       </w:tcPr>
     </w:tblStylePr>
+    <w:tblStylePr w:type="lastCol">
+      <w:rPr>
+        <w:i/>
+        <w:color w:val="404040"/>
+      </w:rPr>
+      <w:pPr>
+        <w:pBdr/>
+        <w:spacing/>
+        <w:ind/>
+      </w:pPr>
+      <w:tblPr>
+        <w:tblBorders/>
+      </w:tblPr>
+      <w:tcPr>
+        <w:shd w:val="clear" w:color="ffffff"/>
+        <w:tcBorders>
+          <w:top w:val="none" w:color="000000" w:sz="4" w:space="0"/>
+          <w:left w:val="none" w:color="000000" w:sz="4" w:space="0"/>
+          <w:bottom w:val="none" w:color="000000" w:sz="4" w:space="0"/>
+          <w:right w:val="none" w:color="000000" w:sz="4" w:space="0"/>
+        </w:tcBorders>
+      </w:tcPr>
+    </w:tblStylePr>
+    <w:tblStylePr w:type="lastRow">
+      <w:rPr>
+        <w:b/>
+        <w:color w:val="404040"/>
+      </w:rPr>
+      <w:pPr>
+        <w:pBdr/>
+        <w:spacing/>
+        <w:ind/>
+      </w:pPr>
+      <w:tblPr>
+        <w:tblBorders/>
+      </w:tblPr>
+      <w:tcPr>
+        <w:shd w:val="clear" w:color="ffffff"/>
+        <w:tcBorders>
+          <w:top w:val="none" w:color="000000" w:sz="4" w:space="0"/>
+          <w:left w:val="none" w:color="000000" w:sz="4" w:space="0"/>
+          <w:bottom w:val="none" w:color="000000" w:sz="4" w:space="0"/>
+          <w:right w:val="none" w:color="000000" w:sz="4" w:space="0"/>
+        </w:tcBorders>
+      </w:tcPr>
+    </w:tblStylePr>
     <w:tblStylePr w:type="nwCell">
       <w:pPr>
         <w:pBdr/>
@@ -16321,9 +16757,9 @@
       </w:tcPr>
     </w:tblStylePr>
   </w:style>
-  <w:style w:type="table" w:styleId="38">
+  <w:style w:type="table" w:styleId="759">
     <w:name w:val="Grid Table 3 - Accent 5"/>
-    <w:basedOn w:val="665"/>
+    <w:basedOn w:val="919"/>
     <w:uiPriority w:val="99"/>
     <w:pPr>
       <w:pBdr/>
@@ -16422,29 +16858,6 @@
         <w:tblBorders/>
       </w:tblPr>
       <w:tcPr>
-        <w:shd w:color="ffffff"/>
-        <w:tcBorders>
-          <w:top w:val="none" w:color="000000" w:sz="4" w:space="0"/>
-          <w:left w:val="none" w:color="000000" w:sz="4" w:space="0"/>
-          <w:bottom w:val="none" w:color="000000" w:sz="4" w:space="0"/>
-          <w:right w:val="none" w:color="000000" w:sz="4" w:space="0"/>
-        </w:tcBorders>
-      </w:tcPr>
-    </w:tblStylePr>
-    <w:tblStylePr w:type="firstRow">
-      <w:rPr>
-        <w:b/>
-        <w:color w:val="404040"/>
-      </w:rPr>
-      <w:pPr>
-        <w:pBdr/>
-        <w:spacing/>
-        <w:ind/>
-      </w:pPr>
-      <w:tblPr>
-        <w:tblBorders/>
-      </w:tblPr>
-      <w:tcPr>
         <w:shd w:val="clear" w:color="ffffff"/>
         <w:tcBorders>
           <w:top w:val="none" w:color="000000" w:sz="4" w:space="0"/>
@@ -16454,30 +16867,7 @@
         </w:tcBorders>
       </w:tcPr>
     </w:tblStylePr>
-    <w:tblStylePr w:type="lastCol">
-      <w:rPr>
-        <w:i/>
-        <w:color w:val="404040"/>
-      </w:rPr>
-      <w:pPr>
-        <w:pBdr/>
-        <w:spacing/>
-        <w:ind/>
-      </w:pPr>
-      <w:tblPr>
-        <w:tblBorders/>
-      </w:tblPr>
-      <w:tcPr>
-        <w:shd w:color="ffffff"/>
-        <w:tcBorders>
-          <w:top w:val="none" w:color="000000" w:sz="4" w:space="0"/>
-          <w:left w:val="none" w:color="000000" w:sz="4" w:space="0"/>
-          <w:bottom w:val="none" w:color="000000" w:sz="4" w:space="0"/>
-          <w:right w:val="none" w:color="000000" w:sz="4" w:space="0"/>
-        </w:tcBorders>
-      </w:tcPr>
-    </w:tblStylePr>
-    <w:tblStylePr w:type="lastRow">
+    <w:tblStylePr w:type="firstRow">
       <w:rPr>
         <w:b/>
         <w:color w:val="404040"/>
@@ -16500,6 +16890,52 @@
         </w:tcBorders>
       </w:tcPr>
     </w:tblStylePr>
+    <w:tblStylePr w:type="lastCol">
+      <w:rPr>
+        <w:i/>
+        <w:color w:val="404040"/>
+      </w:rPr>
+      <w:pPr>
+        <w:pBdr/>
+        <w:spacing/>
+        <w:ind/>
+      </w:pPr>
+      <w:tblPr>
+        <w:tblBorders/>
+      </w:tblPr>
+      <w:tcPr>
+        <w:shd w:val="clear" w:color="ffffff"/>
+        <w:tcBorders>
+          <w:top w:val="none" w:color="000000" w:sz="4" w:space="0"/>
+          <w:left w:val="none" w:color="000000" w:sz="4" w:space="0"/>
+          <w:bottom w:val="none" w:color="000000" w:sz="4" w:space="0"/>
+          <w:right w:val="none" w:color="000000" w:sz="4" w:space="0"/>
+        </w:tcBorders>
+      </w:tcPr>
+    </w:tblStylePr>
+    <w:tblStylePr w:type="lastRow">
+      <w:rPr>
+        <w:b/>
+        <w:color w:val="404040"/>
+      </w:rPr>
+      <w:pPr>
+        <w:pBdr/>
+        <w:spacing/>
+        <w:ind/>
+      </w:pPr>
+      <w:tblPr>
+        <w:tblBorders/>
+      </w:tblPr>
+      <w:tcPr>
+        <w:shd w:val="clear" w:color="ffffff"/>
+        <w:tcBorders>
+          <w:top w:val="none" w:color="000000" w:sz="4" w:space="0"/>
+          <w:left w:val="none" w:color="000000" w:sz="4" w:space="0"/>
+          <w:bottom w:val="none" w:color="000000" w:sz="4" w:space="0"/>
+          <w:right w:val="none" w:color="000000" w:sz="4" w:space="0"/>
+        </w:tcBorders>
+      </w:tcPr>
+    </w:tblStylePr>
     <w:tblStylePr w:type="nwCell">
       <w:pPr>
         <w:pBdr/>
@@ -16566,9 +17002,9 @@
       </w:tcPr>
     </w:tblStylePr>
   </w:style>
-  <w:style w:type="table" w:styleId="39">
+  <w:style w:type="table" w:styleId="760">
     <w:name w:val="Grid Table 3 - Accent 6"/>
-    <w:basedOn w:val="665"/>
+    <w:basedOn w:val="919"/>
     <w:uiPriority w:val="99"/>
     <w:pPr>
       <w:pBdr/>
@@ -16667,29 +17103,6 @@
         <w:tblBorders/>
       </w:tblPr>
       <w:tcPr>
-        <w:shd w:color="ffffff"/>
-        <w:tcBorders>
-          <w:top w:val="none" w:color="000000" w:sz="4" w:space="0"/>
-          <w:left w:val="none" w:color="000000" w:sz="4" w:space="0"/>
-          <w:bottom w:val="none" w:color="000000" w:sz="4" w:space="0"/>
-          <w:right w:val="none" w:color="000000" w:sz="4" w:space="0"/>
-        </w:tcBorders>
-      </w:tcPr>
-    </w:tblStylePr>
-    <w:tblStylePr w:type="firstRow">
-      <w:rPr>
-        <w:b/>
-        <w:color w:val="404040"/>
-      </w:rPr>
-      <w:pPr>
-        <w:pBdr/>
-        <w:spacing/>
-        <w:ind/>
-      </w:pPr>
-      <w:tblPr>
-        <w:tblBorders/>
-      </w:tblPr>
-      <w:tcPr>
         <w:shd w:val="clear" w:color="ffffff"/>
         <w:tcBorders>
           <w:top w:val="none" w:color="000000" w:sz="4" w:space="0"/>
@@ -16699,30 +17112,7 @@
         </w:tcBorders>
       </w:tcPr>
     </w:tblStylePr>
-    <w:tblStylePr w:type="lastCol">
-      <w:rPr>
-        <w:i/>
-        <w:color w:val="404040"/>
-      </w:rPr>
-      <w:pPr>
-        <w:pBdr/>
-        <w:spacing/>
-        <w:ind/>
-      </w:pPr>
-      <w:tblPr>
-        <w:tblBorders/>
-      </w:tblPr>
-      <w:tcPr>
-        <w:shd w:color="ffffff"/>
-        <w:tcBorders>
-          <w:top w:val="none" w:color="000000" w:sz="4" w:space="0"/>
-          <w:left w:val="none" w:color="000000" w:sz="4" w:space="0"/>
-          <w:bottom w:val="none" w:color="000000" w:sz="4" w:space="0"/>
-          <w:right w:val="none" w:color="000000" w:sz="4" w:space="0"/>
-        </w:tcBorders>
-      </w:tcPr>
-    </w:tblStylePr>
-    <w:tblStylePr w:type="lastRow">
+    <w:tblStylePr w:type="firstRow">
       <w:rPr>
         <w:b/>
         <w:color w:val="404040"/>
@@ -16745,6 +17135,52 @@
         </w:tcBorders>
       </w:tcPr>
     </w:tblStylePr>
+    <w:tblStylePr w:type="lastCol">
+      <w:rPr>
+        <w:i/>
+        <w:color w:val="404040"/>
+      </w:rPr>
+      <w:pPr>
+        <w:pBdr/>
+        <w:spacing/>
+        <w:ind/>
+      </w:pPr>
+      <w:tblPr>
+        <w:tblBorders/>
+      </w:tblPr>
+      <w:tcPr>
+        <w:shd w:val="clear" w:color="ffffff"/>
+        <w:tcBorders>
+          <w:top w:val="none" w:color="000000" w:sz="4" w:space="0"/>
+          <w:left w:val="none" w:color="000000" w:sz="4" w:space="0"/>
+          <w:bottom w:val="none" w:color="000000" w:sz="4" w:space="0"/>
+          <w:right w:val="none" w:color="000000" w:sz="4" w:space="0"/>
+        </w:tcBorders>
+      </w:tcPr>
+    </w:tblStylePr>
+    <w:tblStylePr w:type="lastRow">
+      <w:rPr>
+        <w:b/>
+        <w:color w:val="404040"/>
+      </w:rPr>
+      <w:pPr>
+        <w:pBdr/>
+        <w:spacing/>
+        <w:ind/>
+      </w:pPr>
+      <w:tblPr>
+        <w:tblBorders/>
+      </w:tblPr>
+      <w:tcPr>
+        <w:shd w:val="clear" w:color="ffffff"/>
+        <w:tcBorders>
+          <w:top w:val="none" w:color="000000" w:sz="4" w:space="0"/>
+          <w:left w:val="none" w:color="000000" w:sz="4" w:space="0"/>
+          <w:bottom w:val="none" w:color="000000" w:sz="4" w:space="0"/>
+          <w:right w:val="none" w:color="000000" w:sz="4" w:space="0"/>
+        </w:tcBorders>
+      </w:tcPr>
+    </w:tblStylePr>
     <w:tblStylePr w:type="nwCell">
       <w:pPr>
         <w:pBdr/>
@@ -16811,9 +17247,9 @@
       </w:tcPr>
     </w:tblStylePr>
   </w:style>
-  <w:style w:type="table" w:styleId="40">
+  <w:style w:type="table" w:styleId="761">
     <w:name w:val="Grid Table 4"/>
-    <w:basedOn w:val="665"/>
+    <w:basedOn w:val="919"/>
     <w:uiPriority w:val="59"/>
     <w:pPr>
       <w:pBdr/>
@@ -17044,9 +17480,9 @@
       </w:tcPr>
     </w:tblStylePr>
   </w:style>
-  <w:style w:type="table" w:styleId="41">
+  <w:style w:type="table" w:styleId="762">
     <w:name w:val="Grid Table 4 - Accent 1"/>
-    <w:basedOn w:val="665"/>
+    <w:basedOn w:val="919"/>
     <w:uiPriority w:val="59"/>
     <w:pPr>
       <w:pBdr/>
@@ -17277,9 +17713,9 @@
       </w:tcPr>
     </w:tblStylePr>
   </w:style>
-  <w:style w:type="table" w:styleId="42">
+  <w:style w:type="table" w:styleId="763">
     <w:name w:val="Grid Table 4 - Accent 2"/>
-    <w:basedOn w:val="665"/>
+    <w:basedOn w:val="919"/>
     <w:uiPriority w:val="59"/>
     <w:pPr>
       <w:pBdr/>
@@ -17510,9 +17946,9 @@
       </w:tcPr>
     </w:tblStylePr>
   </w:style>
-  <w:style w:type="table" w:styleId="43">
+  <w:style w:type="table" w:styleId="764">
     <w:name w:val="Grid Table 4 - Accent 3"/>
-    <w:basedOn w:val="665"/>
+    <w:basedOn w:val="919"/>
     <w:uiPriority w:val="59"/>
     <w:pPr>
       <w:pBdr/>
@@ -17743,9 +18179,9 @@
       </w:tcPr>
     </w:tblStylePr>
   </w:style>
-  <w:style w:type="table" w:styleId="44">
+  <w:style w:type="table" w:styleId="765">
     <w:name w:val="Grid Table 4 - Accent 4"/>
-    <w:basedOn w:val="665"/>
+    <w:basedOn w:val="919"/>
     <w:uiPriority w:val="59"/>
     <w:pPr>
       <w:pBdr/>
@@ -17976,9 +18412,9 @@
       </w:tcPr>
     </w:tblStylePr>
   </w:style>
-  <w:style w:type="table" w:styleId="45">
+  <w:style w:type="table" w:styleId="766">
     <w:name w:val="Grid Table 4 - Accent 5"/>
-    <w:basedOn w:val="665"/>
+    <w:basedOn w:val="919"/>
     <w:uiPriority w:val="59"/>
     <w:pPr>
       <w:pBdr/>
@@ -18209,9 +18645,9 @@
       </w:tcPr>
     </w:tblStylePr>
   </w:style>
-  <w:style w:type="table" w:styleId="46">
+  <w:style w:type="table" w:styleId="767">
     <w:name w:val="Grid Table 4 - Accent 6"/>
-    <w:basedOn w:val="665"/>
+    <w:basedOn w:val="919"/>
     <w:uiPriority w:val="59"/>
     <w:pPr>
       <w:pBdr/>
@@ -18442,9 +18878,9 @@
       </w:tcPr>
     </w:tblStylePr>
   </w:style>
-  <w:style w:type="table" w:styleId="47">
+  <w:style w:type="table" w:styleId="768">
     <w:name w:val="Grid Table 5 Dark"/>
-    <w:basedOn w:val="665"/>
+    <w:basedOn w:val="919"/>
     <w:uiPriority w:val="99"/>
     <w:pPr>
       <w:pBdr/>
@@ -18670,9 +19106,9 @@
       </w:tcPr>
     </w:tblStylePr>
   </w:style>
-  <w:style w:type="table" w:styleId="48">
+  <w:style w:type="table" w:styleId="769">
     <w:name w:val="Grid Table 5 Dark- Accent 1"/>
-    <w:basedOn w:val="665"/>
+    <w:basedOn w:val="919"/>
     <w:uiPriority w:val="99"/>
     <w:pPr>
       <w:pBdr/>
@@ -18898,9 +19334,9 @@
       </w:tcPr>
     </w:tblStylePr>
   </w:style>
-  <w:style w:type="table" w:styleId="49">
+  <w:style w:type="table" w:styleId="770">
     <w:name w:val="Grid Table 5 Dark - Accent 2"/>
-    <w:basedOn w:val="665"/>
+    <w:basedOn w:val="919"/>
     <w:uiPriority w:val="99"/>
     <w:pPr>
       <w:pBdr/>
@@ -19126,9 +19562,9 @@
       </w:tcPr>
     </w:tblStylePr>
   </w:style>
-  <w:style w:type="table" w:styleId="50">
+  <w:style w:type="table" w:styleId="771">
     <w:name w:val="Grid Table 5 Dark - Accent 3"/>
-    <w:basedOn w:val="665"/>
+    <w:basedOn w:val="919"/>
     <w:uiPriority w:val="99"/>
     <w:pPr>
       <w:pBdr/>
@@ -19354,9 +19790,9 @@
       </w:tcPr>
     </w:tblStylePr>
   </w:style>
-  <w:style w:type="table" w:styleId="51">
+  <w:style w:type="table" w:styleId="772">
     <w:name w:val="Grid Table 5 Dark- Accent 4"/>
-    <w:basedOn w:val="665"/>
+    <w:basedOn w:val="919"/>
     <w:uiPriority w:val="99"/>
     <w:pPr>
       <w:pBdr/>
@@ -19582,9 +20018,9 @@
       </w:tcPr>
     </w:tblStylePr>
   </w:style>
-  <w:style w:type="table" w:styleId="52">
+  <w:style w:type="table" w:styleId="773">
     <w:name w:val="Grid Table 5 Dark - Accent 5"/>
-    <w:basedOn w:val="665"/>
+    <w:basedOn w:val="919"/>
     <w:uiPriority w:val="99"/>
     <w:pPr>
       <w:pBdr/>
@@ -19810,9 +20246,9 @@
       </w:tcPr>
     </w:tblStylePr>
   </w:style>
-  <w:style w:type="table" w:styleId="53">
+  <w:style w:type="table" w:styleId="774">
     <w:name w:val="Grid Table 5 Dark - Accent 6"/>
-    <w:basedOn w:val="665"/>
+    <w:basedOn w:val="919"/>
     <w:uiPriority w:val="99"/>
     <w:pPr>
       <w:pBdr/>
@@ -20038,9 +20474,9 @@
       </w:tcPr>
     </w:tblStylePr>
   </w:style>
-  <w:style w:type="table" w:styleId="54">
+  <w:style w:type="table" w:styleId="775">
     <w:name w:val="Grid Table 6 Colorful"/>
-    <w:basedOn w:val="665"/>
+    <w:basedOn w:val="919"/>
     <w:uiPriority w:val="99"/>
     <w:pPr>
       <w:pBdr/>
@@ -20268,9 +20704,9 @@
       </w:tcPr>
     </w:tblStylePr>
   </w:style>
-  <w:style w:type="table" w:styleId="55">
+  <w:style w:type="table" w:styleId="776">
     <w:name w:val="Grid Table 6 Colorful - Accent 1"/>
-    <w:basedOn w:val="665"/>
+    <w:basedOn w:val="919"/>
     <w:uiPriority w:val="99"/>
     <w:pPr>
       <w:pBdr/>
@@ -20498,9 +20934,9 @@
       </w:tcPr>
     </w:tblStylePr>
   </w:style>
-  <w:style w:type="table" w:styleId="56">
+  <w:style w:type="table" w:styleId="777">
     <w:name w:val="Grid Table 6 Colorful - Accent 2"/>
-    <w:basedOn w:val="665"/>
+    <w:basedOn w:val="919"/>
     <w:uiPriority w:val="99"/>
     <w:pPr>
       <w:pBdr/>
@@ -20728,9 +21164,9 @@
       </w:tcPr>
     </w:tblStylePr>
   </w:style>
-  <w:style w:type="table" w:styleId="57">
+  <w:style w:type="table" w:styleId="778">
     <w:name w:val="Grid Table 6 Colorful - Accent 3"/>
-    <w:basedOn w:val="665"/>
+    <w:basedOn w:val="919"/>
     <w:uiPriority w:val="99"/>
     <w:pPr>
       <w:pBdr/>
@@ -20958,9 +21394,9 @@
       </w:tcPr>
     </w:tblStylePr>
   </w:style>
-  <w:style w:type="table" w:styleId="58">
+  <w:style w:type="table" w:styleId="779">
     <w:name w:val="Grid Table 6 Colorful - Accent 4"/>
-    <w:basedOn w:val="665"/>
+    <w:basedOn w:val="919"/>
     <w:uiPriority w:val="99"/>
     <w:pPr>
       <w:pBdr/>
@@ -21188,9 +21624,9 @@
       </w:tcPr>
     </w:tblStylePr>
   </w:style>
-  <w:style w:type="table" w:styleId="59">
+  <w:style w:type="table" w:styleId="780">
     <w:name w:val="Grid Table 6 Colorful - Accent 5"/>
-    <w:basedOn w:val="665"/>
+    <w:basedOn w:val="919"/>
     <w:uiPriority w:val="99"/>
     <w:pPr>
       <w:pBdr/>
@@ -21418,9 +21854,9 @@
       </w:tcPr>
     </w:tblStylePr>
   </w:style>
-  <w:style w:type="table" w:styleId="60">
+  <w:style w:type="table" w:styleId="781">
     <w:name w:val="Grid Table 6 Colorful - Accent 6"/>
-    <w:basedOn w:val="665"/>
+    <w:basedOn w:val="919"/>
     <w:uiPriority w:val="99"/>
     <w:pPr>
       <w:pBdr/>
@@ -21648,9 +22084,9 @@
       </w:tcPr>
     </w:tblStylePr>
   </w:style>
-  <w:style w:type="table" w:styleId="61">
+  <w:style w:type="table" w:styleId="782">
     <w:name w:val="Grid Table 7 Colorful"/>
-    <w:basedOn w:val="665"/>
+    <w:basedOn w:val="919"/>
     <w:uiPriority w:val="99"/>
     <w:pPr>
       <w:pBdr/>
@@ -21752,11 +22188,11 @@
         <w:tblBorders/>
       </w:tblPr>
       <w:tcPr>
-        <w:shd w:color="ffffff"/>
+        <w:shd w:val="clear" w:color="ffffff"/>
         <w:tcBorders>
-          <w:top w:val="none"/>
-          <w:left w:val="none"/>
-          <w:bottom w:val="none"/>
+          <w:top w:val="none" w:color="000000" w:sz="4" w:space="0"/>
+          <w:left w:val="none" w:color="000000" w:sz="4" w:space="0"/>
+          <w:bottom w:val="none" w:color="000000" w:sz="4" w:space="0"/>
           <w:right w:val="single" w:color="000000" w:themeColor="text1" w:themeTint="80" w:sz="4" w:space="0"/>
         </w:tcBorders>
       </w:tcPr>
@@ -21779,10 +22215,10 @@
       <w:tcPr>
         <w:shd w:val="clear" w:color="ffffff" w:themeColor="light1" w:fill="ffffff" w:themeFill="light1"/>
         <w:tcBorders>
-          <w:top w:val="none"/>
-          <w:left w:val="none"/>
+          <w:top w:val="none" w:color="000000" w:sz="4" w:space="0"/>
+          <w:left w:val="none" w:color="000000" w:sz="4" w:space="0"/>
           <w:bottom w:val="single" w:color="000000" w:themeColor="text1" w:themeTint="80" w:sz="4" w:space="0"/>
-          <w:right w:val="none"/>
+          <w:right w:val="none" w:color="000000" w:sz="4" w:space="0"/>
         </w:tcBorders>
       </w:tcPr>
     </w:tblStylePr>
@@ -21802,12 +22238,12 @@
         <w:tblBorders/>
       </w:tblPr>
       <w:tcPr>
-        <w:shd w:color="ffffff"/>
+        <w:shd w:val="clear" w:color="ffffff"/>
         <w:tcBorders>
-          <w:top w:val="none"/>
+          <w:top w:val="none" w:color="000000" w:sz="4" w:space="0"/>
           <w:left w:val="single" w:color="000000" w:themeColor="text1" w:themeTint="80" w:sz="4" w:space="0"/>
-          <w:bottom w:val="none"/>
-          <w:right w:val="none"/>
+          <w:bottom w:val="none" w:color="000000" w:sz="4" w:space="0"/>
+          <w:right w:val="none" w:color="000000" w:sz="4" w:space="0"/>
         </w:tcBorders>
       </w:tcPr>
     </w:tblStylePr>
@@ -21830,9 +22266,9 @@
         <w:shd w:val="clear" w:color="ffffff" w:themeColor="light1" w:fill="ffffff" w:themeFill="light1"/>
         <w:tcBorders>
           <w:top w:val="single" w:color="000000" w:themeColor="text1" w:themeTint="80" w:sz="4" w:space="0"/>
-          <w:left w:val="none"/>
-          <w:bottom w:val="none"/>
-          <w:right w:val="none"/>
+          <w:left w:val="none" w:color="000000" w:sz="4" w:space="0"/>
+          <w:bottom w:val="none" w:color="000000" w:sz="4" w:space="0"/>
+          <w:right w:val="none" w:color="000000" w:sz="4" w:space="0"/>
         </w:tcBorders>
       </w:tcPr>
     </w:tblStylePr>
@@ -21902,9 +22338,9 @@
       </w:tcPr>
     </w:tblStylePr>
   </w:style>
-  <w:style w:type="table" w:styleId="62">
+  <w:style w:type="table" w:styleId="783">
     <w:name w:val="Grid Table 7 Colorful - Accent 1"/>
-    <w:basedOn w:val="665"/>
+    <w:basedOn w:val="919"/>
     <w:uiPriority w:val="99"/>
     <w:pPr>
       <w:pBdr/>
@@ -22006,11 +22442,11 @@
         <w:tblBorders/>
       </w:tblPr>
       <w:tcPr>
-        <w:shd w:color="ffffff"/>
+        <w:shd w:val="clear" w:color="ffffff"/>
         <w:tcBorders>
-          <w:top w:val="none"/>
-          <w:left w:val="none"/>
-          <w:bottom w:val="none"/>
+          <w:top w:val="none" w:color="000000" w:sz="4" w:space="0"/>
+          <w:left w:val="none" w:color="000000" w:sz="4" w:space="0"/>
+          <w:bottom w:val="none" w:color="000000" w:sz="4" w:space="0"/>
           <w:right w:val="single" w:color="000000" w:themeColor="accent1" w:themeTint="80" w:sz="4" w:space="0"/>
         </w:tcBorders>
       </w:tcPr>
@@ -22033,10 +22469,10 @@
       <w:tcPr>
         <w:shd w:val="clear" w:color="ffffff" w:themeColor="light1" w:fill="ffffff" w:themeFill="light1"/>
         <w:tcBorders>
-          <w:top w:val="none"/>
-          <w:left w:val="none"/>
+          <w:top w:val="none" w:color="000000" w:sz="4" w:space="0"/>
+          <w:left w:val="none" w:color="000000" w:sz="4" w:space="0"/>
           <w:bottom w:val="single" w:color="000000" w:themeColor="accent1" w:themeTint="80" w:sz="4" w:space="0"/>
-          <w:right w:val="none"/>
+          <w:right w:val="none" w:color="000000" w:sz="4" w:space="0"/>
         </w:tcBorders>
       </w:tcPr>
     </w:tblStylePr>
@@ -22056,12 +22492,12 @@
         <w:tblBorders/>
       </w:tblPr>
       <w:tcPr>
-        <w:shd w:color="ffffff"/>
+        <w:shd w:val="clear" w:color="ffffff"/>
         <w:tcBorders>
-          <w:top w:val="none"/>
+          <w:top w:val="none" w:color="000000" w:sz="4" w:space="0"/>
           <w:left w:val="single" w:color="000000" w:themeColor="accent1" w:themeTint="80" w:sz="4" w:space="0"/>
-          <w:bottom w:val="none"/>
-          <w:right w:val="none"/>
+          <w:bottom w:val="none" w:color="000000" w:sz="4" w:space="0"/>
+          <w:right w:val="none" w:color="000000" w:sz="4" w:space="0"/>
         </w:tcBorders>
       </w:tcPr>
     </w:tblStylePr>
@@ -22084,9 +22520,9 @@
         <w:shd w:val="clear" w:color="ffffff" w:themeColor="light1" w:fill="ffffff" w:themeFill="light1"/>
         <w:tcBorders>
           <w:top w:val="single" w:color="000000" w:themeColor="accent1" w:themeTint="80" w:sz="4" w:space="0"/>
-          <w:left w:val="none"/>
-          <w:bottom w:val="none"/>
-          <w:right w:val="none"/>
+          <w:left w:val="none" w:color="000000" w:sz="4" w:space="0"/>
+          <w:bottom w:val="none" w:color="000000" w:sz="4" w:space="0"/>
+          <w:right w:val="none" w:color="000000" w:sz="4" w:space="0"/>
         </w:tcBorders>
       </w:tcPr>
     </w:tblStylePr>
@@ -22156,9 +22592,9 @@
       </w:tcPr>
     </w:tblStylePr>
   </w:style>
-  <w:style w:type="table" w:styleId="63">
+  <w:style w:type="table" w:styleId="784">
     <w:name w:val="Grid Table 7 Colorful - Accent 2"/>
-    <w:basedOn w:val="665"/>
+    <w:basedOn w:val="919"/>
     <w:uiPriority w:val="99"/>
     <w:pPr>
       <w:pBdr/>
@@ -22260,11 +22696,11 @@
         <w:tblBorders/>
       </w:tblPr>
       <w:tcPr>
-        <w:shd w:color="ffffff"/>
+        <w:shd w:val="clear" w:color="ffffff"/>
         <w:tcBorders>
-          <w:top w:val="none"/>
-          <w:left w:val="none"/>
-          <w:bottom w:val="none"/>
+          <w:top w:val="none" w:color="000000" w:sz="4" w:space="0"/>
+          <w:left w:val="none" w:color="000000" w:sz="4" w:space="0"/>
+          <w:bottom w:val="none" w:color="000000" w:sz="4" w:space="0"/>
           <w:right w:val="single" w:color="000000" w:themeColor="accent2" w:themeTint="97" w:sz="4" w:space="0"/>
         </w:tcBorders>
       </w:tcPr>
@@ -22287,10 +22723,10 @@
       <w:tcPr>
         <w:shd w:val="clear" w:color="ffffff" w:themeColor="light1" w:fill="ffffff" w:themeFill="light1"/>
         <w:tcBorders>
-          <w:top w:val="none"/>
-          <w:left w:val="none"/>
+          <w:top w:val="none" w:color="000000" w:sz="4" w:space="0"/>
+          <w:left w:val="none" w:color="000000" w:sz="4" w:space="0"/>
           <w:bottom w:val="single" w:color="000000" w:themeColor="accent2" w:themeTint="97" w:sz="4" w:space="0"/>
-          <w:right w:val="none"/>
+          <w:right w:val="none" w:color="000000" w:sz="4" w:space="0"/>
         </w:tcBorders>
       </w:tcPr>
     </w:tblStylePr>
@@ -22310,12 +22746,12 @@
         <w:tblBorders/>
       </w:tblPr>
       <w:tcPr>
-        <w:shd w:color="ffffff"/>
+        <w:shd w:val="clear" w:color="ffffff"/>
         <w:tcBorders>
-          <w:top w:val="none"/>
+          <w:top w:val="none" w:color="000000" w:sz="4" w:space="0"/>
           <w:left w:val="single" w:color="000000" w:themeColor="accent2" w:themeTint="97" w:sz="4" w:space="0"/>
-          <w:bottom w:val="none"/>
-          <w:right w:val="none"/>
+          <w:bottom w:val="none" w:color="000000" w:sz="4" w:space="0"/>
+          <w:right w:val="none" w:color="000000" w:sz="4" w:space="0"/>
         </w:tcBorders>
       </w:tcPr>
     </w:tblStylePr>
@@ -22338,9 +22774,9 @@
         <w:shd w:val="clear" w:color="ffffff" w:themeColor="light1" w:fill="ffffff" w:themeFill="light1"/>
         <w:tcBorders>
           <w:top w:val="single" w:color="000000" w:themeColor="accent2" w:themeTint="97" w:sz="4" w:space="0"/>
-          <w:left w:val="none"/>
-          <w:bottom w:val="none"/>
-          <w:right w:val="none"/>
+          <w:left w:val="none" w:color="000000" w:sz="4" w:space="0"/>
+          <w:bottom w:val="none" w:color="000000" w:sz="4" w:space="0"/>
+          <w:right w:val="none" w:color="000000" w:sz="4" w:space="0"/>
         </w:tcBorders>
       </w:tcPr>
     </w:tblStylePr>
@@ -22410,9 +22846,9 @@
       </w:tcPr>
     </w:tblStylePr>
   </w:style>
-  <w:style w:type="table" w:styleId="64">
+  <w:style w:type="table" w:styleId="785">
     <w:name w:val="Grid Table 7 Colorful - Accent 3"/>
-    <w:basedOn w:val="665"/>
+    <w:basedOn w:val="919"/>
     <w:uiPriority w:val="99"/>
     <w:pPr>
       <w:pBdr/>
@@ -22514,11 +22950,11 @@
         <w:tblBorders/>
       </w:tblPr>
       <w:tcPr>
-        <w:shd w:color="ffffff"/>
+        <w:shd w:val="clear" w:color="ffffff"/>
         <w:tcBorders>
-          <w:top w:val="none"/>
-          <w:left w:val="none"/>
-          <w:bottom w:val="none"/>
+          <w:top w:val="none" w:color="000000" w:sz="4" w:space="0"/>
+          <w:left w:val="none" w:color="000000" w:sz="4" w:space="0"/>
+          <w:bottom w:val="none" w:color="000000" w:sz="4" w:space="0"/>
           <w:right w:val="single" w:color="000000" w:themeColor="accent3" w:themeTint="FE" w:sz="4" w:space="0"/>
         </w:tcBorders>
       </w:tcPr>
@@ -22541,10 +22977,10 @@
       <w:tcPr>
         <w:shd w:val="clear" w:color="ffffff" w:themeColor="light1" w:fill="ffffff" w:themeFill="light1"/>
         <w:tcBorders>
-          <w:top w:val="none"/>
-          <w:left w:val="none"/>
+          <w:top w:val="none" w:color="000000" w:sz="4" w:space="0"/>
+          <w:left w:val="none" w:color="000000" w:sz="4" w:space="0"/>
           <w:bottom w:val="single" w:color="000000" w:themeColor="accent3" w:themeTint="FE" w:sz="4" w:space="0"/>
-          <w:right w:val="none"/>
+          <w:right w:val="none" w:color="000000" w:sz="4" w:space="0"/>
         </w:tcBorders>
       </w:tcPr>
     </w:tblStylePr>
@@ -22564,12 +23000,12 @@
         <w:tblBorders/>
       </w:tblPr>
       <w:tcPr>
-        <w:shd w:color="ffffff"/>
+        <w:shd w:val="clear" w:color="ffffff"/>
         <w:tcBorders>
-          <w:top w:val="none"/>
+          <w:top w:val="none" w:color="000000" w:sz="4" w:space="0"/>
           <w:left w:val="single" w:color="000000" w:themeColor="accent3" w:themeTint="FE" w:sz="4" w:space="0"/>
-          <w:bottom w:val="none"/>
-          <w:right w:val="none"/>
+          <w:bottom w:val="none" w:color="000000" w:sz="4" w:space="0"/>
+          <w:right w:val="none" w:color="000000" w:sz="4" w:space="0"/>
         </w:tcBorders>
       </w:tcPr>
     </w:tblStylePr>
@@ -22592,9 +23028,9 @@
         <w:shd w:val="clear" w:color="ffffff" w:themeColor="light1" w:fill="ffffff" w:themeFill="light1"/>
         <w:tcBorders>
           <w:top w:val="single" w:color="000000" w:themeColor="accent3" w:themeTint="FE" w:sz="4" w:space="0"/>
-          <w:left w:val="none"/>
-          <w:bottom w:val="none"/>
-          <w:right w:val="none"/>
+          <w:left w:val="none" w:color="000000" w:sz="4" w:space="0"/>
+          <w:bottom w:val="none" w:color="000000" w:sz="4" w:space="0"/>
+          <w:right w:val="none" w:color="000000" w:sz="4" w:space="0"/>
         </w:tcBorders>
       </w:tcPr>
     </w:tblStylePr>
@@ -22664,9 +23100,9 @@
       </w:tcPr>
     </w:tblStylePr>
   </w:style>
-  <w:style w:type="table" w:styleId="65">
+  <w:style w:type="table" w:styleId="786">
     <w:name w:val="Grid Table 7 Colorful - Accent 4"/>
-    <w:basedOn w:val="665"/>
+    <w:basedOn w:val="919"/>
     <w:uiPriority w:val="99"/>
     <w:pPr>
       <w:pBdr/>
@@ -22768,11 +23204,11 @@
         <w:tblBorders/>
       </w:tblPr>
       <w:tcPr>
-        <w:shd w:color="ffffff"/>
+        <w:shd w:val="clear" w:color="ffffff"/>
         <w:tcBorders>
-          <w:top w:val="none"/>
-          <w:left w:val="none"/>
-          <w:bottom w:val="none"/>
+          <w:top w:val="none" w:color="000000" w:sz="4" w:space="0"/>
+          <w:left w:val="none" w:color="000000" w:sz="4" w:space="0"/>
+          <w:bottom w:val="none" w:color="000000" w:sz="4" w:space="0"/>
           <w:right w:val="single" w:color="000000" w:themeColor="accent4" w:themeTint="9A" w:sz="4" w:space="0"/>
         </w:tcBorders>
       </w:tcPr>
@@ -22795,10 +23231,10 @@
       <w:tcPr>
         <w:shd w:val="clear" w:color="ffffff" w:themeColor="light1" w:fill="ffffff" w:themeFill="light1"/>
         <w:tcBorders>
-          <w:top w:val="none"/>
-          <w:left w:val="none"/>
+          <w:top w:val="none" w:color="000000" w:sz="4" w:space="0"/>
+          <w:left w:val="none" w:color="000000" w:sz="4" w:space="0"/>
           <w:bottom w:val="single" w:color="000000" w:themeColor="accent4" w:themeTint="9A" w:sz="4" w:space="0"/>
-          <w:right w:val="none"/>
+          <w:right w:val="none" w:color="000000" w:sz="4" w:space="0"/>
         </w:tcBorders>
       </w:tcPr>
     </w:tblStylePr>
@@ -22818,12 +23254,12 @@
         <w:tblBorders/>
       </w:tblPr>
       <w:tcPr>
-        <w:shd w:color="ffffff"/>
+        <w:shd w:val="clear" w:color="ffffff"/>
         <w:tcBorders>
-          <w:top w:val="none"/>
+          <w:top w:val="none" w:color="000000" w:sz="4" w:space="0"/>
           <w:left w:val="single" w:color="000000" w:themeColor="accent4" w:themeTint="9A" w:sz="4" w:space="0"/>
-          <w:bottom w:val="none"/>
-          <w:right w:val="none"/>
+          <w:bottom w:val="none" w:color="000000" w:sz="4" w:space="0"/>
+          <w:right w:val="none" w:color="000000" w:sz="4" w:space="0"/>
         </w:tcBorders>
       </w:tcPr>
     </w:tblStylePr>
@@ -22846,9 +23282,9 @@
         <w:shd w:val="clear" w:color="ffffff" w:themeColor="light1" w:fill="ffffff" w:themeFill="light1"/>
         <w:tcBorders>
           <w:top w:val="single" w:color="000000" w:themeColor="accent4" w:themeTint="9A" w:sz="4" w:space="0"/>
-          <w:left w:val="none"/>
-          <w:bottom w:val="none"/>
-          <w:right w:val="none"/>
+          <w:left w:val="none" w:color="000000" w:sz="4" w:space="0"/>
+          <w:bottom w:val="none" w:color="000000" w:sz="4" w:space="0"/>
+          <w:right w:val="none" w:color="000000" w:sz="4" w:space="0"/>
         </w:tcBorders>
       </w:tcPr>
     </w:tblStylePr>
@@ -22918,9 +23354,9 @@
       </w:tcPr>
     </w:tblStylePr>
   </w:style>
-  <w:style w:type="table" w:styleId="66">
+  <w:style w:type="table" w:styleId="787">
     <w:name w:val="Grid Table 7 Colorful - Accent 5"/>
-    <w:basedOn w:val="665"/>
+    <w:basedOn w:val="919"/>
     <w:uiPriority w:val="99"/>
     <w:pPr>
       <w:pBdr/>
@@ -23022,11 +23458,11 @@
         <w:tblBorders/>
       </w:tblPr>
       <w:tcPr>
-        <w:shd w:color="ffffff"/>
+        <w:shd w:val="clear" w:color="ffffff"/>
         <w:tcBorders>
-          <w:top w:val="none"/>
-          <w:left w:val="none"/>
-          <w:bottom w:val="none"/>
+          <w:top w:val="none" w:color="000000" w:sz="4" w:space="0"/>
+          <w:left w:val="none" w:color="000000" w:sz="4" w:space="0"/>
+          <w:bottom w:val="none" w:color="000000" w:sz="4" w:space="0"/>
           <w:right w:val="single" w:color="000000" w:themeColor="accent5" w:themeTint="90" w:sz="4" w:space="0"/>
         </w:tcBorders>
       </w:tcPr>
@@ -23049,10 +23485,10 @@
       <w:tcPr>
         <w:shd w:val="clear" w:color="ffffff" w:themeColor="light1" w:fill="ffffff" w:themeFill="light1"/>
         <w:tcBorders>
-          <w:top w:val="none"/>
-          <w:left w:val="none"/>
+          <w:top w:val="none" w:color="000000" w:sz="4" w:space="0"/>
+          <w:left w:val="none" w:color="000000" w:sz="4" w:space="0"/>
           <w:bottom w:val="single" w:color="000000" w:themeColor="accent5" w:themeTint="90" w:sz="4" w:space="0"/>
-          <w:right w:val="none"/>
+          <w:right w:val="none" w:color="000000" w:sz="4" w:space="0"/>
         </w:tcBorders>
       </w:tcPr>
     </w:tblStylePr>
@@ -23072,12 +23508,12 @@
         <w:tblBorders/>
       </w:tblPr>
       <w:tcPr>
-        <w:shd w:color="ffffff"/>
+        <w:shd w:val="clear" w:color="ffffff"/>
         <w:tcBorders>
-          <w:top w:val="none"/>
+          <w:top w:val="none" w:color="000000" w:sz="4" w:space="0"/>
           <w:left w:val="single" w:color="000000" w:themeColor="accent5" w:themeTint="90" w:sz="4" w:space="0"/>
-          <w:bottom w:val="none"/>
-          <w:right w:val="none"/>
+          <w:bottom w:val="none" w:color="000000" w:sz="4" w:space="0"/>
+          <w:right w:val="none" w:color="000000" w:sz="4" w:space="0"/>
         </w:tcBorders>
       </w:tcPr>
     </w:tblStylePr>
@@ -23100,9 +23536,9 @@
         <w:shd w:val="clear" w:color="ffffff" w:themeColor="light1" w:fill="ffffff" w:themeFill="light1"/>
         <w:tcBorders>
           <w:top w:val="single" w:color="000000" w:themeColor="accent5" w:themeTint="90" w:sz="4" w:space="0"/>
-          <w:left w:val="none"/>
-          <w:bottom w:val="none"/>
-          <w:right w:val="none"/>
+          <w:left w:val="none" w:color="000000" w:sz="4" w:space="0"/>
+          <w:bottom w:val="none" w:color="000000" w:sz="4" w:space="0"/>
+          <w:right w:val="none" w:color="000000" w:sz="4" w:space="0"/>
         </w:tcBorders>
       </w:tcPr>
     </w:tblStylePr>
@@ -23172,9 +23608,9 @@
       </w:tcPr>
     </w:tblStylePr>
   </w:style>
-  <w:style w:type="table" w:styleId="67">
+  <w:style w:type="table" w:styleId="788">
     <w:name w:val="Grid Table 7 Colorful - Accent 6"/>
-    <w:basedOn w:val="665"/>
+    <w:basedOn w:val="919"/>
     <w:uiPriority w:val="99"/>
     <w:pPr>
       <w:pBdr/>
@@ -23276,11 +23712,11 @@
         <w:tblBorders/>
       </w:tblPr>
       <w:tcPr>
-        <w:shd w:color="ffffff"/>
+        <w:shd w:val="clear" w:color="ffffff"/>
         <w:tcBorders>
-          <w:top w:val="none"/>
-          <w:left w:val="none"/>
-          <w:bottom w:val="none"/>
+          <w:top w:val="none" w:color="000000" w:sz="4" w:space="0"/>
+          <w:left w:val="none" w:color="000000" w:sz="4" w:space="0"/>
+          <w:bottom w:val="none" w:color="000000" w:sz="4" w:space="0"/>
           <w:right w:val="single" w:color="000000" w:themeColor="accent6" w:themeTint="90" w:sz="4" w:space="0"/>
         </w:tcBorders>
       </w:tcPr>
@@ -23303,10 +23739,10 @@
       <w:tcPr>
         <w:shd w:val="clear" w:color="ffffff" w:themeColor="light1" w:fill="ffffff" w:themeFill="light1"/>
         <w:tcBorders>
-          <w:top w:val="none"/>
-          <w:left w:val="none"/>
+          <w:top w:val="none" w:color="000000" w:sz="4" w:space="0"/>
+          <w:left w:val="none" w:color="000000" w:sz="4" w:space="0"/>
           <w:bottom w:val="single" w:color="000000" w:themeColor="accent6" w:themeTint="90" w:sz="4" w:space="0"/>
-          <w:right w:val="none"/>
+          <w:right w:val="none" w:color="000000" w:sz="4" w:space="0"/>
         </w:tcBorders>
       </w:tcPr>
     </w:tblStylePr>
@@ -23326,12 +23762,12 @@
         <w:tblBorders/>
       </w:tblPr>
       <w:tcPr>
-        <w:shd w:color="ffffff"/>
+        <w:shd w:val="clear" w:color="ffffff"/>
         <w:tcBorders>
-          <w:top w:val="none"/>
+          <w:top w:val="none" w:color="000000" w:sz="4" w:space="0"/>
           <w:left w:val="single" w:color="000000" w:themeColor="accent6" w:themeTint="90" w:sz="4" w:space="0"/>
-          <w:bottom w:val="none"/>
-          <w:right w:val="none"/>
+          <w:bottom w:val="none" w:color="000000" w:sz="4" w:space="0"/>
+          <w:right w:val="none" w:color="000000" w:sz="4" w:space="0"/>
         </w:tcBorders>
       </w:tcPr>
     </w:tblStylePr>
@@ -23354,9 +23790,9 @@
         <w:shd w:val="clear" w:color="ffffff" w:themeColor="light1" w:fill="ffffff" w:themeFill="light1"/>
         <w:tcBorders>
           <w:top w:val="single" w:color="000000" w:themeColor="accent6" w:themeTint="90" w:sz="4" w:space="0"/>
-          <w:left w:val="none"/>
-          <w:bottom w:val="none"/>
-          <w:right w:val="none"/>
+          <w:left w:val="none" w:color="000000" w:sz="4" w:space="0"/>
+          <w:bottom w:val="none" w:color="000000" w:sz="4" w:space="0"/>
+          <w:right w:val="none" w:color="000000" w:sz="4" w:space="0"/>
         </w:tcBorders>
       </w:tcPr>
     </w:tblStylePr>
@@ -23426,9 +23862,9 @@
       </w:tcPr>
     </w:tblStylePr>
   </w:style>
-  <w:style w:type="table" w:styleId="68">
+  <w:style w:type="table" w:styleId="789">
     <w:name w:val="List Table 1 Light"/>
-    <w:basedOn w:val="665"/>
+    <w:basedOn w:val="919"/>
     <w:uiPriority w:val="99"/>
     <w:pPr>
       <w:pBdr/>
@@ -23642,9 +24078,9 @@
       </w:tcPr>
     </w:tblStylePr>
   </w:style>
-  <w:style w:type="table" w:styleId="69">
+  <w:style w:type="table" w:styleId="790">
     <w:name w:val="List Table 1 Light - Accent 1"/>
-    <w:basedOn w:val="665"/>
+    <w:basedOn w:val="919"/>
     <w:uiPriority w:val="99"/>
     <w:pPr>
       <w:pBdr/>
@@ -23858,9 +24294,9 @@
       </w:tcPr>
     </w:tblStylePr>
   </w:style>
-  <w:style w:type="table" w:styleId="70">
+  <w:style w:type="table" w:styleId="791">
     <w:name w:val="List Table 1 Light - Accent 2"/>
-    <w:basedOn w:val="665"/>
+    <w:basedOn w:val="919"/>
     <w:uiPriority w:val="99"/>
     <w:pPr>
       <w:pBdr/>
@@ -24074,9 +24510,9 @@
       </w:tcPr>
     </w:tblStylePr>
   </w:style>
-  <w:style w:type="table" w:styleId="71">
+  <w:style w:type="table" w:styleId="792">
     <w:name w:val="List Table 1 Light - Accent 3"/>
-    <w:basedOn w:val="665"/>
+    <w:basedOn w:val="919"/>
     <w:uiPriority w:val="99"/>
     <w:pPr>
       <w:pBdr/>
@@ -24290,9 +24726,9 @@
       </w:tcPr>
     </w:tblStylePr>
   </w:style>
-  <w:style w:type="table" w:styleId="72">
+  <w:style w:type="table" w:styleId="793">
     <w:name w:val="List Table 1 Light - Accent 4"/>
-    <w:basedOn w:val="665"/>
+    <w:basedOn w:val="919"/>
     <w:uiPriority w:val="99"/>
     <w:pPr>
       <w:pBdr/>
@@ -24506,9 +24942,9 @@
       </w:tcPr>
     </w:tblStylePr>
   </w:style>
-  <w:style w:type="table" w:styleId="73">
+  <w:style w:type="table" w:styleId="794">
     <w:name w:val="List Table 1 Light - Accent 5"/>
-    <w:basedOn w:val="665"/>
+    <w:basedOn w:val="919"/>
     <w:uiPriority w:val="99"/>
     <w:pPr>
       <w:pBdr/>
@@ -24722,9 +25158,9 @@
       </w:tcPr>
     </w:tblStylePr>
   </w:style>
-  <w:style w:type="table" w:styleId="74">
+  <w:style w:type="table" w:styleId="795">
     <w:name w:val="List Table 1 Light - Accent 6"/>
-    <w:basedOn w:val="665"/>
+    <w:basedOn w:val="919"/>
     <w:uiPriority w:val="99"/>
     <w:pPr>
       <w:pBdr/>
@@ -24938,9 +25374,9 @@
       </w:tcPr>
     </w:tblStylePr>
   </w:style>
-  <w:style w:type="table" w:styleId="75">
+  <w:style w:type="table" w:styleId="796">
     <w:name w:val="List Table 2"/>
-    <w:basedOn w:val="665"/>
+    <w:basedOn w:val="919"/>
     <w:uiPriority w:val="99"/>
     <w:pPr>
       <w:pBdr/>
@@ -25176,9 +25612,9 @@
       </w:tcPr>
     </w:tblStylePr>
   </w:style>
-  <w:style w:type="table" w:styleId="76">
+  <w:style w:type="table" w:styleId="797">
     <w:name w:val="List Table 2 - Accent 1"/>
-    <w:basedOn w:val="665"/>
+    <w:basedOn w:val="919"/>
     <w:uiPriority w:val="99"/>
     <w:pPr>
       <w:pBdr/>
@@ -25414,9 +25850,9 @@
       </w:tcPr>
     </w:tblStylePr>
   </w:style>
-  <w:style w:type="table" w:styleId="77">
+  <w:style w:type="table" w:styleId="798">
     <w:name w:val="List Table 2 - Accent 2"/>
-    <w:basedOn w:val="665"/>
+    <w:basedOn w:val="919"/>
     <w:uiPriority w:val="99"/>
     <w:pPr>
       <w:pBdr/>
@@ -25652,9 +26088,9 @@
       </w:tcPr>
     </w:tblStylePr>
   </w:style>
-  <w:style w:type="table" w:styleId="78">
+  <w:style w:type="table" w:styleId="799">
     <w:name w:val="List Table 2 - Accent 3"/>
-    <w:basedOn w:val="665"/>
+    <w:basedOn w:val="919"/>
     <w:uiPriority w:val="99"/>
     <w:pPr>
       <w:pBdr/>
@@ -25890,9 +26326,9 @@
       </w:tcPr>
     </w:tblStylePr>
   </w:style>
-  <w:style w:type="table" w:styleId="79">
+  <w:style w:type="table" w:styleId="800">
     <w:name w:val="List Table 2 - Accent 4"/>
-    <w:basedOn w:val="665"/>
+    <w:basedOn w:val="919"/>
     <w:uiPriority w:val="99"/>
     <w:pPr>
       <w:pBdr/>
@@ -26128,9 +26564,9 @@
       </w:tcPr>
     </w:tblStylePr>
   </w:style>
-  <w:style w:type="table" w:styleId="80">
+  <w:style w:type="table" w:styleId="801">
     <w:name w:val="List Table 2 - Accent 5"/>
-    <w:basedOn w:val="665"/>
+    <w:basedOn w:val="919"/>
     <w:uiPriority w:val="99"/>
     <w:pPr>
       <w:pBdr/>
@@ -26366,9 +26802,9 @@
       </w:tcPr>
     </w:tblStylePr>
   </w:style>
-  <w:style w:type="table" w:styleId="81">
+  <w:style w:type="table" w:styleId="802">
     <w:name w:val="List Table 2 - Accent 6"/>
-    <w:basedOn w:val="665"/>
+    <w:basedOn w:val="919"/>
     <w:uiPriority w:val="99"/>
     <w:pPr>
       <w:pBdr/>
@@ -26604,9 +27040,9 @@
       </w:tcPr>
     </w:tblStylePr>
   </w:style>
-  <w:style w:type="table" w:styleId="82">
+  <w:style w:type="table" w:styleId="803">
     <w:name w:val="List Table 3"/>
-    <w:basedOn w:val="665"/>
+    <w:basedOn w:val="919"/>
     <w:uiPriority w:val="99"/>
     <w:pPr>
       <w:pBdr/>
@@ -26832,9 +27268,9 @@
       </w:tcPr>
     </w:tblStylePr>
   </w:style>
-  <w:style w:type="table" w:styleId="83">
+  <w:style w:type="table" w:styleId="804">
     <w:name w:val="List Table 3 - Accent 1"/>
-    <w:basedOn w:val="665"/>
+    <w:basedOn w:val="919"/>
     <w:uiPriority w:val="99"/>
     <w:pPr>
       <w:pBdr/>
@@ -27060,9 +27496,9 @@
       </w:tcPr>
     </w:tblStylePr>
   </w:style>
-  <w:style w:type="table" w:styleId="84">
+  <w:style w:type="table" w:styleId="805">
     <w:name w:val="List Table 3 - Accent 2"/>
-    <w:basedOn w:val="665"/>
+    <w:basedOn w:val="919"/>
     <w:uiPriority w:val="99"/>
     <w:pPr>
       <w:pBdr/>
@@ -27288,9 +27724,9 @@
       </w:tcPr>
     </w:tblStylePr>
   </w:style>
-  <w:style w:type="table" w:styleId="85">
+  <w:style w:type="table" w:styleId="806">
     <w:name w:val="List Table 3 - Accent 3"/>
-    <w:basedOn w:val="665"/>
+    <w:basedOn w:val="919"/>
     <w:uiPriority w:val="99"/>
     <w:pPr>
       <w:pBdr/>
@@ -27516,9 +27952,9 @@
       </w:tcPr>
     </w:tblStylePr>
   </w:style>
-  <w:style w:type="table" w:styleId="86">
+  <w:style w:type="table" w:styleId="807">
     <w:name w:val="List Table 3 - Accent 4"/>
-    <w:basedOn w:val="665"/>
+    <w:basedOn w:val="919"/>
     <w:uiPriority w:val="99"/>
     <w:pPr>
       <w:pBdr/>
@@ -27744,9 +28180,9 @@
       </w:tcPr>
     </w:tblStylePr>
   </w:style>
-  <w:style w:type="table" w:styleId="87">
+  <w:style w:type="table" w:styleId="808">
     <w:name w:val="List Table 3 - Accent 5"/>
-    <w:basedOn w:val="665"/>
+    <w:basedOn w:val="919"/>
     <w:uiPriority w:val="99"/>
     <w:pPr>
       <w:pBdr/>
@@ -27972,9 +28408,9 @@
       </w:tcPr>
     </w:tblStylePr>
   </w:style>
-  <w:style w:type="table" w:styleId="88">
+  <w:style w:type="table" w:styleId="809">
     <w:name w:val="List Table 3 - Accent 6"/>
-    <w:basedOn w:val="665"/>
+    <w:basedOn w:val="919"/>
     <w:uiPriority w:val="99"/>
     <w:pPr>
       <w:pBdr/>
@@ -28200,9 +28636,9 @@
       </w:tcPr>
     </w:tblStylePr>
   </w:style>
-  <w:style w:type="table" w:styleId="89">
+  <w:style w:type="table" w:styleId="810">
     <w:name w:val="List Table 4"/>
-    <w:basedOn w:val="665"/>
+    <w:basedOn w:val="919"/>
     <w:uiPriority w:val="99"/>
     <w:pPr>
       <w:pBdr/>
@@ -28425,9 +28861,9 @@
       </w:tcPr>
     </w:tblStylePr>
   </w:style>
-  <w:style w:type="table" w:styleId="90">
+  <w:style w:type="table" w:styleId="811">
     <w:name w:val="List Table 4 - Accent 1"/>
-    <w:basedOn w:val="665"/>
+    <w:basedOn w:val="919"/>
     <w:uiPriority w:val="99"/>
     <w:pPr>
       <w:pBdr/>
@@ -28650,9 +29086,9 @@
       </w:tcPr>
     </w:tblStylePr>
   </w:style>
-  <w:style w:type="table" w:styleId="91">
+  <w:style w:type="table" w:styleId="812">
     <w:name w:val="List Table 4 - Accent 2"/>
-    <w:basedOn w:val="665"/>
+    <w:basedOn w:val="919"/>
     <w:uiPriority w:val="99"/>
     <w:pPr>
       <w:pBdr/>
@@ -28875,9 +29311,9 @@
       </w:tcPr>
     </w:tblStylePr>
   </w:style>
-  <w:style w:type="table" w:styleId="92">
+  <w:style w:type="table" w:styleId="813">
     <w:name w:val="List Table 4 - Accent 3"/>
-    <w:basedOn w:val="665"/>
+    <w:basedOn w:val="919"/>
     <w:uiPriority w:val="99"/>
     <w:pPr>
       <w:pBdr/>
@@ -29100,9 +29536,9 @@
       </w:tcPr>
     </w:tblStylePr>
   </w:style>
-  <w:style w:type="table" w:styleId="93">
+  <w:style w:type="table" w:styleId="814">
     <w:name w:val="List Table 4 - Accent 4"/>
-    <w:basedOn w:val="665"/>
+    <w:basedOn w:val="919"/>
     <w:uiPriority w:val="99"/>
     <w:pPr>
       <w:pBdr/>
@@ -29325,9 +29761,9 @@
       </w:tcPr>
     </w:tblStylePr>
   </w:style>
-  <w:style w:type="table" w:styleId="94">
+  <w:style w:type="table" w:styleId="815">
     <w:name w:val="List Table 4 - Accent 5"/>
-    <w:basedOn w:val="665"/>
+    <w:basedOn w:val="919"/>
     <w:uiPriority w:val="99"/>
     <w:pPr>
       <w:pBdr/>
@@ -29550,9 +29986,9 @@
       </w:tcPr>
     </w:tblStylePr>
   </w:style>
-  <w:style w:type="table" w:styleId="95">
+  <w:style w:type="table" w:styleId="816">
     <w:name w:val="List Table 4 - Accent 6"/>
-    <w:basedOn w:val="665"/>
+    <w:basedOn w:val="919"/>
     <w:uiPriority w:val="99"/>
     <w:pPr>
       <w:pBdr/>
@@ -29775,9 +30211,9 @@
       </w:tcPr>
     </w:tblStylePr>
   </w:style>
-  <w:style w:type="table" w:styleId="96">
+  <w:style w:type="table" w:styleId="817">
     <w:name w:val="List Table 5 Dark"/>
-    <w:basedOn w:val="665"/>
+    <w:basedOn w:val="919"/>
     <w:uiPriority w:val="99"/>
     <w:pPr>
       <w:pBdr/>
@@ -30017,9 +30453,9 @@
       </w:tcPr>
     </w:tblStylePr>
   </w:style>
-  <w:style w:type="table" w:styleId="97">
+  <w:style w:type="table" w:styleId="818">
     <w:name w:val="List Table 5 Dark - Accent 1"/>
-    <w:basedOn w:val="665"/>
+    <w:basedOn w:val="919"/>
     <w:uiPriority w:val="99"/>
     <w:pPr>
       <w:pBdr/>
@@ -30259,9 +30695,9 @@
       </w:tcPr>
     </w:tblStylePr>
   </w:style>
-  <w:style w:type="table" w:styleId="98">
+  <w:style w:type="table" w:styleId="819">
     <w:name w:val="List Table 5 Dark - Accent 2"/>
-    <w:basedOn w:val="665"/>
+    <w:basedOn w:val="919"/>
     <w:uiPriority w:val="99"/>
     <w:pPr>
       <w:pBdr/>
@@ -30501,9 +30937,9 @@
       </w:tcPr>
     </w:tblStylePr>
   </w:style>
-  <w:style w:type="table" w:styleId="99">
+  <w:style w:type="table" w:styleId="820">
     <w:name w:val="List Table 5 Dark - Accent 3"/>
-    <w:basedOn w:val="665"/>
+    <w:basedOn w:val="919"/>
     <w:uiPriority w:val="99"/>
     <w:pPr>
       <w:pBdr/>
@@ -30743,9 +31179,9 @@
       </w:tcPr>
     </w:tblStylePr>
   </w:style>
-  <w:style w:type="table" w:styleId="100">
+  <w:style w:type="table" w:styleId="821">
     <w:name w:val="List Table 5 Dark - Accent 4"/>
-    <w:basedOn w:val="665"/>
+    <w:basedOn w:val="919"/>
     <w:uiPriority w:val="99"/>
     <w:pPr>
       <w:pBdr/>
@@ -30985,9 +31421,9 @@
       </w:tcPr>
     </w:tblStylePr>
   </w:style>
-  <w:style w:type="table" w:styleId="101">
+  <w:style w:type="table" w:styleId="822">
     <w:name w:val="List Table 5 Dark - Accent 5"/>
-    <w:basedOn w:val="665"/>
+    <w:basedOn w:val="919"/>
     <w:uiPriority w:val="99"/>
     <w:pPr>
       <w:pBdr/>
@@ -31227,9 +31663,9 @@
       </w:tcPr>
     </w:tblStylePr>
   </w:style>
-  <w:style w:type="table" w:styleId="102">
+  <w:style w:type="table" w:styleId="823">
     <w:name w:val="List Table 5 Dark - Accent 6"/>
-    <w:basedOn w:val="665"/>
+    <w:basedOn w:val="919"/>
     <w:uiPriority w:val="99"/>
     <w:pPr>
       <w:pBdr/>
@@ -31469,9 +31905,9 @@
       </w:tcPr>
     </w:tblStylePr>
   </w:style>
-  <w:style w:type="table" w:styleId="103">
+  <w:style w:type="table" w:styleId="824">
     <w:name w:val="List Table 6 Colorful"/>
-    <w:basedOn w:val="665"/>
+    <w:basedOn w:val="919"/>
     <w:uiPriority w:val="99"/>
     <w:pPr>
       <w:pBdr/>
@@ -31692,9 +32128,9 @@
       </w:tcPr>
     </w:tblStylePr>
   </w:style>
-  <w:style w:type="table" w:styleId="104">
+  <w:style w:type="table" w:styleId="825">
     <w:name w:val="List Table 6 Colorful - Accent 1"/>
-    <w:basedOn w:val="665"/>
+    <w:basedOn w:val="919"/>
     <w:uiPriority w:val="99"/>
     <w:pPr>
       <w:pBdr/>
@@ -31915,9 +32351,9 @@
       </w:tcPr>
     </w:tblStylePr>
   </w:style>
-  <w:style w:type="table" w:styleId="105">
+  <w:style w:type="table" w:styleId="826">
     <w:name w:val="List Table 6 Colorful - Accent 2"/>
-    <w:basedOn w:val="665"/>
+    <w:basedOn w:val="919"/>
     <w:uiPriority w:val="99"/>
     <w:pPr>
       <w:pBdr/>
@@ -32138,9 +32574,9 @@
       </w:tcPr>
     </w:tblStylePr>
   </w:style>
-  <w:style w:type="table" w:styleId="106">
+  <w:style w:type="table" w:styleId="827">
     <w:name w:val="List Table 6 Colorful - Accent 3"/>
-    <w:basedOn w:val="665"/>
+    <w:basedOn w:val="919"/>
     <w:uiPriority w:val="99"/>
     <w:pPr>
       <w:pBdr/>
@@ -32361,9 +32797,9 @@
       </w:tcPr>
     </w:tblStylePr>
   </w:style>
-  <w:style w:type="table" w:styleId="107">
+  <w:style w:type="table" w:styleId="828">
     <w:name w:val="List Table 6 Colorful - Accent 4"/>
-    <w:basedOn w:val="665"/>
+    <w:basedOn w:val="919"/>
     <w:uiPriority w:val="99"/>
     <w:pPr>
       <w:pBdr/>
@@ -32584,9 +33020,9 @@
       </w:tcPr>
     </w:tblStylePr>
   </w:style>
-  <w:style w:type="table" w:styleId="108">
+  <w:style w:type="table" w:styleId="829">
     <w:name w:val="List Table 6 Colorful - Accent 5"/>
-    <w:basedOn w:val="665"/>
+    <w:basedOn w:val="919"/>
     <w:uiPriority w:val="99"/>
     <w:pPr>
       <w:pBdr/>
@@ -32807,9 +33243,9 @@
       </w:tcPr>
     </w:tblStylePr>
   </w:style>
-  <w:style w:type="table" w:styleId="109">
+  <w:style w:type="table" w:styleId="830">
     <w:name w:val="List Table 6 Colorful - Accent 6"/>
-    <w:basedOn w:val="665"/>
+    <w:basedOn w:val="919"/>
     <w:uiPriority w:val="99"/>
     <w:pPr>
       <w:pBdr/>
@@ -33030,9 +33466,9 @@
       </w:tcPr>
     </w:tblStylePr>
   </w:style>
-  <w:style w:type="table" w:styleId="110">
+  <w:style w:type="table" w:styleId="831">
     <w:name w:val="List Table 7 Colorful"/>
-    <w:basedOn w:val="665"/>
+    <w:basedOn w:val="919"/>
     <w:uiPriority w:val="99"/>
     <w:pPr>
       <w:pBdr/>
@@ -33131,11 +33567,11 @@
         <w:tblBorders/>
       </w:tblPr>
       <w:tcPr>
-        <w:shd w:color="ffffff"/>
+        <w:shd w:val="clear" w:color="ffffff"/>
         <w:tcBorders>
-          <w:top w:val="none"/>
-          <w:left w:val="none"/>
-          <w:bottom w:val="none"/>
+          <w:top w:val="none" w:color="000000" w:sz="4" w:space="0"/>
+          <w:left w:val="none" w:color="000000" w:sz="4" w:space="0"/>
+          <w:bottom w:val="none" w:color="000000" w:sz="4" w:space="0"/>
           <w:right w:val="single" w:color="000000" w:themeColor="text1" w:themeTint="80" w:sz="4" w:space="0"/>
         </w:tcBorders>
       </w:tcPr>
@@ -33158,10 +33594,10 @@
       <w:tcPr>
         <w:shd w:val="clear" w:color="ffffff" w:themeColor="light1" w:fill="ffffff" w:themeFill="light1"/>
         <w:tcBorders>
-          <w:top w:val="none"/>
-          <w:left w:val="none"/>
+          <w:top w:val="none" w:color="000000" w:sz="4" w:space="0"/>
+          <w:left w:val="none" w:color="000000" w:sz="4" w:space="0"/>
           <w:bottom w:val="single" w:color="000000" w:themeColor="text1" w:themeTint="80" w:sz="4" w:space="0"/>
-          <w:right w:val="none"/>
+          <w:right w:val="none" w:color="000000" w:sz="4" w:space="0"/>
         </w:tcBorders>
       </w:tcPr>
     </w:tblStylePr>
@@ -33181,12 +33617,12 @@
         <w:tblBorders/>
       </w:tblPr>
       <w:tcPr>
-        <w:shd w:color="ffffff"/>
+        <w:shd w:val="clear" w:color="ffffff"/>
         <w:tcBorders>
-          <w:top w:val="none"/>
+          <w:top w:val="none" w:color="000000" w:sz="4" w:space="0"/>
           <w:left w:val="single" w:color="000000" w:themeColor="text1" w:themeTint="80" w:sz="4" w:space="0"/>
-          <w:bottom w:val="none"/>
-          <w:right w:val="none"/>
+          <w:bottom w:val="none" w:color="000000" w:sz="4" w:space="0"/>
+          <w:right w:val="none" w:color="000000" w:sz="4" w:space="0"/>
         </w:tcBorders>
       </w:tcPr>
     </w:tblStylePr>
@@ -33209,9 +33645,9 @@
         <w:shd w:val="clear" w:color="ffffff" w:themeColor="light1" w:fill="ffffff" w:themeFill="light1"/>
         <w:tcBorders>
           <w:top w:val="single" w:color="000000" w:themeColor="text1" w:themeTint="80" w:sz="4" w:space="0"/>
-          <w:left w:val="none"/>
-          <w:bottom w:val="none"/>
-          <w:right w:val="none"/>
+          <w:left w:val="none" w:color="000000" w:sz="4" w:space="0"/>
+          <w:bottom w:val="none" w:color="000000" w:sz="4" w:space="0"/>
+          <w:right w:val="none" w:color="000000" w:sz="4" w:space="0"/>
         </w:tcBorders>
       </w:tcPr>
     </w:tblStylePr>
@@ -33286,9 +33722,9 @@
       </w:tcPr>
     </w:tblStylePr>
   </w:style>
-  <w:style w:type="table" w:styleId="111">
+  <w:style w:type="table" w:styleId="832">
     <w:name w:val="List Table 7 Colorful - Accent 1"/>
-    <w:basedOn w:val="665"/>
+    <w:basedOn w:val="919"/>
     <w:uiPriority w:val="99"/>
     <w:pPr>
       <w:pBdr/>
@@ -33387,11 +33823,11 @@
         <w:tblBorders/>
       </w:tblPr>
       <w:tcPr>
-        <w:shd w:color="ffffff"/>
+        <w:shd w:val="clear" w:color="ffffff"/>
         <w:tcBorders>
-          <w:top w:val="none"/>
-          <w:left w:val="none"/>
-          <w:bottom w:val="none"/>
+          <w:top w:val="none" w:color="000000" w:sz="4" w:space="0"/>
+          <w:left w:val="none" w:color="000000" w:sz="4" w:space="0"/>
+          <w:bottom w:val="none" w:color="000000" w:sz="4" w:space="0"/>
           <w:right w:val="single" w:color="000000" w:themeColor="accent1" w:sz="4" w:space="0"/>
         </w:tcBorders>
       </w:tcPr>
@@ -33414,10 +33850,10 @@
       <w:tcPr>
         <w:shd w:val="clear" w:color="ffffff" w:themeColor="light1" w:fill="ffffff" w:themeFill="light1"/>
         <w:tcBorders>
-          <w:top w:val="none"/>
-          <w:left w:val="none"/>
+          <w:top w:val="none" w:color="000000" w:sz="4" w:space="0"/>
+          <w:left w:val="none" w:color="000000" w:sz="4" w:space="0"/>
           <w:bottom w:val="single" w:color="000000" w:themeColor="accent1" w:sz="4" w:space="0"/>
-          <w:right w:val="none"/>
+          <w:right w:val="none" w:color="000000" w:sz="4" w:space="0"/>
         </w:tcBorders>
       </w:tcPr>
     </w:tblStylePr>
@@ -33437,12 +33873,12 @@
         <w:tblBorders/>
       </w:tblPr>
       <w:tcPr>
-        <w:shd w:color="ffffff"/>
+        <w:shd w:val="clear" w:color="ffffff"/>
         <w:tcBorders>
-          <w:top w:val="none"/>
+          <w:top w:val="none" w:color="000000" w:sz="4" w:space="0"/>
           <w:left w:val="single" w:color="000000" w:themeColor="accent1" w:sz="4" w:space="0"/>
-          <w:bottom w:val="none"/>
-          <w:right w:val="none"/>
+          <w:bottom w:val="none" w:color="000000" w:sz="4" w:space="0"/>
+          <w:right w:val="none" w:color="000000" w:sz="4" w:space="0"/>
         </w:tcBorders>
       </w:tcPr>
     </w:tblStylePr>
@@ -33465,9 +33901,9 @@
         <w:shd w:val="clear" w:color="ffffff" w:themeColor="light1" w:fill="ffffff" w:themeFill="light1"/>
         <w:tcBorders>
           <w:top w:val="single" w:color="000000" w:themeColor="accent1" w:sz="4" w:space="0"/>
-          <w:left w:val="none"/>
-          <w:bottom w:val="none"/>
-          <w:right w:val="none"/>
+          <w:left w:val="none" w:color="000000" w:sz="4" w:space="0"/>
+          <w:bottom w:val="none" w:color="000000" w:sz="4" w:space="0"/>
+          <w:right w:val="none" w:color="000000" w:sz="4" w:space="0"/>
         </w:tcBorders>
       </w:tcPr>
     </w:tblStylePr>
@@ -33542,9 +33978,9 @@
       </w:tcPr>
     </w:tblStylePr>
   </w:style>
-  <w:style w:type="table" w:styleId="112">
+  <w:style w:type="table" w:styleId="833">
     <w:name w:val="List Table 7 Colorful - Accent 2"/>
-    <w:basedOn w:val="665"/>
+    <w:basedOn w:val="919"/>
     <w:uiPriority w:val="99"/>
     <w:pPr>
       <w:pBdr/>
@@ -33643,11 +34079,11 @@
         <w:tblBorders/>
       </w:tblPr>
       <w:tcPr>
-        <w:shd w:color="ffffff"/>
+        <w:shd w:val="clear" w:color="ffffff"/>
         <w:tcBorders>
-          <w:top w:val="none"/>
-          <w:left w:val="none"/>
-          <w:bottom w:val="none"/>
+          <w:top w:val="none" w:color="000000" w:sz="4" w:space="0"/>
+          <w:left w:val="none" w:color="000000" w:sz="4" w:space="0"/>
+          <w:bottom w:val="none" w:color="000000" w:sz="4" w:space="0"/>
           <w:right w:val="single" w:color="000000" w:themeColor="accent2" w:themeTint="97" w:sz="4" w:space="0"/>
         </w:tcBorders>
       </w:tcPr>
@@ -33670,10 +34106,10 @@
       <w:tcPr>
         <w:shd w:val="clear" w:color="ffffff" w:themeColor="light1" w:fill="ffffff" w:themeFill="light1"/>
         <w:tcBorders>
-          <w:top w:val="none"/>
-          <w:left w:val="none"/>
+          <w:top w:val="none" w:color="000000" w:sz="4" w:space="0"/>
+          <w:left w:val="none" w:color="000000" w:sz="4" w:space="0"/>
           <w:bottom w:val="single" w:color="000000" w:themeColor="accent2" w:themeTint="97" w:sz="4" w:space="0"/>
-          <w:right w:val="none"/>
+          <w:right w:val="none" w:color="000000" w:sz="4" w:space="0"/>
         </w:tcBorders>
       </w:tcPr>
     </w:tblStylePr>
@@ -33693,12 +34129,12 @@
         <w:tblBorders/>
       </w:tblPr>
       <w:tcPr>
-        <w:shd w:color="ffffff"/>
+        <w:shd w:val="clear" w:color="ffffff"/>
         <w:tcBorders>
-          <w:top w:val="none"/>
+          <w:top w:val="none" w:color="000000" w:sz="4" w:space="0"/>
           <w:left w:val="single" w:color="000000" w:themeColor="accent2" w:themeTint="97" w:sz="4" w:space="0"/>
-          <w:bottom w:val="none"/>
-          <w:right w:val="none"/>
+          <w:bottom w:val="none" w:color="000000" w:sz="4" w:space="0"/>
+          <w:right w:val="none" w:color="000000" w:sz="4" w:space="0"/>
         </w:tcBorders>
       </w:tcPr>
     </w:tblStylePr>
@@ -33721,9 +34157,9 @@
         <w:shd w:val="clear" w:color="ffffff" w:themeColor="light1" w:fill="ffffff" w:themeFill="light1"/>
         <w:tcBorders>
           <w:top w:val="single" w:color="000000" w:themeColor="accent2" w:themeTint="97" w:sz="4" w:space="0"/>
-          <w:left w:val="none"/>
-          <w:bottom w:val="none"/>
-          <w:right w:val="none"/>
+          <w:left w:val="none" w:color="000000" w:sz="4" w:space="0"/>
+          <w:bottom w:val="none" w:color="000000" w:sz="4" w:space="0"/>
+          <w:right w:val="none" w:color="000000" w:sz="4" w:space="0"/>
         </w:tcBorders>
       </w:tcPr>
     </w:tblStylePr>
@@ -33798,9 +34234,9 @@
       </w:tcPr>
     </w:tblStylePr>
   </w:style>
-  <w:style w:type="table" w:styleId="113">
+  <w:style w:type="table" w:styleId="834">
     <w:name w:val="List Table 7 Colorful - Accent 3"/>
-    <w:basedOn w:val="665"/>
+    <w:basedOn w:val="919"/>
     <w:uiPriority w:val="99"/>
     <w:pPr>
       <w:pBdr/>
@@ -33899,11 +34335,11 @@
         <w:tblBorders/>
       </w:tblPr>
       <w:tcPr>
-        <w:shd w:color="ffffff"/>
+        <w:shd w:val="clear" w:color="ffffff"/>
         <w:tcBorders>
-          <w:top w:val="none"/>
-          <w:left w:val="none"/>
-          <w:bottom w:val="none"/>
+          <w:top w:val="none" w:color="000000" w:sz="4" w:space="0"/>
+          <w:left w:val="none" w:color="000000" w:sz="4" w:space="0"/>
+          <w:bottom w:val="none" w:color="000000" w:sz="4" w:space="0"/>
           <w:right w:val="single" w:color="000000" w:themeColor="accent3" w:themeTint="98" w:sz="4" w:space="0"/>
         </w:tcBorders>
       </w:tcPr>
@@ -33926,10 +34362,10 @@
       <w:tcPr>
         <w:shd w:val="clear" w:color="ffffff" w:themeColor="light1" w:fill="ffffff" w:themeFill="light1"/>
         <w:tcBorders>
-          <w:top w:val="none"/>
-          <w:left w:val="none"/>
+          <w:top w:val="none" w:color="000000" w:sz="4" w:space="0"/>
+          <w:left w:val="none" w:color="000000" w:sz="4" w:space="0"/>
           <w:bottom w:val="single" w:color="000000" w:themeColor="accent3" w:themeTint="98" w:sz="4" w:space="0"/>
-          <w:right w:val="none"/>
+          <w:right w:val="none" w:color="000000" w:sz="4" w:space="0"/>
         </w:tcBorders>
       </w:tcPr>
     </w:tblStylePr>
@@ -33949,12 +34385,12 @@
         <w:tblBorders/>
       </w:tblPr>
       <w:tcPr>
-        <w:shd w:color="ffffff"/>
+        <w:shd w:val="clear" w:color="ffffff"/>
         <w:tcBorders>
-          <w:top w:val="none"/>
+          <w:top w:val="none" w:color="000000" w:sz="4" w:space="0"/>
           <w:left w:val="single" w:color="000000" w:themeColor="accent3" w:themeTint="98" w:sz="4" w:space="0"/>
-          <w:bottom w:val="none"/>
-          <w:right w:val="none"/>
+          <w:bottom w:val="none" w:color="000000" w:sz="4" w:space="0"/>
+          <w:right w:val="none" w:color="000000" w:sz="4" w:space="0"/>
         </w:tcBorders>
       </w:tcPr>
     </w:tblStylePr>
@@ -33977,9 +34413,9 @@
         <w:shd w:val="clear" w:color="ffffff" w:themeColor="light1" w:fill="ffffff" w:themeFill="light1"/>
         <w:tcBorders>
           <w:top w:val="single" w:color="000000" w:themeColor="accent3" w:themeTint="98" w:sz="4" w:space="0"/>
-          <w:left w:val="none"/>
-          <w:bottom w:val="none"/>
-          <w:right w:val="none"/>
+          <w:left w:val="none" w:color="000000" w:sz="4" w:space="0"/>
+          <w:bottom w:val="none" w:color="000000" w:sz="4" w:space="0"/>
+          <w:right w:val="none" w:color="000000" w:sz="4" w:space="0"/>
         </w:tcBorders>
       </w:tcPr>
     </w:tblStylePr>
@@ -34054,9 +34490,9 @@
       </w:tcPr>
     </w:tblStylePr>
   </w:style>
-  <w:style w:type="table" w:styleId="114">
+  <w:style w:type="table" w:styleId="835">
     <w:name w:val="List Table 7 Colorful - Accent 4"/>
-    <w:basedOn w:val="665"/>
+    <w:basedOn w:val="919"/>
     <w:uiPriority w:val="99"/>
     <w:pPr>
       <w:pBdr/>
@@ -34155,11 +34591,11 @@
         <w:tblBorders/>
       </w:tblPr>
       <w:tcPr>
-        <w:shd w:color="ffffff"/>
+        <w:shd w:val="clear" w:color="ffffff"/>
         <w:tcBorders>
-          <w:top w:val="none"/>
-          <w:left w:val="none"/>
-          <w:bottom w:val="none"/>
+          <w:top w:val="none" w:color="000000" w:sz="4" w:space="0"/>
+          <w:left w:val="none" w:color="000000" w:sz="4" w:space="0"/>
+          <w:bottom w:val="none" w:color="000000" w:sz="4" w:space="0"/>
           <w:right w:val="single" w:color="000000" w:themeColor="accent4" w:themeTint="9A" w:sz="4" w:space="0"/>
         </w:tcBorders>
       </w:tcPr>
@@ -34182,10 +34618,10 @@
       <w:tcPr>
         <w:shd w:val="clear" w:color="ffffff" w:themeColor="light1" w:fill="ffffff" w:themeFill="light1"/>
         <w:tcBorders>
-          <w:top w:val="none"/>
-          <w:left w:val="none"/>
+          <w:top w:val="none" w:color="000000" w:sz="4" w:space="0"/>
+          <w:left w:val="none" w:color="000000" w:sz="4" w:space="0"/>
           <w:bottom w:val="single" w:color="000000" w:themeColor="accent4" w:themeTint="9A" w:sz="4" w:space="0"/>
-          <w:right w:val="none"/>
+          <w:right w:val="none" w:color="000000" w:sz="4" w:space="0"/>
         </w:tcBorders>
       </w:tcPr>
     </w:tblStylePr>
@@ -34205,12 +34641,12 @@
         <w:tblBorders/>
       </w:tblPr>
       <w:tcPr>
-        <w:shd w:color="ffffff"/>
+        <w:shd w:val="clear" w:color="ffffff"/>
         <w:tcBorders>
-          <w:top w:val="none"/>
+          <w:top w:val="none" w:color="000000" w:sz="4" w:space="0"/>
           <w:left w:val="single" w:color="000000" w:themeColor="accent4" w:themeTint="9A" w:sz="4" w:space="0"/>
-          <w:bottom w:val="none"/>
-          <w:right w:val="none"/>
+          <w:bottom w:val="none" w:color="000000" w:sz="4" w:space="0"/>
+          <w:right w:val="none" w:color="000000" w:sz="4" w:space="0"/>
         </w:tcBorders>
       </w:tcPr>
     </w:tblStylePr>
@@ -34233,9 +34669,9 @@
         <w:shd w:val="clear" w:color="ffffff" w:themeColor="light1" w:fill="ffffff" w:themeFill="light1"/>
         <w:tcBorders>
           <w:top w:val="single" w:color="000000" w:themeColor="accent4" w:themeTint="9A" w:sz="4" w:space="0"/>
-          <w:left w:val="none"/>
-          <w:bottom w:val="none"/>
-          <w:right w:val="none"/>
+          <w:left w:val="none" w:color="000000" w:sz="4" w:space="0"/>
+          <w:bottom w:val="none" w:color="000000" w:sz="4" w:space="0"/>
+          <w:right w:val="none" w:color="000000" w:sz="4" w:space="0"/>
         </w:tcBorders>
       </w:tcPr>
     </w:tblStylePr>
@@ -34310,9 +34746,9 @@
       </w:tcPr>
     </w:tblStylePr>
   </w:style>
-  <w:style w:type="table" w:styleId="115">
+  <w:style w:type="table" w:styleId="836">
     <w:name w:val="List Table 7 Colorful - Accent 5"/>
-    <w:basedOn w:val="665"/>
+    <w:basedOn w:val="919"/>
     <w:uiPriority w:val="99"/>
     <w:pPr>
       <w:pBdr/>
@@ -34411,11 +34847,11 @@
         <w:tblBorders/>
       </w:tblPr>
       <w:tcPr>
-        <w:shd w:color="ffffff"/>
+        <w:shd w:val="clear" w:color="ffffff"/>
         <w:tcBorders>
-          <w:top w:val="none"/>
-          <w:left w:val="none"/>
-          <w:bottom w:val="none"/>
+          <w:top w:val="none" w:color="000000" w:sz="4" w:space="0"/>
+          <w:left w:val="none" w:color="000000" w:sz="4" w:space="0"/>
+          <w:bottom w:val="none" w:color="000000" w:sz="4" w:space="0"/>
           <w:right w:val="single" w:color="000000" w:themeColor="accent5" w:themeTint="9A" w:sz="4" w:space="0"/>
         </w:tcBorders>
       </w:tcPr>
@@ -34438,10 +34874,10 @@
       <w:tcPr>
         <w:shd w:val="clear" w:color="ffffff" w:themeColor="light1" w:fill="ffffff" w:themeFill="light1"/>
         <w:tcBorders>
-          <w:top w:val="none"/>
-          <w:left w:val="none"/>
+          <w:top w:val="none" w:color="000000" w:sz="4" w:space="0"/>
+          <w:left w:val="none" w:color="000000" w:sz="4" w:space="0"/>
           <w:bottom w:val="single" w:color="000000" w:themeColor="accent5" w:themeTint="9A" w:sz="4" w:space="0"/>
-          <w:right w:val="none"/>
+          <w:right w:val="none" w:color="000000" w:sz="4" w:space="0"/>
         </w:tcBorders>
       </w:tcPr>
     </w:tblStylePr>
@@ -34461,12 +34897,12 @@
         <w:tblBorders/>
       </w:tblPr>
       <w:tcPr>
-        <w:shd w:color="ffffff"/>
+        <w:shd w:val="clear" w:color="ffffff"/>
         <w:tcBorders>
-          <w:top w:val="none"/>
+          <w:top w:val="none" w:color="000000" w:sz="4" w:space="0"/>
           <w:left w:val="single" w:color="000000" w:themeColor="accent5" w:themeTint="9A" w:sz="4" w:space="0"/>
-          <w:bottom w:val="none"/>
-          <w:right w:val="none"/>
+          <w:bottom w:val="none" w:color="000000" w:sz="4" w:space="0"/>
+          <w:right w:val="none" w:color="000000" w:sz="4" w:space="0"/>
         </w:tcBorders>
       </w:tcPr>
     </w:tblStylePr>
@@ -34489,9 +34925,9 @@
         <w:shd w:val="clear" w:color="ffffff" w:themeColor="light1" w:fill="ffffff" w:themeFill="light1"/>
         <w:tcBorders>
           <w:top w:val="single" w:color="000000" w:themeColor="accent5" w:themeTint="9A" w:sz="4" w:space="0"/>
-          <w:left w:val="none"/>
-          <w:bottom w:val="none"/>
-          <w:right w:val="none"/>
+          <w:left w:val="none" w:color="000000" w:sz="4" w:space="0"/>
+          <w:bottom w:val="none" w:color="000000" w:sz="4" w:space="0"/>
+          <w:right w:val="none" w:color="000000" w:sz="4" w:space="0"/>
         </w:tcBorders>
       </w:tcPr>
     </w:tblStylePr>
@@ -34566,9 +35002,9 @@
       </w:tcPr>
     </w:tblStylePr>
   </w:style>
-  <w:style w:type="table" w:styleId="116">
+  <w:style w:type="table" w:styleId="837">
     <w:name w:val="List Table 7 Colorful - Accent 6"/>
-    <w:basedOn w:val="665"/>
+    <w:basedOn w:val="919"/>
     <w:uiPriority w:val="99"/>
     <w:pPr>
       <w:pBdr/>
@@ -34667,11 +35103,11 @@
         <w:tblBorders/>
       </w:tblPr>
       <w:tcPr>
-        <w:shd w:color="ffffff"/>
+        <w:shd w:val="clear" w:color="ffffff"/>
         <w:tcBorders>
-          <w:top w:val="none"/>
-          <w:left w:val="none"/>
-          <w:bottom w:val="none"/>
+          <w:top w:val="none" w:color="000000" w:sz="4" w:space="0"/>
+          <w:left w:val="none" w:color="000000" w:sz="4" w:space="0"/>
+          <w:bottom w:val="none" w:color="000000" w:sz="4" w:space="0"/>
           <w:right w:val="single" w:color="000000" w:themeColor="accent6" w:themeTint="98" w:sz="4" w:space="0"/>
         </w:tcBorders>
       </w:tcPr>
@@ -34694,10 +35130,10 @@
       <w:tcPr>
         <w:shd w:val="clear" w:color="ffffff" w:themeColor="light1" w:fill="ffffff" w:themeFill="light1"/>
         <w:tcBorders>
-          <w:top w:val="none"/>
-          <w:left w:val="none"/>
+          <w:top w:val="none" w:color="000000" w:sz="4" w:space="0"/>
+          <w:left w:val="none" w:color="000000" w:sz="4" w:space="0"/>
           <w:bottom w:val="single" w:color="000000" w:themeColor="accent6" w:themeTint="98" w:sz="4" w:space="0"/>
-          <w:right w:val="none"/>
+          <w:right w:val="none" w:color="000000" w:sz="4" w:space="0"/>
         </w:tcBorders>
       </w:tcPr>
     </w:tblStylePr>
@@ -34717,12 +35153,12 @@
         <w:tblBorders/>
       </w:tblPr>
       <w:tcPr>
-        <w:shd w:color="ffffff"/>
+        <w:shd w:val="clear" w:color="ffffff"/>
         <w:tcBorders>
-          <w:top w:val="none"/>
+          <w:top w:val="none" w:color="000000" w:sz="4" w:space="0"/>
           <w:left w:val="single" w:color="000000" w:themeColor="accent6" w:themeTint="98" w:sz="4" w:space="0"/>
-          <w:bottom w:val="none"/>
-          <w:right w:val="none"/>
+          <w:bottom w:val="none" w:color="000000" w:sz="4" w:space="0"/>
+          <w:right w:val="none" w:color="000000" w:sz="4" w:space="0"/>
         </w:tcBorders>
       </w:tcPr>
     </w:tblStylePr>
@@ -34745,9 +35181,9 @@
         <w:shd w:val="clear" w:color="ffffff" w:themeColor="light1" w:fill="ffffff" w:themeFill="light1"/>
         <w:tcBorders>
           <w:top w:val="single" w:color="000000" w:themeColor="accent6" w:themeTint="98" w:sz="4" w:space="0"/>
-          <w:left w:val="none"/>
-          <w:bottom w:val="none"/>
-          <w:right w:val="none"/>
+          <w:left w:val="none" w:color="000000" w:sz="4" w:space="0"/>
+          <w:bottom w:val="none" w:color="000000" w:sz="4" w:space="0"/>
+          <w:right w:val="none" w:color="000000" w:sz="4" w:space="0"/>
         </w:tcBorders>
       </w:tcPr>
     </w:tblStylePr>
@@ -34822,9 +35258,9 @@
       </w:tcPr>
     </w:tblStylePr>
   </w:style>
-  <w:style w:type="table" w:styleId="117">
+  <w:style w:type="table" w:styleId="838">
     <w:name w:val="Lined - Accent"/>
-    <w:basedOn w:val="665"/>
+    <w:basedOn w:val="919"/>
     <w:uiPriority w:val="99"/>
     <w:pPr>
       <w:pBdr/>
@@ -35059,9 +35495,9 @@
       </w:tcPr>
     </w:tblStylePr>
   </w:style>
-  <w:style w:type="table" w:styleId="118">
+  <w:style w:type="table" w:styleId="839">
     <w:name w:val="Lined - Accent 1"/>
-    <w:basedOn w:val="665"/>
+    <w:basedOn w:val="919"/>
     <w:uiPriority w:val="99"/>
     <w:pPr>
       <w:pBdr/>
@@ -35296,9 +35732,9 @@
       </w:tcPr>
     </w:tblStylePr>
   </w:style>
-  <w:style w:type="table" w:styleId="119">
+  <w:style w:type="table" w:styleId="840">
     <w:name w:val="Lined - Accent 2"/>
-    <w:basedOn w:val="665"/>
+    <w:basedOn w:val="919"/>
     <w:uiPriority w:val="99"/>
     <w:pPr>
       <w:pBdr/>
@@ -35533,9 +35969,9 @@
       </w:tcPr>
     </w:tblStylePr>
   </w:style>
-  <w:style w:type="table" w:styleId="120">
+  <w:style w:type="table" w:styleId="841">
     <w:name w:val="Lined - Accent 3"/>
-    <w:basedOn w:val="665"/>
+    <w:basedOn w:val="919"/>
     <w:uiPriority w:val="99"/>
     <w:pPr>
       <w:pBdr/>
@@ -35770,9 +36206,9 @@
       </w:tcPr>
     </w:tblStylePr>
   </w:style>
-  <w:style w:type="table" w:styleId="121">
+  <w:style w:type="table" w:styleId="842">
     <w:name w:val="Lined - Accent 4"/>
-    <w:basedOn w:val="665"/>
+    <w:basedOn w:val="919"/>
     <w:uiPriority w:val="99"/>
     <w:pPr>
       <w:pBdr/>
@@ -36007,9 +36443,9 @@
       </w:tcPr>
     </w:tblStylePr>
   </w:style>
-  <w:style w:type="table" w:styleId="122">
+  <w:style w:type="table" w:styleId="843">
     <w:name w:val="Lined - Accent 5"/>
-    <w:basedOn w:val="665"/>
+    <w:basedOn w:val="919"/>
     <w:uiPriority w:val="99"/>
     <w:pPr>
       <w:pBdr/>
@@ -36244,9 +36680,9 @@
       </w:tcPr>
     </w:tblStylePr>
   </w:style>
-  <w:style w:type="table" w:styleId="123">
+  <w:style w:type="table" w:styleId="844">
     <w:name w:val="Lined - Accent 6"/>
-    <w:basedOn w:val="665"/>
+    <w:basedOn w:val="919"/>
     <w:uiPriority w:val="99"/>
     <w:pPr>
       <w:pBdr/>
@@ -36481,9 +36917,9 @@
       </w:tcPr>
     </w:tblStylePr>
   </w:style>
-  <w:style w:type="table" w:styleId="124">
+  <w:style w:type="table" w:styleId="845">
     <w:name w:val="Bordered &amp; Lined - Accent"/>
-    <w:basedOn w:val="665"/>
+    <w:basedOn w:val="919"/>
     <w:uiPriority w:val="99"/>
     <w:pPr>
       <w:pBdr/>
@@ -36725,9 +37161,9 @@
       </w:tcPr>
     </w:tblStylePr>
   </w:style>
-  <w:style w:type="table" w:styleId="125">
+  <w:style w:type="table" w:styleId="846">
     <w:name w:val="Bordered &amp; Lined - Accent 1"/>
-    <w:basedOn w:val="665"/>
+    <w:basedOn w:val="919"/>
     <w:uiPriority w:val="99"/>
     <w:pPr>
       <w:pBdr/>
@@ -36969,9 +37405,9 @@
       </w:tcPr>
     </w:tblStylePr>
   </w:style>
-  <w:style w:type="table" w:styleId="126">
+  <w:style w:type="table" w:styleId="847">
     <w:name w:val="Bordered &amp; Lined - Accent 2"/>
-    <w:basedOn w:val="665"/>
+    <w:basedOn w:val="919"/>
     <w:uiPriority w:val="99"/>
     <w:pPr>
       <w:pBdr/>
@@ -37213,9 +37649,9 @@
       </w:tcPr>
     </w:tblStylePr>
   </w:style>
-  <w:style w:type="table" w:styleId="127">
+  <w:style w:type="table" w:styleId="848">
     <w:name w:val="Bordered &amp; Lined - Accent 3"/>
-    <w:basedOn w:val="665"/>
+    <w:basedOn w:val="919"/>
     <w:uiPriority w:val="99"/>
     <w:pPr>
       <w:pBdr/>
@@ -37457,9 +37893,9 @@
       </w:tcPr>
     </w:tblStylePr>
   </w:style>
-  <w:style w:type="table" w:styleId="128">
+  <w:style w:type="table" w:styleId="849">
     <w:name w:val="Bordered &amp; Lined - Accent 4"/>
-    <w:basedOn w:val="665"/>
+    <w:basedOn w:val="919"/>
     <w:uiPriority w:val="99"/>
     <w:pPr>
       <w:pBdr/>
@@ -37701,9 +38137,9 @@
       </w:tcPr>
     </w:tblStylePr>
   </w:style>
-  <w:style w:type="table" w:styleId="129">
+  <w:style w:type="table" w:styleId="850">
     <w:name w:val="Bordered &amp; Lined - Accent 5"/>
-    <w:basedOn w:val="665"/>
+    <w:basedOn w:val="919"/>
     <w:uiPriority w:val="99"/>
     <w:pPr>
       <w:pBdr/>
@@ -37945,9 +38381,9 @@
       </w:tcPr>
     </w:tblStylePr>
   </w:style>
-  <w:style w:type="table" w:styleId="130">
+  <w:style w:type="table" w:styleId="851">
     <w:name w:val="Bordered &amp; Lined - Accent 6"/>
-    <w:basedOn w:val="665"/>
+    <w:basedOn w:val="919"/>
     <w:uiPriority w:val="99"/>
     <w:pPr>
       <w:pBdr/>
@@ -38189,9 +38625,9 @@
       </w:tcPr>
     </w:tblStylePr>
   </w:style>
-  <w:style w:type="table" w:styleId="131">
+  <w:style w:type="table" w:styleId="852">
     <w:name w:val="Bordered"/>
-    <w:basedOn w:val="665"/>
+    <w:basedOn w:val="919"/>
     <w:uiPriority w:val="99"/>
     <w:pPr>
       <w:pBdr/>
@@ -38420,9 +38856,9 @@
       </w:tcPr>
     </w:tblStylePr>
   </w:style>
-  <w:style w:type="table" w:styleId="132">
+  <w:style w:type="table" w:styleId="853">
     <w:name w:val="Bordered - Accent 1"/>
-    <w:basedOn w:val="665"/>
+    <w:basedOn w:val="919"/>
     <w:uiPriority w:val="99"/>
     <w:pPr>
       <w:pBdr/>
@@ -38651,9 +39087,9 @@
       </w:tcPr>
     </w:tblStylePr>
   </w:style>
-  <w:style w:type="table" w:styleId="133">
+  <w:style w:type="table" w:styleId="854">
     <w:name w:val="Bordered - Accent 2"/>
-    <w:basedOn w:val="665"/>
+    <w:basedOn w:val="919"/>
     <w:uiPriority w:val="99"/>
     <w:pPr>
       <w:pBdr/>
@@ -38882,9 +39318,9 @@
       </w:tcPr>
     </w:tblStylePr>
   </w:style>
-  <w:style w:type="table" w:styleId="134">
+  <w:style w:type="table" w:styleId="855">
     <w:name w:val="Bordered - Accent 3"/>
-    <w:basedOn w:val="665"/>
+    <w:basedOn w:val="919"/>
     <w:uiPriority w:val="99"/>
     <w:pPr>
       <w:pBdr/>
@@ -39113,9 +39549,9 @@
       </w:tcPr>
     </w:tblStylePr>
   </w:style>
-  <w:style w:type="table" w:styleId="135">
+  <w:style w:type="table" w:styleId="856">
     <w:name w:val="Bordered - Accent 4"/>
-    <w:basedOn w:val="665"/>
+    <w:basedOn w:val="919"/>
     <w:uiPriority w:val="99"/>
     <w:pPr>
       <w:pBdr/>
@@ -39344,9 +39780,9 @@
       </w:tcPr>
     </w:tblStylePr>
   </w:style>
-  <w:style w:type="table" w:styleId="136">
+  <w:style w:type="table" w:styleId="857">
     <w:name w:val="Bordered - Accent 5"/>
-    <w:basedOn w:val="665"/>
+    <w:basedOn w:val="919"/>
     <w:uiPriority w:val="99"/>
     <w:pPr>
       <w:pBdr/>
@@ -39575,9 +40011,9 @@
       </w:tcPr>
     </w:tblStylePr>
   </w:style>
-  <w:style w:type="table" w:styleId="137">
+  <w:style w:type="table" w:styleId="858">
     <w:name w:val="Bordered - Accent 6"/>
-    <w:basedOn w:val="665"/>
+    <w:basedOn w:val="919"/>
     <w:uiPriority w:val="99"/>
     <w:pPr>
       <w:pBdr/>
@@ -39806,11 +40242,11 @@
       </w:tcPr>
     </w:tblStylePr>
   </w:style>
-  <w:style w:type="paragraph" w:styleId="139">
+  <w:style w:type="paragraph" w:styleId="859">
     <w:name w:val="Heading 1"/>
-    <w:basedOn w:val="664"/>
-    <w:next w:val="664"/>
-    <w:link w:val="150"/>
+    <w:basedOn w:val="918"/>
+    <w:next w:val="918"/>
+    <w:link w:val="869"/>
     <w:uiPriority w:val="9"/>
     <w:qFormat/>
     <w:pPr>
@@ -39828,11 +40264,11 @@
       <w:szCs w:val="40"/>
     </w:rPr>
   </w:style>
-  <w:style w:type="paragraph" w:styleId="140">
+  <w:style w:type="paragraph" w:styleId="860">
     <w:name w:val="Heading 2"/>
-    <w:basedOn w:val="664"/>
-    <w:next w:val="664"/>
-    <w:link w:val="151"/>
+    <w:basedOn w:val="918"/>
+    <w:next w:val="918"/>
+    <w:link w:val="870"/>
     <w:uiPriority w:val="9"/>
     <w:unhideWhenUsed/>
     <w:qFormat/>
@@ -39851,11 +40287,11 @@
       <w:szCs w:val="32"/>
     </w:rPr>
   </w:style>
-  <w:style w:type="paragraph" w:styleId="141">
+  <w:style w:type="paragraph" w:styleId="861">
     <w:name w:val="Heading 3"/>
-    <w:basedOn w:val="664"/>
-    <w:next w:val="664"/>
-    <w:link w:val="152"/>
+    <w:basedOn w:val="918"/>
+    <w:next w:val="918"/>
+    <w:link w:val="871"/>
     <w:uiPriority w:val="9"/>
     <w:unhideWhenUsed/>
     <w:qFormat/>
@@ -39874,11 +40310,11 @@
       <w:szCs w:val="28"/>
     </w:rPr>
   </w:style>
-  <w:style w:type="paragraph" w:styleId="142">
+  <w:style w:type="paragraph" w:styleId="862">
     <w:name w:val="Heading 4"/>
-    <w:basedOn w:val="664"/>
-    <w:next w:val="664"/>
-    <w:link w:val="153"/>
+    <w:basedOn w:val="918"/>
+    <w:next w:val="918"/>
+    <w:link w:val="872"/>
     <w:uiPriority w:val="9"/>
     <w:unhideWhenUsed/>
     <w:qFormat/>
@@ -39897,11 +40333,11 @@
       <w:color w:val="0f4761" w:themeColor="accent1" w:themeShade="BF"/>
     </w:rPr>
   </w:style>
-  <w:style w:type="paragraph" w:styleId="143">
+  <w:style w:type="paragraph" w:styleId="863">
     <w:name w:val="Heading 5"/>
-    <w:basedOn w:val="664"/>
-    <w:next w:val="664"/>
-    <w:link w:val="154"/>
+    <w:basedOn w:val="918"/>
+    <w:next w:val="918"/>
+    <w:link w:val="873"/>
     <w:uiPriority w:val="9"/>
     <w:unhideWhenUsed/>
     <w:qFormat/>
@@ -39918,11 +40354,11 @@
       <w:color w:val="0f4761" w:themeColor="accent1" w:themeShade="BF"/>
     </w:rPr>
   </w:style>
-  <w:style w:type="paragraph" w:styleId="144">
+  <w:style w:type="paragraph" w:styleId="864">
     <w:name w:val="Heading 6"/>
-    <w:basedOn w:val="664"/>
-    <w:next w:val="664"/>
-    <w:link w:val="155"/>
+    <w:basedOn w:val="918"/>
+    <w:next w:val="918"/>
+    <w:link w:val="874"/>
     <w:uiPriority w:val="9"/>
     <w:unhideWhenUsed/>
     <w:qFormat/>
@@ -39941,11 +40377,11 @@
       <w:color w:val="595959" w:themeColor="text1" w:themeTint="A6"/>
     </w:rPr>
   </w:style>
-  <w:style w:type="paragraph" w:styleId="145">
+  <w:style w:type="paragraph" w:styleId="865">
     <w:name w:val="Heading 7"/>
-    <w:basedOn w:val="664"/>
-    <w:next w:val="664"/>
-    <w:link w:val="156"/>
+    <w:basedOn w:val="918"/>
+    <w:next w:val="918"/>
+    <w:link w:val="875"/>
     <w:uiPriority w:val="9"/>
     <w:unhideWhenUsed/>
     <w:qFormat/>
@@ -39962,11 +40398,11 @@
       <w:color w:val="595959" w:themeColor="text1" w:themeTint="A6"/>
     </w:rPr>
   </w:style>
-  <w:style w:type="paragraph" w:styleId="146">
+  <w:style w:type="paragraph" w:styleId="866">
     <w:name w:val="Heading 8"/>
-    <w:basedOn w:val="664"/>
-    <w:next w:val="664"/>
-    <w:link w:val="157"/>
+    <w:basedOn w:val="918"/>
+    <w:next w:val="918"/>
+    <w:link w:val="876"/>
     <w:uiPriority w:val="9"/>
     <w:unhideWhenUsed/>
     <w:qFormat/>
@@ -39985,11 +40421,11 @@
       <w:color w:val="272727" w:themeColor="text1" w:themeTint="D8"/>
     </w:rPr>
   </w:style>
-  <w:style w:type="paragraph" w:styleId="147">
+  <w:style w:type="paragraph" w:styleId="867">
     <w:name w:val="Heading 9"/>
-    <w:basedOn w:val="664"/>
-    <w:next w:val="664"/>
-    <w:link w:val="158"/>
+    <w:basedOn w:val="918"/>
+    <w:next w:val="918"/>
+    <w:link w:val="877"/>
     <w:uiPriority w:val="9"/>
     <w:unhideWhenUsed/>
     <w:qFormat/>
@@ -40008,7 +40444,7 @@
       <w:color w:val="272727" w:themeColor="text1" w:themeTint="D8"/>
     </w:rPr>
   </w:style>
-  <w:style w:type="character" w:styleId="148" w:default="1">
+  <w:style w:type="character" w:styleId="868" w:default="1">
     <w:name w:val="Default Paragraph Font"/>
     <w:uiPriority w:val="1"/>
     <w:semiHidden/>
@@ -40019,10 +40455,10 @@
       <w:ind/>
     </w:pPr>
   </w:style>
-  <w:style w:type="character" w:styleId="150">
+  <w:style w:type="character" w:styleId="869">
     <w:name w:val="Heading 1 Char"/>
-    <w:basedOn w:val="148"/>
-    <w:link w:val="139"/>
+    <w:basedOn w:val="868"/>
+    <w:link w:val="859"/>
     <w:uiPriority w:val="9"/>
     <w:pPr>
       <w:pBdr/>
@@ -40036,10 +40472,10 @@
       <w:szCs w:val="40"/>
     </w:rPr>
   </w:style>
-  <w:style w:type="character" w:styleId="151">
+  <w:style w:type="character" w:styleId="870">
     <w:name w:val="Heading 2 Char"/>
-    <w:basedOn w:val="148"/>
-    <w:link w:val="140"/>
+    <w:basedOn w:val="868"/>
+    <w:link w:val="860"/>
     <w:uiPriority w:val="9"/>
     <w:pPr>
       <w:pBdr/>
@@ -40053,10 +40489,10 @@
       <w:szCs w:val="32"/>
     </w:rPr>
   </w:style>
-  <w:style w:type="character" w:styleId="152">
+  <w:style w:type="character" w:styleId="871">
     <w:name w:val="Heading 3 Char"/>
-    <w:basedOn w:val="148"/>
-    <w:link w:val="141"/>
+    <w:basedOn w:val="868"/>
+    <w:link w:val="861"/>
     <w:uiPriority w:val="9"/>
     <w:pPr>
       <w:pBdr/>
@@ -40070,10 +40506,10 @@
       <w:szCs w:val="28"/>
     </w:rPr>
   </w:style>
-  <w:style w:type="character" w:styleId="153">
+  <w:style w:type="character" w:styleId="872">
     <w:name w:val="Heading 4 Char"/>
-    <w:basedOn w:val="148"/>
-    <w:link w:val="142"/>
+    <w:basedOn w:val="868"/>
+    <w:link w:val="862"/>
     <w:uiPriority w:val="9"/>
     <w:pPr>
       <w:pBdr/>
@@ -40087,10 +40523,10 @@
       <w:color w:val="0f4761" w:themeColor="accent1" w:themeShade="BF"/>
     </w:rPr>
   </w:style>
-  <w:style w:type="character" w:styleId="154">
+  <w:style w:type="character" w:styleId="873">
     <w:name w:val="Heading 5 Char"/>
-    <w:basedOn w:val="148"/>
-    <w:link w:val="143"/>
+    <w:basedOn w:val="868"/>
+    <w:link w:val="863"/>
     <w:uiPriority w:val="9"/>
     <w:pPr>
       <w:pBdr/>
@@ -40102,10 +40538,10 @@
       <w:color w:val="0f4761" w:themeColor="accent1" w:themeShade="BF"/>
     </w:rPr>
   </w:style>
-  <w:style w:type="character" w:styleId="155">
+  <w:style w:type="character" w:styleId="874">
     <w:name w:val="Heading 6 Char"/>
-    <w:basedOn w:val="148"/>
-    <w:link w:val="144"/>
+    <w:basedOn w:val="868"/>
+    <w:link w:val="864"/>
     <w:uiPriority w:val="9"/>
     <w:pPr>
       <w:pBdr/>
@@ -40119,10 +40555,10 @@
       <w:color w:val="595959" w:themeColor="text1" w:themeTint="A6"/>
     </w:rPr>
   </w:style>
-  <w:style w:type="character" w:styleId="156">
+  <w:style w:type="character" w:styleId="875">
     <w:name w:val="Heading 7 Char"/>
-    <w:basedOn w:val="148"/>
-    <w:link w:val="145"/>
+    <w:basedOn w:val="868"/>
+    <w:link w:val="865"/>
     <w:uiPriority w:val="9"/>
     <w:pPr>
       <w:pBdr/>
@@ -40134,10 +40570,10 @@
       <w:color w:val="595959" w:themeColor="text1" w:themeTint="A6"/>
     </w:rPr>
   </w:style>
-  <w:style w:type="character" w:styleId="157">
+  <w:style w:type="character" w:styleId="876">
     <w:name w:val="Heading 8 Char"/>
-    <w:basedOn w:val="148"/>
-    <w:link w:val="146"/>
+    <w:basedOn w:val="868"/>
+    <w:link w:val="866"/>
     <w:uiPriority w:val="9"/>
     <w:pPr>
       <w:pBdr/>
@@ -40151,10 +40587,10 @@
       <w:color w:val="272727" w:themeColor="text1" w:themeTint="D8"/>
     </w:rPr>
   </w:style>
-  <w:style w:type="character" w:styleId="158">
+  <w:style w:type="character" w:styleId="877">
     <w:name w:val="Heading 9 Char"/>
-    <w:basedOn w:val="148"/>
-    <w:link w:val="147"/>
+    <w:basedOn w:val="868"/>
+    <w:link w:val="867"/>
     <w:uiPriority w:val="9"/>
     <w:pPr>
       <w:pBdr/>
@@ -40168,11 +40604,11 @@
       <w:color w:val="272727" w:themeColor="text1" w:themeTint="D8"/>
     </w:rPr>
   </w:style>
-  <w:style w:type="paragraph" w:styleId="159">
+  <w:style w:type="paragraph" w:styleId="878">
     <w:name w:val="Title"/>
-    <w:basedOn w:val="664"/>
-    <w:next w:val="664"/>
-    <w:link w:val="160"/>
+    <w:basedOn w:val="918"/>
+    <w:next w:val="918"/>
+    <w:link w:val="879"/>
     <w:uiPriority w:val="10"/>
     <w:qFormat/>
     <w:pPr>
@@ -40188,10 +40624,10 @@
       <w:szCs w:val="56"/>
     </w:rPr>
   </w:style>
-  <w:style w:type="character" w:styleId="160">
+  <w:style w:type="character" w:styleId="879">
     <w:name w:val="Title Char"/>
-    <w:basedOn w:val="148"/>
-    <w:link w:val="159"/>
+    <w:basedOn w:val="868"/>
+    <w:link w:val="878"/>
     <w:uiPriority w:val="10"/>
     <w:pPr>
       <w:pBdr/>
@@ -40205,11 +40641,11 @@
       <w:szCs w:val="56"/>
     </w:rPr>
   </w:style>
-  <w:style w:type="paragraph" w:styleId="161">
+  <w:style w:type="paragraph" w:styleId="880">
     <w:name w:val="Subtitle"/>
-    <w:basedOn w:val="664"/>
-    <w:next w:val="664"/>
-    <w:link w:val="162"/>
+    <w:basedOn w:val="918"/>
+    <w:next w:val="918"/>
+    <w:link w:val="881"/>
     <w:uiPriority w:val="11"/>
     <w:qFormat/>
     <w:pPr>
@@ -40227,10 +40663,10 @@
       <w:szCs w:val="28"/>
     </w:rPr>
   </w:style>
-  <w:style w:type="character" w:styleId="162">
+  <w:style w:type="character" w:styleId="881">
     <w:name w:val="Subtitle Char"/>
-    <w:basedOn w:val="148"/>
-    <w:link w:val="161"/>
+    <w:basedOn w:val="868"/>
+    <w:link w:val="880"/>
     <w:uiPriority w:val="11"/>
     <w:pPr>
       <w:pBdr/>
@@ -40244,11 +40680,11 @@
       <w:szCs w:val="28"/>
     </w:rPr>
   </w:style>
-  <w:style w:type="paragraph" w:styleId="163">
+  <w:style w:type="paragraph" w:styleId="882">
     <w:name w:val="Quote"/>
-    <w:basedOn w:val="664"/>
-    <w:next w:val="664"/>
-    <w:link w:val="164"/>
+    <w:basedOn w:val="918"/>
+    <w:next w:val="918"/>
+    <w:link w:val="883"/>
     <w:uiPriority w:val="29"/>
     <w:qFormat/>
     <w:pPr>
@@ -40263,10 +40699,10 @@
       <w:color w:val="404040" w:themeColor="text1" w:themeTint="BF"/>
     </w:rPr>
   </w:style>
-  <w:style w:type="character" w:styleId="164">
+  <w:style w:type="character" w:styleId="883">
     <w:name w:val="Quote Char"/>
-    <w:basedOn w:val="148"/>
-    <w:link w:val="163"/>
+    <w:basedOn w:val="868"/>
+    <w:link w:val="882"/>
     <w:uiPriority w:val="29"/>
     <w:pPr>
       <w:pBdr/>
@@ -40279,9 +40715,9 @@
       <w:color w:val="404040" w:themeColor="text1" w:themeTint="BF"/>
     </w:rPr>
   </w:style>
-  <w:style w:type="character" w:styleId="166">
+  <w:style w:type="character" w:styleId="884">
     <w:name w:val="Intense Emphasis"/>
-    <w:basedOn w:val="148"/>
+    <w:basedOn w:val="868"/>
     <w:uiPriority w:val="21"/>
     <w:qFormat/>
     <w:pPr>
@@ -40295,11 +40731,11 @@
       <w:color w:val="0f4761" w:themeColor="accent1" w:themeShade="BF"/>
     </w:rPr>
   </w:style>
-  <w:style w:type="paragraph" w:styleId="167">
+  <w:style w:type="paragraph" w:styleId="885">
     <w:name w:val="Intense Quote"/>
-    <w:basedOn w:val="664"/>
-    <w:next w:val="664"/>
-    <w:link w:val="168"/>
+    <w:basedOn w:val="918"/>
+    <w:next w:val="918"/>
+    <w:link w:val="886"/>
     <w:uiPriority w:val="30"/>
     <w:qFormat/>
     <w:pPr>
@@ -40317,10 +40753,10 @@
       <w:color w:val="0f4761" w:themeColor="accent1" w:themeShade="BF"/>
     </w:rPr>
   </w:style>
-  <w:style w:type="character" w:styleId="168">
+  <w:style w:type="character" w:styleId="886">
     <w:name w:val="Intense Quote Char"/>
-    <w:basedOn w:val="148"/>
-    <w:link w:val="167"/>
+    <w:basedOn w:val="868"/>
+    <w:link w:val="885"/>
     <w:uiPriority w:val="30"/>
     <w:pPr>
       <w:pBdr/>
@@ -40333,9 +40769,9 @@
       <w:color w:val="0f4761" w:themeColor="accent1" w:themeShade="BF"/>
     </w:rPr>
   </w:style>
-  <w:style w:type="character" w:styleId="169">
+  <w:style w:type="character" w:styleId="887">
     <w:name w:val="Intense Reference"/>
-    <w:basedOn w:val="148"/>
+    <w:basedOn w:val="868"/>
     <w:uiPriority w:val="32"/>
     <w:qFormat/>
     <w:pPr>
@@ -40351,9 +40787,9 @@
       <w:spacing w:val="5"/>
     </w:rPr>
   </w:style>
-  <w:style w:type="character" w:styleId="171">
+  <w:style w:type="character" w:styleId="888">
     <w:name w:val="Subtle Emphasis"/>
-    <w:basedOn w:val="148"/>
+    <w:basedOn w:val="868"/>
     <w:uiPriority w:val="19"/>
     <w:qFormat/>
     <w:pPr>
@@ -40367,9 +40803,9 @@
       <w:color w:val="404040" w:themeColor="text1" w:themeTint="BF"/>
     </w:rPr>
   </w:style>
-  <w:style w:type="character" w:styleId="172">
+  <w:style w:type="character" w:styleId="889">
     <w:name w:val="Emphasis"/>
-    <w:basedOn w:val="148"/>
+    <w:basedOn w:val="868"/>
     <w:uiPriority w:val="20"/>
     <w:qFormat/>
     <w:pPr>
@@ -40382,9 +40818,9 @@
       <w:iCs/>
     </w:rPr>
   </w:style>
-  <w:style w:type="character" w:styleId="173">
+  <w:style w:type="character" w:styleId="890">
     <w:name w:val="Strong"/>
-    <w:basedOn w:val="148"/>
+    <w:basedOn w:val="868"/>
     <w:uiPriority w:val="22"/>
     <w:qFormat/>
     <w:pPr>
@@ -40397,9 +40833,9 @@
       <w:bCs/>
     </w:rPr>
   </w:style>
-  <w:style w:type="character" w:styleId="174">
+  <w:style w:type="character" w:styleId="891">
     <w:name w:val="Subtle Reference"/>
-    <w:basedOn w:val="148"/>
+    <w:basedOn w:val="868"/>
     <w:uiPriority w:val="31"/>
     <w:qFormat/>
     <w:pPr>
@@ -40412,9 +40848,9 @@
       <w:color w:val="5a5a5a" w:themeColor="text1" w:themeTint="A5"/>
     </w:rPr>
   </w:style>
-  <w:style w:type="character" w:styleId="175">
+  <w:style w:type="character" w:styleId="892">
     <w:name w:val="Book Title"/>
-    <w:basedOn w:val="148"/>
+    <w:basedOn w:val="868"/>
     <w:uiPriority w:val="33"/>
     <w:qFormat/>
     <w:pPr>
@@ -40430,10 +40866,10 @@
       <w:spacing w:val="5"/>
     </w:rPr>
   </w:style>
-  <w:style w:type="paragraph" w:styleId="176">
+  <w:style w:type="paragraph" w:styleId="893">
     <w:name w:val="Header"/>
-    <w:basedOn w:val="664"/>
-    <w:link w:val="177"/>
+    <w:basedOn w:val="918"/>
+    <w:link w:val="894"/>
     <w:uiPriority w:val="99"/>
     <w:unhideWhenUsed/>
     <w:pPr>
@@ -40446,10 +40882,10 @@
       <w:ind/>
     </w:pPr>
   </w:style>
-  <w:style w:type="character" w:styleId="177">
+  <w:style w:type="character" w:styleId="894">
     <w:name w:val="Header Char"/>
-    <w:basedOn w:val="148"/>
-    <w:link w:val="176"/>
+    <w:basedOn w:val="868"/>
+    <w:link w:val="893"/>
     <w:uiPriority w:val="99"/>
     <w:pPr>
       <w:pBdr/>
@@ -40457,10 +40893,10 @@
       <w:ind/>
     </w:pPr>
   </w:style>
-  <w:style w:type="paragraph" w:styleId="178">
+  <w:style w:type="paragraph" w:styleId="895">
     <w:name w:val="Footer"/>
-    <w:basedOn w:val="664"/>
-    <w:link w:val="179"/>
+    <w:basedOn w:val="918"/>
+    <w:link w:val="896"/>
     <w:uiPriority w:val="99"/>
     <w:unhideWhenUsed/>
     <w:pPr>
@@ -40473,10 +40909,10 @@
       <w:ind/>
     </w:pPr>
   </w:style>
-  <w:style w:type="character" w:styleId="179">
+  <w:style w:type="character" w:styleId="896">
     <w:name w:val="Footer Char"/>
-    <w:basedOn w:val="148"/>
-    <w:link w:val="178"/>
+    <w:basedOn w:val="868"/>
+    <w:link w:val="895"/>
     <w:uiPriority w:val="99"/>
     <w:pPr>
       <w:pBdr/>
@@ -40484,10 +40920,10 @@
       <w:ind/>
     </w:pPr>
   </w:style>
-  <w:style w:type="paragraph" w:styleId="180">
+  <w:style w:type="paragraph" w:styleId="897">
     <w:name w:val="Caption"/>
-    <w:basedOn w:val="664"/>
-    <w:next w:val="664"/>
+    <w:basedOn w:val="918"/>
+    <w:next w:val="918"/>
     <w:uiPriority w:val="35"/>
     <w:unhideWhenUsed/>
     <w:qFormat/>
@@ -40504,10 +40940,10 @@
       <w:szCs w:val="18"/>
     </w:rPr>
   </w:style>
-  <w:style w:type="paragraph" w:styleId="181">
+  <w:style w:type="paragraph" w:styleId="898">
     <w:name w:val="footnote text"/>
-    <w:basedOn w:val="664"/>
-    <w:link w:val="182"/>
+    <w:basedOn w:val="918"/>
+    <w:link w:val="899"/>
     <w:uiPriority w:val="99"/>
     <w:semiHidden/>
     <w:unhideWhenUsed/>
@@ -40521,10 +40957,10 @@
       <w:szCs w:val="20"/>
     </w:rPr>
   </w:style>
-  <w:style w:type="character" w:styleId="182">
+  <w:style w:type="character" w:styleId="899">
     <w:name w:val="Footnote Text Char"/>
-    <w:basedOn w:val="148"/>
-    <w:link w:val="181"/>
+    <w:basedOn w:val="868"/>
+    <w:link w:val="898"/>
     <w:uiPriority w:val="99"/>
     <w:semiHidden/>
     <w:pPr>
@@ -40537,9 +40973,9 @@
       <w:szCs w:val="20"/>
     </w:rPr>
   </w:style>
-  <w:style w:type="character" w:styleId="183">
+  <w:style w:type="character" w:styleId="900">
     <w:name w:val="footnote reference"/>
-    <w:basedOn w:val="148"/>
+    <w:basedOn w:val="868"/>
     <w:uiPriority w:val="99"/>
     <w:semiHidden/>
     <w:unhideWhenUsed/>
@@ -40552,10 +40988,10 @@
       <w:vertAlign w:val="superscript"/>
     </w:rPr>
   </w:style>
-  <w:style w:type="paragraph" w:styleId="184">
+  <w:style w:type="paragraph" w:styleId="901">
     <w:name w:val="endnote text"/>
-    <w:basedOn w:val="664"/>
-    <w:link w:val="185"/>
+    <w:basedOn w:val="918"/>
+    <w:link w:val="902"/>
     <w:uiPriority w:val="99"/>
     <w:semiHidden/>
     <w:unhideWhenUsed/>
@@ -40569,10 +41005,10 @@
       <w:szCs w:val="20"/>
     </w:rPr>
   </w:style>
-  <w:style w:type="character" w:styleId="185">
+  <w:style w:type="character" w:styleId="902">
     <w:name w:val="Endnote Text Char"/>
-    <w:basedOn w:val="148"/>
-    <w:link w:val="184"/>
+    <w:basedOn w:val="868"/>
+    <w:link w:val="901"/>
     <w:uiPriority w:val="99"/>
     <w:semiHidden/>
     <w:pPr>
@@ -40585,9 +41021,9 @@
       <w:szCs w:val="20"/>
     </w:rPr>
   </w:style>
-  <w:style w:type="character" w:styleId="186">
+  <w:style w:type="character" w:styleId="903">
     <w:name w:val="endnote reference"/>
-    <w:basedOn w:val="148"/>
+    <w:basedOn w:val="868"/>
     <w:uiPriority w:val="99"/>
     <w:semiHidden/>
     <w:unhideWhenUsed/>
@@ -40600,9 +41036,9 @@
       <w:vertAlign w:val="superscript"/>
     </w:rPr>
   </w:style>
-  <w:style w:type="character" w:styleId="187">
+  <w:style w:type="character" w:styleId="904">
     <w:name w:val="Hyperlink"/>
-    <w:basedOn w:val="148"/>
+    <w:basedOn w:val="868"/>
     <w:uiPriority w:val="99"/>
     <w:unhideWhenUsed/>
     <w:pPr>
@@ -40615,9 +41051,9 @@
       <w:u w:val="single"/>
     </w:rPr>
   </w:style>
-  <w:style w:type="character" w:styleId="188">
+  <w:style w:type="character" w:styleId="905">
     <w:name w:val="FollowedHyperlink"/>
-    <w:basedOn w:val="148"/>
+    <w:basedOn w:val="868"/>
     <w:uiPriority w:val="99"/>
     <w:semiHidden/>
     <w:unhideWhenUsed/>
@@ -40631,10 +41067,10 @@
       <w:u w:val="single"/>
     </w:rPr>
   </w:style>
-  <w:style w:type="paragraph" w:styleId="189">
+  <w:style w:type="paragraph" w:styleId="906">
     <w:name w:val="toc 1"/>
-    <w:basedOn w:val="664"/>
-    <w:next w:val="664"/>
+    <w:basedOn w:val="918"/>
+    <w:next w:val="918"/>
     <w:uiPriority w:val="39"/>
     <w:unhideWhenUsed/>
     <w:pPr>
@@ -40643,10 +41079,10 @@
       <w:ind/>
     </w:pPr>
   </w:style>
-  <w:style w:type="paragraph" w:styleId="190">
+  <w:style w:type="paragraph" w:styleId="907">
     <w:name w:val="toc 2"/>
-    <w:basedOn w:val="664"/>
-    <w:next w:val="664"/>
+    <w:basedOn w:val="918"/>
+    <w:next w:val="918"/>
     <w:uiPriority w:val="39"/>
     <w:unhideWhenUsed/>
     <w:pPr>
@@ -40655,10 +41091,10 @@
       <w:ind w:left="220"/>
     </w:pPr>
   </w:style>
-  <w:style w:type="paragraph" w:styleId="191">
+  <w:style w:type="paragraph" w:styleId="908">
     <w:name w:val="toc 3"/>
-    <w:basedOn w:val="664"/>
-    <w:next w:val="664"/>
+    <w:basedOn w:val="918"/>
+    <w:next w:val="918"/>
     <w:uiPriority w:val="39"/>
     <w:unhideWhenUsed/>
     <w:pPr>
@@ -40667,10 +41103,10 @@
       <w:ind w:left="440"/>
     </w:pPr>
   </w:style>
-  <w:style w:type="paragraph" w:styleId="192">
+  <w:style w:type="paragraph" w:styleId="909">
     <w:name w:val="toc 4"/>
-    <w:basedOn w:val="664"/>
-    <w:next w:val="664"/>
+    <w:basedOn w:val="918"/>
+    <w:next w:val="918"/>
     <w:uiPriority w:val="39"/>
     <w:unhideWhenUsed/>
     <w:pPr>
@@ -40679,10 +41115,10 @@
       <w:ind w:left="660"/>
     </w:pPr>
   </w:style>
-  <w:style w:type="paragraph" w:styleId="193">
+  <w:style w:type="paragraph" w:styleId="910">
     <w:name w:val="toc 5"/>
-    <w:basedOn w:val="664"/>
-    <w:next w:val="664"/>
+    <w:basedOn w:val="918"/>
+    <w:next w:val="918"/>
     <w:uiPriority w:val="39"/>
     <w:unhideWhenUsed/>
     <w:pPr>
@@ -40691,10 +41127,10 @@
       <w:ind w:left="880"/>
     </w:pPr>
   </w:style>
-  <w:style w:type="paragraph" w:styleId="194">
+  <w:style w:type="paragraph" w:styleId="911">
     <w:name w:val="toc 6"/>
-    <w:basedOn w:val="664"/>
-    <w:next w:val="664"/>
+    <w:basedOn w:val="918"/>
+    <w:next w:val="918"/>
     <w:uiPriority w:val="39"/>
     <w:unhideWhenUsed/>
     <w:pPr>
@@ -40703,10 +41139,10 @@
       <w:ind w:left="1100"/>
     </w:pPr>
   </w:style>
-  <w:style w:type="paragraph" w:styleId="195">
+  <w:style w:type="paragraph" w:styleId="912">
     <w:name w:val="toc 7"/>
-    <w:basedOn w:val="664"/>
-    <w:next w:val="664"/>
+    <w:basedOn w:val="918"/>
+    <w:next w:val="918"/>
     <w:uiPriority w:val="39"/>
     <w:unhideWhenUsed/>
     <w:pPr>
@@ -40715,10 +41151,10 @@
       <w:ind w:left="1320"/>
     </w:pPr>
   </w:style>
-  <w:style w:type="paragraph" w:styleId="196">
+  <w:style w:type="paragraph" w:styleId="913">
     <w:name w:val="toc 8"/>
-    <w:basedOn w:val="664"/>
-    <w:next w:val="664"/>
+    <w:basedOn w:val="918"/>
+    <w:next w:val="918"/>
     <w:uiPriority w:val="39"/>
     <w:unhideWhenUsed/>
     <w:pPr>
@@ -40727,10 +41163,10 @@
       <w:ind w:left="1540"/>
     </w:pPr>
   </w:style>
-  <w:style w:type="paragraph" w:styleId="197">
+  <w:style w:type="paragraph" w:styleId="914">
     <w:name w:val="toc 9"/>
-    <w:basedOn w:val="664"/>
-    <w:next w:val="664"/>
+    <w:basedOn w:val="918"/>
+    <w:next w:val="918"/>
     <w:uiPriority w:val="39"/>
     <w:unhideWhenUsed/>
     <w:pPr>
@@ -40739,9 +41175,9 @@
       <w:ind w:left="1760"/>
     </w:pPr>
   </w:style>
-  <w:style w:type="character" w:styleId="198">
+  <w:style w:type="character" w:styleId="915">
     <w:name w:val="Placeholder Text"/>
-    <w:basedOn w:val="148"/>
+    <w:basedOn w:val="868"/>
     <w:uiPriority w:val="99"/>
     <w:semiHidden/>
     <w:pPr>
@@ -40753,7 +41189,7 @@
       <w:color w:val="666666"/>
     </w:rPr>
   </w:style>
-  <w:style w:type="paragraph" w:styleId="208">
+  <w:style w:type="paragraph" w:styleId="916">
     <w:name w:val="TOC Heading"/>
     <w:uiPriority w:val="39"/>
     <w:unhideWhenUsed/>
@@ -40763,10 +41199,10 @@
       <w:ind/>
     </w:pPr>
   </w:style>
-  <w:style w:type="paragraph" w:styleId="209">
+  <w:style w:type="paragraph" w:styleId="917">
     <w:name w:val="table of figures"/>
-    <w:basedOn w:val="664"/>
-    <w:next w:val="664"/>
+    <w:basedOn w:val="918"/>
+    <w:next w:val="918"/>
     <w:uiPriority w:val="99"/>
     <w:unhideWhenUsed/>
     <w:pPr>
@@ -40775,7 +41211,7 @@
       <w:ind/>
     </w:pPr>
   </w:style>
-  <w:style w:type="paragraph" w:styleId="664" w:default="1">
+  <w:style w:type="paragraph" w:styleId="918" w:default="1">
     <w:name w:val="Normal"/>
     <w:qFormat/>
     <w:pPr>
@@ -40784,7 +41220,7 @@
       <w:ind/>
     </w:pPr>
   </w:style>
-  <w:style w:type="table" w:styleId="665" w:default="1">
+  <w:style w:type="table" w:styleId="919" w:default="1">
     <w:name w:val="Normal Table"/>
     <w:uiPriority w:val="99"/>
     <w:semiHidden/>
@@ -40977,7 +41413,7 @@
       </w:tcPr>
     </w:tblStylePr>
   </w:style>
-  <w:style w:type="numbering" w:styleId="666" w:default="1">
+  <w:style w:type="numbering" w:styleId="920" w:default="1">
     <w:name w:val="No List"/>
     <w:uiPriority w:val="99"/>
     <w:semiHidden/>
@@ -40988,9 +41424,9 @@
       <w:ind/>
     </w:pPr>
   </w:style>
-  <w:style w:type="paragraph" w:styleId="667">
+  <w:style w:type="paragraph" w:styleId="921">
     <w:name w:val="No Spacing"/>
-    <w:basedOn w:val="664"/>
+    <w:basedOn w:val="918"/>
     <w:uiPriority w:val="1"/>
     <w:qFormat/>
     <w:pPr>
@@ -40999,9 +41435,9 @@
       <w:ind/>
     </w:pPr>
   </w:style>
-  <w:style w:type="paragraph" w:styleId="668">
+  <w:style w:type="paragraph" w:styleId="922">
     <w:name w:val="List Paragraph"/>
-    <w:basedOn w:val="664"/>
+    <w:basedOn w:val="918"/>
     <w:uiPriority w:val="34"/>
     <w:qFormat/>
     <w:pPr>
